--- a/products-storage/02-dopraboty-bez-poter/11-dopsoglashenie-obem-i-cena.docx
+++ b/products-storage/02-dopraboty-bez-poter/11-dopsoglashenie-obem-i-cena.docx
@@ -14,12 +14,7 @@
     <w:p/>
     <w:p>
       <w:r>
-        <w:t>Заполните поля в квадратных скобках и удалите подсказки перед отправкой.</w:t>
-      </w:r>
-    </w:p>
-    <w:p>
-      <w:r>
-        <w:t>Форма — содержательная часть допсоглашения: преамбулу со сторонами, номер и дату договора подряда и подписные блоки добавьте по вашему договору.</w:t>
+        <w:t>Укажите стороны, номер и дату договора, реквизиты и подписантов согласно договору.</w:t>
       </w:r>
     </w:p>
     <w:p>
@@ -80,164 +75,10 @@
         <w:t>Остальные условия договора не изменяются. Соглашение вступает в силу с момента подписания сторонами.</w:t>
       </w:r>
     </w:p>
-    <w:p>
-      <w:pPr>
-        <w:pStyle w:val="Heading1"/>
-      </w:pPr>
-      <w:r>
-        <w:t>Контроль перед использованием</w:t>
-      </w:r>
-    </w:p>
-    <w:tbl>
-      <w:tblPr>
-        <w:tblStyle w:val="TableGrid"/>
-        <w:tblW w:type="auto" w:w="0"/>
-        <w:tblLook w:firstColumn="1" w:firstRow="1" w:lastColumn="0" w:lastRow="0" w:noHBand="0" w:noVBand="1" w:val="04A0"/>
-      </w:tblPr>
-      <w:tblGrid>
-        <w:gridCol w:w="4320"/>
-        <w:gridCol w:w="4320"/>
-      </w:tblGrid>
-      <w:tr>
-        <w:tc>
-          <w:tcPr>
-            <w:tcW w:type="dxa" w:w="4320"/>
-          </w:tcPr>
-          <w:p>
-            <w:r>
-              <w:t>Статус</w:t>
-            </w:r>
-          </w:p>
-        </w:tc>
-        <w:tc>
-          <w:tcPr>
-            <w:tcW w:type="dxa" w:w="4320"/>
-          </w:tcPr>
-          <w:p>
-            <w:r>
-              <w:t>Проверка</w:t>
-            </w:r>
-          </w:p>
-        </w:tc>
-      </w:tr>
-      <w:tr>
-        <w:tc>
-          <w:tcPr>
-            <w:tcW w:type="dxa" w:w="4320"/>
-          </w:tcPr>
-          <w:p>
-            <w:r>
-              <w:t>☐</w:t>
-            </w:r>
-          </w:p>
-        </w:tc>
-        <w:tc>
-          <w:tcPr>
-            <w:tcW w:type="dxa" w:w="4320"/>
-          </w:tcPr>
-          <w:p>
-            <w:r>
-              <w:t>Сверено с договором и приложениями</w:t>
-            </w:r>
-          </w:p>
-        </w:tc>
-      </w:tr>
-      <w:tr>
-        <w:tc>
-          <w:tcPr>
-            <w:tcW w:type="dxa" w:w="4320"/>
-          </w:tcPr>
-          <w:p>
-            <w:r>
-              <w:t>☐</w:t>
-            </w:r>
-          </w:p>
-        </w:tc>
-        <w:tc>
-          <w:tcPr>
-            <w:tcW w:type="dxa" w:w="4320"/>
-          </w:tcPr>
-          <w:p>
-            <w:r>
-              <w:t>Проверены полномочия подписанта и адресат</w:t>
-            </w:r>
-          </w:p>
-        </w:tc>
-      </w:tr>
-      <w:tr>
-        <w:tc>
-          <w:tcPr>
-            <w:tcW w:type="dxa" w:w="4320"/>
-          </w:tcPr>
-          <w:p>
-            <w:r>
-              <w:t>☐</w:t>
-            </w:r>
-          </w:p>
-        </w:tc>
-        <w:tc>
-          <w:tcPr>
-            <w:tcW w:type="dxa" w:w="4320"/>
-          </w:tcPr>
-          <w:p>
-            <w:r>
-              <w:t>Приложения названы и приложены</w:t>
-            </w:r>
-          </w:p>
-        </w:tc>
-      </w:tr>
-      <w:tr>
-        <w:tc>
-          <w:tcPr>
-            <w:tcW w:type="dxa" w:w="4320"/>
-          </w:tcPr>
-          <w:p>
-            <w:r>
-              <w:t>☐</w:t>
-            </w:r>
-          </w:p>
-        </w:tc>
-        <w:tc>
-          <w:tcPr>
-            <w:tcW w:type="dxa" w:w="4320"/>
-          </w:tcPr>
-          <w:p>
-            <w:r>
-              <w:t>Зафиксирован доказуемый канал отправки</w:t>
-            </w:r>
-          </w:p>
-        </w:tc>
-      </w:tr>
-      <w:tr>
-        <w:tc>
-          <w:tcPr>
-            <w:tcW w:type="dxa" w:w="4320"/>
-          </w:tcPr>
-          <w:p>
-            <w:r>
-              <w:t>☐</w:t>
-            </w:r>
-          </w:p>
-        </w:tc>
-        <w:tc>
-          <w:tcPr>
-            <w:tcW w:type="dxa" w:w="4320"/>
-          </w:tcPr>
-          <w:p>
-            <w:r>
-              <w:t>Юридически значимые формулировки проверены специалистом</w:t>
-            </w:r>
-          </w:p>
-        </w:tc>
-      </w:tr>
-    </w:tbl>
     <w:p/>
-    <w:p>
-      <w:r>
-        <w:t>Важно: шаблон не заменяет анализ договора, проектной документации и обстоятельств конкретного объекта.</w:t>
-      </w:r>
-    </w:p>
     <w:sectPr>
+      <w:headerReference w:type="default" r:id="rId9"/>
+      <w:footerReference w:type="default" r:id="rId10"/>
       <w:pgSz w:w="12240" w:h="15840"/>
       <w:pgMar w:top="1440" w:right="1800" w:bottom="1440" w:left="1800" w:header="720" w:footer="720" w:gutter="0"/>
       <w:cols w:space="720"/>
@@ -245,6 +86,26 @@
     </w:sectPr>
   </w:body>
 </w:document>
+</file>
+
+<file path=word/footer1.xml><?xml version="1.0" encoding="utf-8"?>
+<w:ftr xmlns:m="http://schemas.openxmlformats.org/officeDocument/2006/math" xmlns:mc="http://schemas.openxmlformats.org/markup-compatibility/2006" xmlns:mo="http://schemas.microsoft.com/office/mac/office/2008/main" xmlns:mv="urn:schemas-microsoft-com:mac:vml" xmlns:o="urn:schemas-microsoft-com:office:office" xmlns:r="http://schemas.openxmlformats.org/officeDocument/2006/relationships" xmlns:v="urn:schemas-microsoft-com:vml" xmlns:w10="urn:schemas-microsoft-com:office:word" xmlns:w14="http://schemas.microsoft.com/office/word/2010/wordml" xmlns:w="http://schemas.openxmlformats.org/wordprocessingml/2006/main" xmlns:wne="http://schemas.microsoft.com/office/word/2006/wordml" xmlns:wp14="http://schemas.microsoft.com/office/word/2010/wordprocessingDrawing" xmlns:wp="http://schemas.openxmlformats.org/drawingml/2006/wordprocessingDrawing" xmlns:wpc="http://schemas.microsoft.com/office/word/2010/wordprocessingCanvas" xmlns:wpg="http://schemas.microsoft.com/office/word/2010/wordprocessingGroup" xmlns:wpi="http://schemas.microsoft.com/office/word/2010/wordprocessingInk" xmlns:wps="http://schemas.microsoft.com/office/word/2010/wordprocessingShape" mc:Ignorable="w14 wp14">
+  <w:p>
+    <w:pPr>
+      <w:pStyle w:val="Footer"/>
+    </w:pPr>
+  </w:p>
+</w:ftr>
+</file>
+
+<file path=word/header1.xml><?xml version="1.0" encoding="utf-8"?>
+<w:hdr xmlns:m="http://schemas.openxmlformats.org/officeDocument/2006/math" xmlns:mc="http://schemas.openxmlformats.org/markup-compatibility/2006" xmlns:mo="http://schemas.microsoft.com/office/mac/office/2008/main" xmlns:mv="urn:schemas-microsoft-com:mac:vml" xmlns:o="urn:schemas-microsoft-com:office:office" xmlns:r="http://schemas.openxmlformats.org/officeDocument/2006/relationships" xmlns:v="urn:schemas-microsoft-com:vml" xmlns:w10="urn:schemas-microsoft-com:office:word" xmlns:w14="http://schemas.microsoft.com/office/word/2010/wordml" xmlns:w="http://schemas.openxmlformats.org/wordprocessingml/2006/main" xmlns:wne="http://schemas.microsoft.com/office/word/2006/wordml" xmlns:wp14="http://schemas.microsoft.com/office/word/2010/wordprocessingDrawing" xmlns:wp="http://schemas.openxmlformats.org/drawingml/2006/wordprocessingDrawing" xmlns:wpc="http://schemas.microsoft.com/office/word/2010/wordprocessingCanvas" xmlns:wpg="http://schemas.microsoft.com/office/word/2010/wordprocessingGroup" xmlns:wpi="http://schemas.microsoft.com/office/word/2010/wordprocessingInk" xmlns:wps="http://schemas.microsoft.com/office/word/2010/wordprocessingShape" mc:Ignorable="w14 wp14">
+  <w:p>
+    <w:pPr>
+      <w:pStyle w:val="Header"/>
+    </w:pPr>
+  </w:p>
+</w:hdr>
 </file>
 
 <file path=word/numbering.xml><?xml version="1.0" encoding="utf-8"?>

--- a/products-storage/02-dopraboty-bez-poter/11-dopsoglashenie-obem-i-cena.docx
+++ b/products-storage/02-dopraboty-bez-poter/11-dopsoglashenie-obem-i-cena.docx
@@ -5,107 +5,1316 @@
     <w:p>
       <w:pPr>
         <w:pStyle w:val="Title"/>
-        <w:jc w:val="center"/>
+        <w:jc w:val="left"/>
       </w:pPr>
       <w:r>
-        <w:t>Дополнительное соглашение об изменении объёма и цены (дополнительные работы)</w:t>
+        <w:t>Дополнительное соглашение об объёме и цене работ</w:t>
       </w:r>
     </w:p>
-    <w:p/>
     <w:p>
       <w:r>
-        <w:t>Укажите стороны, номер и дату договора, реквизиты и подписантов согласно договору.</w:t>
+        <w:t>Стороны фиксируют конкретные дополнительные работы, изменение цены договора и порядок оплаты. Заполните исходные реквизиты, приложения и подпишите документ уполномоченными представителями.</w:t>
       </w:r>
     </w:p>
     <w:p>
       <w:pPr>
         <w:pStyle w:val="Heading1"/>
+        <w:keepNext/>
+        <w:pageBreakBefore w:val="0"/>
       </w:pPr>
       <w:r>
-        <w:t>Основание</w:t>
+        <w:t>Реквизиты</w:t>
+      </w:r>
+    </w:p>
+    <w:tbl>
+      <w:tblPr>
+        <w:tblStyle w:val="TableGrid"/>
+        <w:tblW w:type="auto" w:w="0"/>
+        <w:jc w:val="center"/>
+        <w:tblLayout w:type="fixed"/>
+        <w:tblLook w:firstColumn="1" w:firstRow="1" w:lastColumn="0" w:lastRow="0" w:noHBand="0" w:noVBand="1" w:val="04A0"/>
+      </w:tblPr>
+      <w:tblGrid>
+        <w:gridCol w:w="2268"/>
+        <w:gridCol w:w="7427"/>
+      </w:tblGrid>
+      <w:tr>
+        <w:trPr>
+          <w:cantSplit/>
+        </w:trPr>
+        <w:tc>
+          <w:tcPr>
+            <w:tcW w:type="dxa" w:w="2268"/>
+            <w:vAlign w:val="center"/>
+            <w:shd w:fill="F3F0E8"/>
+          </w:tcPr>
+          <w:p>
+            <w:pPr>
+              <w:spacing w:after="0"/>
+            </w:pPr>
+            <w:r/>
+            <w:r>
+              <w:rPr>
+                <w:b/>
+                <w:color w:val="262F37"/>
+                <w:sz w:val="18"/>
+              </w:rPr>
+              <w:t>Документ</w:t>
+            </w:r>
+          </w:p>
+        </w:tc>
+        <w:tc>
+          <w:tcPr>
+            <w:tcW w:type="dxa" w:w="7427"/>
+            <w:vAlign w:val="center"/>
+          </w:tcPr>
+          <w:p>
+            <w:pPr>
+              <w:spacing w:after="0"/>
+            </w:pPr>
+            <w:r/>
+            <w:r>
+              <w:rPr>
+                <w:b w:val="0"/>
+                <w:color w:val="262F37"/>
+                <w:sz w:val="18"/>
+              </w:rPr>
+              <w:t>Дополнительное соглашение № [___] от [___]; место [___]</w:t>
+            </w:r>
+          </w:p>
+        </w:tc>
+      </w:tr>
+      <w:tr>
+        <w:trPr>
+          <w:cantSplit/>
+        </w:trPr>
+        <w:tc>
+          <w:tcPr>
+            <w:tcW w:type="dxa" w:w="2268"/>
+            <w:vAlign w:val="center"/>
+            <w:shd w:fill="F3F0E8"/>
+          </w:tcPr>
+          <w:p>
+            <w:pPr>
+              <w:spacing w:after="0"/>
+            </w:pPr>
+            <w:r/>
+            <w:r>
+              <w:rPr>
+                <w:b/>
+                <w:color w:val="262F37"/>
+                <w:sz w:val="18"/>
+              </w:rPr>
+              <w:t>Договор</w:t>
+            </w:r>
+          </w:p>
+        </w:tc>
+        <w:tc>
+          <w:tcPr>
+            <w:tcW w:type="dxa" w:w="7427"/>
+            <w:vAlign w:val="center"/>
+          </w:tcPr>
+          <w:p>
+            <w:pPr>
+              <w:spacing w:after="0"/>
+            </w:pPr>
+            <w:r/>
+            <w:r>
+              <w:rPr>
+                <w:b w:val="0"/>
+                <w:color w:val="262F37"/>
+                <w:sz w:val="18"/>
+              </w:rPr>
+              <w:t>Договор подряда № [___] от [___]; исходное приложение / смета [___]</w:t>
+            </w:r>
+          </w:p>
+        </w:tc>
+      </w:tr>
+      <w:tr>
+        <w:trPr>
+          <w:cantSplit/>
+        </w:trPr>
+        <w:tc>
+          <w:tcPr>
+            <w:tcW w:type="dxa" w:w="2268"/>
+            <w:vAlign w:val="center"/>
+            <w:shd w:fill="F3F0E8"/>
+          </w:tcPr>
+          <w:p>
+            <w:pPr>
+              <w:spacing w:after="0"/>
+            </w:pPr>
+            <w:r/>
+            <w:r>
+              <w:rPr>
+                <w:b/>
+                <w:color w:val="262F37"/>
+                <w:sz w:val="18"/>
+              </w:rPr>
+              <w:t>Объект</w:t>
+            </w:r>
+          </w:p>
+        </w:tc>
+        <w:tc>
+          <w:tcPr>
+            <w:tcW w:type="dxa" w:w="7427"/>
+            <w:vAlign w:val="center"/>
+          </w:tcPr>
+          <w:p>
+            <w:pPr>
+              <w:spacing w:after="0"/>
+            </w:pPr>
+            <w:r/>
+            <w:r>
+              <w:rPr>
+                <w:b w:val="0"/>
+                <w:color w:val="262F37"/>
+                <w:sz w:val="18"/>
+              </w:rPr>
+              <w:t>Наименование, адрес, участок или захватка [___]</w:t>
+            </w:r>
+          </w:p>
+        </w:tc>
+      </w:tr>
+      <w:tr>
+        <w:trPr>
+          <w:cantSplit/>
+        </w:trPr>
+        <w:tc>
+          <w:tcPr>
+            <w:tcW w:type="dxa" w:w="2268"/>
+            <w:vAlign w:val="center"/>
+            <w:shd w:fill="F3F0E8"/>
+          </w:tcPr>
+          <w:p>
+            <w:pPr>
+              <w:spacing w:after="0"/>
+            </w:pPr>
+            <w:r/>
+            <w:r>
+              <w:rPr>
+                <w:b/>
+                <w:color w:val="262F37"/>
+                <w:sz w:val="18"/>
+              </w:rPr>
+              <w:t>Подрядчик</w:t>
+            </w:r>
+          </w:p>
+        </w:tc>
+        <w:tc>
+          <w:tcPr>
+            <w:tcW w:type="dxa" w:w="7427"/>
+            <w:vAlign w:val="center"/>
+          </w:tcPr>
+          <w:p>
+            <w:pPr>
+              <w:spacing w:after="0"/>
+            </w:pPr>
+            <w:r/>
+            <w:r>
+              <w:rPr>
+                <w:b w:val="0"/>
+                <w:color w:val="262F37"/>
+                <w:sz w:val="18"/>
+              </w:rPr>
+              <w:t>Полное наименование, ИНН, адрес [___]</w:t>
+            </w:r>
+          </w:p>
+        </w:tc>
+      </w:tr>
+      <w:tr>
+        <w:trPr>
+          <w:cantSplit/>
+        </w:trPr>
+        <w:tc>
+          <w:tcPr>
+            <w:tcW w:type="dxa" w:w="2268"/>
+            <w:vAlign w:val="center"/>
+            <w:shd w:fill="F3F0E8"/>
+          </w:tcPr>
+          <w:p>
+            <w:pPr>
+              <w:spacing w:after="0"/>
+            </w:pPr>
+            <w:r/>
+            <w:r>
+              <w:rPr>
+                <w:b/>
+                <w:color w:val="262F37"/>
+                <w:sz w:val="18"/>
+              </w:rPr>
+              <w:t>Заказчик</w:t>
+            </w:r>
+          </w:p>
+        </w:tc>
+        <w:tc>
+          <w:tcPr>
+            <w:tcW w:type="dxa" w:w="7427"/>
+            <w:vAlign w:val="center"/>
+          </w:tcPr>
+          <w:p>
+            <w:pPr>
+              <w:spacing w:after="0"/>
+            </w:pPr>
+            <w:r/>
+            <w:r>
+              <w:rPr>
+                <w:b w:val="0"/>
+                <w:color w:val="262F37"/>
+                <w:sz w:val="18"/>
+              </w:rPr>
+              <w:t>Полное наименование, ИНН, адрес [___]</w:t>
+            </w:r>
+          </w:p>
+        </w:tc>
+      </w:tr>
+    </w:tbl>
+    <w:p>
+      <w:pPr>
+        <w:pStyle w:val="Heading1"/>
+        <w:keepNext/>
+        <w:pageBreakBefore w:val="0"/>
+      </w:pPr>
+      <w:r>
+        <w:t>Предмет соглашения</w:t>
       </w:r>
     </w:p>
     <w:p>
       <w:r>
-        <w:t>Поручение на дополнительные работы: [___]</w:t>
-        <w:br/>
-        <w:t>Чем зафиксировано (уведомление, запись в журнале, переписка): [___]</w:t>
+        <w:t>1. Стороны согласовали дополнительный объём по позициям ниже. Основание: поручение 01 № [___] от [___], уведомление 03 № [___] от [___], согласование 02 № [___] от [___].</w:t>
+      </w:r>
+    </w:p>
+    <w:tbl>
+      <w:tblPr>
+        <w:tblStyle w:val="TableGrid"/>
+        <w:tblW w:type="auto" w:w="0"/>
+        <w:tblLayout w:type="fixed"/>
+        <w:tblLook w:firstColumn="1" w:firstRow="1" w:lastColumn="0" w:lastRow="0" w:noHBand="0" w:noVBand="1" w:val="04A0"/>
+      </w:tblPr>
+      <w:tblGrid>
+        <w:gridCol w:w="1644"/>
+        <w:gridCol w:w="1644"/>
+        <w:gridCol w:w="1644"/>
+        <w:gridCol w:w="1644"/>
+        <w:gridCol w:w="1644"/>
+        <w:gridCol w:w="1644"/>
+      </w:tblGrid>
+      <w:tr>
+        <w:trPr>
+          <w:cantSplit/>
+        </w:trPr>
+        <w:tc>
+          <w:tcPr>
+            <w:tcW w:type="dxa" w:w="1644"/>
+            <w:vAlign w:val="center"/>
+            <w:shd w:fill="F3F0E8"/>
+          </w:tcPr>
+          <w:p>
+            <w:pPr>
+              <w:spacing w:after="0"/>
+            </w:pPr>
+            <w:r/>
+            <w:r>
+              <w:rPr>
+                <w:b/>
+                <w:color w:val="262F37"/>
+                <w:sz w:val="18"/>
+              </w:rPr>
+              <w:t>№</w:t>
+            </w:r>
+          </w:p>
+        </w:tc>
+        <w:tc>
+          <w:tcPr>
+            <w:tcW w:type="dxa" w:w="1644"/>
+            <w:vAlign w:val="center"/>
+            <w:shd w:fill="F3F0E8"/>
+          </w:tcPr>
+          <w:p>
+            <w:pPr>
+              <w:spacing w:after="0"/>
+            </w:pPr>
+            <w:r/>
+            <w:r>
+              <w:rPr>
+                <w:b/>
+                <w:color w:val="262F37"/>
+                <w:sz w:val="18"/>
+              </w:rPr>
+              <w:t>Работа и место</w:t>
+            </w:r>
+          </w:p>
+        </w:tc>
+        <w:tc>
+          <w:tcPr>
+            <w:tcW w:type="dxa" w:w="1644"/>
+            <w:vAlign w:val="center"/>
+            <w:shd w:fill="F3F0E8"/>
+          </w:tcPr>
+          <w:p>
+            <w:pPr>
+              <w:spacing w:after="0"/>
+            </w:pPr>
+            <w:r/>
+            <w:r>
+              <w:rPr>
+                <w:b/>
+                <w:color w:val="262F37"/>
+                <w:sz w:val="18"/>
+              </w:rPr>
+              <w:t>Ед.</w:t>
+            </w:r>
+          </w:p>
+        </w:tc>
+        <w:tc>
+          <w:tcPr>
+            <w:tcW w:type="dxa" w:w="1644"/>
+            <w:vAlign w:val="center"/>
+            <w:shd w:fill="F3F0E8"/>
+          </w:tcPr>
+          <w:p>
+            <w:pPr>
+              <w:spacing w:after="0"/>
+            </w:pPr>
+            <w:r/>
+            <w:r>
+              <w:rPr>
+                <w:b/>
+                <w:color w:val="262F37"/>
+                <w:sz w:val="18"/>
+              </w:rPr>
+              <w:t>Кол-во</w:t>
+            </w:r>
+          </w:p>
+        </w:tc>
+        <w:tc>
+          <w:tcPr>
+            <w:tcW w:type="dxa" w:w="1644"/>
+            <w:vAlign w:val="center"/>
+            <w:shd w:fill="F3F0E8"/>
+          </w:tcPr>
+          <w:p>
+            <w:pPr>
+              <w:spacing w:after="0"/>
+            </w:pPr>
+            <w:r/>
+            <w:r>
+              <w:rPr>
+                <w:b/>
+                <w:color w:val="262F37"/>
+                <w:sz w:val="18"/>
+              </w:rPr>
+              <w:t>Цена за ед.</w:t>
+            </w:r>
+          </w:p>
+        </w:tc>
+        <w:tc>
+          <w:tcPr>
+            <w:tcW w:type="dxa" w:w="1644"/>
+            <w:vAlign w:val="center"/>
+            <w:shd w:fill="F3F0E8"/>
+          </w:tcPr>
+          <w:p>
+            <w:pPr>
+              <w:spacing w:after="0"/>
+            </w:pPr>
+            <w:r/>
+            <w:r>
+              <w:rPr>
+                <w:b/>
+                <w:color w:val="262F37"/>
+                <w:sz w:val="18"/>
+              </w:rPr>
+              <w:t>Сумма</w:t>
+            </w:r>
+          </w:p>
+        </w:tc>
+      </w:tr>
+      <w:tr>
+        <w:trPr>
+          <w:cantSplit/>
+        </w:trPr>
+        <w:tc>
+          <w:tcPr>
+            <w:tcW w:type="dxa" w:w="1644"/>
+            <w:vAlign w:val="center"/>
+          </w:tcPr>
+          <w:p>
+            <w:pPr>
+              <w:spacing w:after="0"/>
+            </w:pPr>
+            <w:r/>
+            <w:r>
+              <w:rPr>
+                <w:b w:val="0"/>
+                <w:color w:val="262F37"/>
+                <w:sz w:val="18"/>
+              </w:rPr>
+              <w:t>1</w:t>
+            </w:r>
+          </w:p>
+        </w:tc>
+        <w:tc>
+          <w:tcPr>
+            <w:tcW w:type="dxa" w:w="1644"/>
+            <w:vAlign w:val="center"/>
+          </w:tcPr>
+          <w:p>
+            <w:pPr>
+              <w:spacing w:after="0"/>
+            </w:pPr>
+            <w:r/>
+            <w:r>
+              <w:rPr>
+                <w:b w:val="0"/>
+                <w:color w:val="262F37"/>
+                <w:sz w:val="18"/>
+              </w:rPr>
+              <w:t>[___]</w:t>
+            </w:r>
+          </w:p>
+        </w:tc>
+        <w:tc>
+          <w:tcPr>
+            <w:tcW w:type="dxa" w:w="1644"/>
+            <w:vAlign w:val="center"/>
+          </w:tcPr>
+          <w:p>
+            <w:pPr>
+              <w:spacing w:after="0"/>
+            </w:pPr>
+            <w:r/>
+            <w:r>
+              <w:rPr>
+                <w:b w:val="0"/>
+                <w:color w:val="262F37"/>
+                <w:sz w:val="18"/>
+              </w:rPr>
+              <w:t>[___]</w:t>
+            </w:r>
+          </w:p>
+        </w:tc>
+        <w:tc>
+          <w:tcPr>
+            <w:tcW w:type="dxa" w:w="1644"/>
+            <w:vAlign w:val="center"/>
+          </w:tcPr>
+          <w:p>
+            <w:pPr>
+              <w:spacing w:after="0"/>
+            </w:pPr>
+            <w:r/>
+            <w:r>
+              <w:rPr>
+                <w:b w:val="0"/>
+                <w:color w:val="262F37"/>
+                <w:sz w:val="18"/>
+              </w:rPr>
+              <w:t>[___]</w:t>
+            </w:r>
+          </w:p>
+        </w:tc>
+        <w:tc>
+          <w:tcPr>
+            <w:tcW w:type="dxa" w:w="1644"/>
+            <w:vAlign w:val="center"/>
+          </w:tcPr>
+          <w:p>
+            <w:pPr>
+              <w:spacing w:after="0"/>
+            </w:pPr>
+            <w:r/>
+            <w:r>
+              <w:rPr>
+                <w:b w:val="0"/>
+                <w:color w:val="262F37"/>
+                <w:sz w:val="18"/>
+              </w:rPr>
+              <w:t>[___]</w:t>
+            </w:r>
+          </w:p>
+        </w:tc>
+        <w:tc>
+          <w:tcPr>
+            <w:tcW w:type="dxa" w:w="1644"/>
+            <w:vAlign w:val="center"/>
+          </w:tcPr>
+          <w:p>
+            <w:pPr>
+              <w:spacing w:after="0"/>
+            </w:pPr>
+            <w:r/>
+            <w:r>
+              <w:rPr>
+                <w:b w:val="0"/>
+                <w:color w:val="262F37"/>
+                <w:sz w:val="18"/>
+              </w:rPr>
+              <w:t>[___]</w:t>
+            </w:r>
+          </w:p>
+        </w:tc>
+      </w:tr>
+      <w:tr>
+        <w:trPr>
+          <w:cantSplit/>
+        </w:trPr>
+        <w:tc>
+          <w:tcPr>
+            <w:tcW w:type="dxa" w:w="1644"/>
+            <w:vAlign w:val="center"/>
+          </w:tcPr>
+          <w:p>
+            <w:pPr>
+              <w:spacing w:after="0"/>
+            </w:pPr>
+            <w:r/>
+            <w:r>
+              <w:rPr>
+                <w:b w:val="0"/>
+                <w:color w:val="262F37"/>
+                <w:sz w:val="18"/>
+              </w:rPr>
+              <w:t>2</w:t>
+            </w:r>
+          </w:p>
+        </w:tc>
+        <w:tc>
+          <w:tcPr>
+            <w:tcW w:type="dxa" w:w="1644"/>
+            <w:vAlign w:val="center"/>
+          </w:tcPr>
+          <w:p>
+            <w:pPr>
+              <w:spacing w:after="0"/>
+            </w:pPr>
+            <w:r/>
+            <w:r>
+              <w:rPr>
+                <w:b w:val="0"/>
+                <w:color w:val="262F37"/>
+                <w:sz w:val="18"/>
+              </w:rPr>
+              <w:t>[___]</w:t>
+            </w:r>
+          </w:p>
+        </w:tc>
+        <w:tc>
+          <w:tcPr>
+            <w:tcW w:type="dxa" w:w="1644"/>
+            <w:vAlign w:val="center"/>
+          </w:tcPr>
+          <w:p>
+            <w:pPr>
+              <w:spacing w:after="0"/>
+            </w:pPr>
+            <w:r/>
+            <w:r>
+              <w:rPr>
+                <w:b w:val="0"/>
+                <w:color w:val="262F37"/>
+                <w:sz w:val="18"/>
+              </w:rPr>
+              <w:t>[___]</w:t>
+            </w:r>
+          </w:p>
+        </w:tc>
+        <w:tc>
+          <w:tcPr>
+            <w:tcW w:type="dxa" w:w="1644"/>
+            <w:vAlign w:val="center"/>
+          </w:tcPr>
+          <w:p>
+            <w:pPr>
+              <w:spacing w:after="0"/>
+            </w:pPr>
+            <w:r/>
+            <w:r>
+              <w:rPr>
+                <w:b w:val="0"/>
+                <w:color w:val="262F37"/>
+                <w:sz w:val="18"/>
+              </w:rPr>
+              <w:t>[___]</w:t>
+            </w:r>
+          </w:p>
+        </w:tc>
+        <w:tc>
+          <w:tcPr>
+            <w:tcW w:type="dxa" w:w="1644"/>
+            <w:vAlign w:val="center"/>
+          </w:tcPr>
+          <w:p>
+            <w:pPr>
+              <w:spacing w:after="0"/>
+            </w:pPr>
+            <w:r/>
+            <w:r>
+              <w:rPr>
+                <w:b w:val="0"/>
+                <w:color w:val="262F37"/>
+                <w:sz w:val="18"/>
+              </w:rPr>
+              <w:t>[___]</w:t>
+            </w:r>
+          </w:p>
+        </w:tc>
+        <w:tc>
+          <w:tcPr>
+            <w:tcW w:type="dxa" w:w="1644"/>
+            <w:vAlign w:val="center"/>
+          </w:tcPr>
+          <w:p>
+            <w:pPr>
+              <w:spacing w:after="0"/>
+            </w:pPr>
+            <w:r/>
+            <w:r>
+              <w:rPr>
+                <w:b w:val="0"/>
+                <w:color w:val="262F37"/>
+                <w:sz w:val="18"/>
+              </w:rPr>
+              <w:t>[___]</w:t>
+            </w:r>
+          </w:p>
+        </w:tc>
+      </w:tr>
+      <w:tr>
+        <w:trPr>
+          <w:cantSplit/>
+        </w:trPr>
+        <w:tc>
+          <w:tcPr>
+            <w:tcW w:type="dxa" w:w="1644"/>
+            <w:vAlign w:val="center"/>
+          </w:tcPr>
+          <w:p>
+            <w:pPr>
+              <w:spacing w:after="0"/>
+            </w:pPr>
+            <w:r/>
+            <w:r>
+              <w:rPr>
+                <w:b w:val="0"/>
+                <w:color w:val="262F37"/>
+                <w:sz w:val="18"/>
+              </w:rPr>
+              <w:t>3</w:t>
+            </w:r>
+          </w:p>
+        </w:tc>
+        <w:tc>
+          <w:tcPr>
+            <w:tcW w:type="dxa" w:w="1644"/>
+            <w:vAlign w:val="center"/>
+          </w:tcPr>
+          <w:p>
+            <w:pPr>
+              <w:spacing w:after="0"/>
+            </w:pPr>
+            <w:r/>
+            <w:r>
+              <w:rPr>
+                <w:b w:val="0"/>
+                <w:color w:val="262F37"/>
+                <w:sz w:val="18"/>
+              </w:rPr>
+              <w:t>[___]</w:t>
+            </w:r>
+          </w:p>
+        </w:tc>
+        <w:tc>
+          <w:tcPr>
+            <w:tcW w:type="dxa" w:w="1644"/>
+            <w:vAlign w:val="center"/>
+          </w:tcPr>
+          <w:p>
+            <w:pPr>
+              <w:spacing w:after="0"/>
+            </w:pPr>
+            <w:r/>
+            <w:r>
+              <w:rPr>
+                <w:b w:val="0"/>
+                <w:color w:val="262F37"/>
+                <w:sz w:val="18"/>
+              </w:rPr>
+              <w:t>[___]</w:t>
+            </w:r>
+          </w:p>
+        </w:tc>
+        <w:tc>
+          <w:tcPr>
+            <w:tcW w:type="dxa" w:w="1644"/>
+            <w:vAlign w:val="center"/>
+          </w:tcPr>
+          <w:p>
+            <w:pPr>
+              <w:spacing w:after="0"/>
+            </w:pPr>
+            <w:r/>
+            <w:r>
+              <w:rPr>
+                <w:b w:val="0"/>
+                <w:color w:val="262F37"/>
+                <w:sz w:val="18"/>
+              </w:rPr>
+              <w:t>[___]</w:t>
+            </w:r>
+          </w:p>
+        </w:tc>
+        <w:tc>
+          <w:tcPr>
+            <w:tcW w:type="dxa" w:w="1644"/>
+            <w:vAlign w:val="center"/>
+          </w:tcPr>
+          <w:p>
+            <w:pPr>
+              <w:spacing w:after="0"/>
+            </w:pPr>
+            <w:r/>
+            <w:r>
+              <w:rPr>
+                <w:b w:val="0"/>
+                <w:color w:val="262F37"/>
+                <w:sz w:val="18"/>
+              </w:rPr>
+              <w:t>[___]</w:t>
+            </w:r>
+          </w:p>
+        </w:tc>
+        <w:tc>
+          <w:tcPr>
+            <w:tcW w:type="dxa" w:w="1644"/>
+            <w:vAlign w:val="center"/>
+          </w:tcPr>
+          <w:p>
+            <w:pPr>
+              <w:spacing w:after="0"/>
+            </w:pPr>
+            <w:r/>
+            <w:r>
+              <w:rPr>
+                <w:b w:val="0"/>
+                <w:color w:val="262F37"/>
+                <w:sz w:val="18"/>
+              </w:rPr>
+              <w:t>[___]</w:t>
+            </w:r>
+          </w:p>
+        </w:tc>
+      </w:tr>
+    </w:tbl>
+    <w:p>
+      <w:r>
+        <w:t>Границы и объёмы раскрыты в ведомости № [___] от [___], расчёт стоимости 07 № [___] от [___]. Эти документы прилагаются и подписываются сторонами.</w:t>
       </w:r>
     </w:p>
     <w:p>
       <w:pPr>
         <w:pStyle w:val="Heading1"/>
+        <w:keepNext/>
+        <w:pageBreakBefore w:val="0"/>
       </w:pPr>
       <w:r>
-        <w:t>Изменение</w:t>
+        <w:t>Цена и оплата</w:t>
+      </w:r>
+    </w:p>
+    <w:tbl>
+      <w:tblPr>
+        <w:tblStyle w:val="TableGrid"/>
+        <w:tblW w:type="auto" w:w="0"/>
+        <w:jc w:val="center"/>
+        <w:tblLayout w:type="fixed"/>
+        <w:tblLook w:firstColumn="1" w:firstRow="1" w:lastColumn="0" w:lastRow="0" w:noHBand="0" w:noVBand="1" w:val="04A0"/>
+      </w:tblPr>
+      <w:tblGrid>
+        <w:gridCol w:w="2268"/>
+        <w:gridCol w:w="7427"/>
+      </w:tblGrid>
+      <w:tr>
+        <w:trPr>
+          <w:cantSplit/>
+        </w:trPr>
+        <w:tc>
+          <w:tcPr>
+            <w:tcW w:type="dxa" w:w="2268"/>
+            <w:vAlign w:val="center"/>
+            <w:shd w:fill="F3F0E8"/>
+          </w:tcPr>
+          <w:p>
+            <w:pPr>
+              <w:spacing w:after="0"/>
+            </w:pPr>
+            <w:r/>
+            <w:r>
+              <w:rPr>
+                <w:b/>
+                <w:color w:val="262F37"/>
+                <w:sz w:val="18"/>
+              </w:rPr>
+              <w:t>Цена до изменения</w:t>
+            </w:r>
+          </w:p>
+        </w:tc>
+        <w:tc>
+          <w:tcPr>
+            <w:tcW w:type="dxa" w:w="7427"/>
+            <w:vAlign w:val="center"/>
+          </w:tcPr>
+          <w:p>
+            <w:pPr>
+              <w:spacing w:after="0"/>
+            </w:pPr>
+            <w:r/>
+            <w:r>
+              <w:rPr>
+                <w:b w:val="0"/>
+                <w:color w:val="262F37"/>
+                <w:sz w:val="18"/>
+              </w:rPr>
+              <w:t>По договору / действующей редакции [___] руб.; основание [___]</w:t>
+            </w:r>
+          </w:p>
+        </w:tc>
+      </w:tr>
+      <w:tr>
+        <w:trPr>
+          <w:cantSplit/>
+        </w:trPr>
+        <w:tc>
+          <w:tcPr>
+            <w:tcW w:type="dxa" w:w="2268"/>
+            <w:vAlign w:val="center"/>
+            <w:shd w:fill="F3F0E8"/>
+          </w:tcPr>
+          <w:p>
+            <w:pPr>
+              <w:spacing w:after="0"/>
+            </w:pPr>
+            <w:r/>
+            <w:r>
+              <w:rPr>
+                <w:b/>
+                <w:color w:val="262F37"/>
+                <w:sz w:val="18"/>
+              </w:rPr>
+              <w:t>Изменение</w:t>
+            </w:r>
+          </w:p>
+        </w:tc>
+        <w:tc>
+          <w:tcPr>
+            <w:tcW w:type="dxa" w:w="7427"/>
+            <w:vAlign w:val="center"/>
+          </w:tcPr>
+          <w:p>
+            <w:pPr>
+              <w:spacing w:after="0"/>
+            </w:pPr>
+            <w:r/>
+            <w:r>
+              <w:rPr>
+                <w:b w:val="0"/>
+                <w:color w:val="262F37"/>
+                <w:sz w:val="18"/>
+              </w:rPr>
+              <w:t>Стоимость согласованных дополнительных работ [___] руб.</w:t>
+            </w:r>
+          </w:p>
+        </w:tc>
+      </w:tr>
+      <w:tr>
+        <w:trPr>
+          <w:cantSplit/>
+        </w:trPr>
+        <w:tc>
+          <w:tcPr>
+            <w:tcW w:type="dxa" w:w="2268"/>
+            <w:vAlign w:val="center"/>
+            <w:shd w:fill="F3F0E8"/>
+          </w:tcPr>
+          <w:p>
+            <w:pPr>
+              <w:spacing w:after="0"/>
+            </w:pPr>
+            <w:r/>
+            <w:r>
+              <w:rPr>
+                <w:b/>
+                <w:color w:val="262F37"/>
+                <w:sz w:val="18"/>
+              </w:rPr>
+              <w:t>Цена после изменения</w:t>
+            </w:r>
+          </w:p>
+        </w:tc>
+        <w:tc>
+          <w:tcPr>
+            <w:tcW w:type="dxa" w:w="7427"/>
+            <w:vAlign w:val="center"/>
+          </w:tcPr>
+          <w:p>
+            <w:pPr>
+              <w:spacing w:after="0"/>
+            </w:pPr>
+            <w:r/>
+            <w:r>
+              <w:rPr>
+                <w:b w:val="0"/>
+                <w:color w:val="262F37"/>
+                <w:sz w:val="18"/>
+              </w:rPr>
+              <w:t>Новая цена договора [___] руб.; арифметика: прежняя цена + изменение [___]</w:t>
+            </w:r>
+          </w:p>
+        </w:tc>
+      </w:tr>
+      <w:tr>
+        <w:trPr>
+          <w:cantSplit/>
+        </w:trPr>
+        <w:tc>
+          <w:tcPr>
+            <w:tcW w:type="dxa" w:w="2268"/>
+            <w:vAlign w:val="center"/>
+            <w:shd w:fill="F3F0E8"/>
+          </w:tcPr>
+          <w:p>
+            <w:pPr>
+              <w:spacing w:after="0"/>
+            </w:pPr>
+            <w:r/>
+            <w:r>
+              <w:rPr>
+                <w:b/>
+                <w:color w:val="262F37"/>
+                <w:sz w:val="18"/>
+              </w:rPr>
+              <w:t>НДС</w:t>
+            </w:r>
+          </w:p>
+        </w:tc>
+        <w:tc>
+          <w:tcPr>
+            <w:tcW w:type="dxa" w:w="7427"/>
+            <w:vAlign w:val="center"/>
+          </w:tcPr>
+          <w:p>
+            <w:pPr>
+              <w:spacing w:after="0"/>
+            </w:pPr>
+            <w:r/>
+            <w:r>
+              <w:rPr>
+                <w:b w:val="0"/>
+                <w:color w:val="262F37"/>
+                <w:sz w:val="18"/>
+              </w:rPr>
+              <w:t>Сумма и режим НДС по договору и статусу сторон [___]</w:t>
+            </w:r>
+          </w:p>
+        </w:tc>
+      </w:tr>
+      <w:tr>
+        <w:trPr>
+          <w:cantSplit/>
+        </w:trPr>
+        <w:tc>
+          <w:tcPr>
+            <w:tcW w:type="dxa" w:w="2268"/>
+            <w:vAlign w:val="center"/>
+            <w:shd w:fill="F3F0E8"/>
+          </w:tcPr>
+          <w:p>
+            <w:pPr>
+              <w:spacing w:after="0"/>
+            </w:pPr>
+            <w:r/>
+            <w:r>
+              <w:rPr>
+                <w:b/>
+                <w:color w:val="262F37"/>
+                <w:sz w:val="18"/>
+              </w:rPr>
+              <w:t>Оплата</w:t>
+            </w:r>
+          </w:p>
+        </w:tc>
+        <w:tc>
+          <w:tcPr>
+            <w:tcW w:type="dxa" w:w="7427"/>
+            <w:vAlign w:val="center"/>
+          </w:tcPr>
+          <w:p>
+            <w:pPr>
+              <w:spacing w:after="0"/>
+            </w:pPr>
+            <w:r/>
+            <w:r>
+              <w:rPr>
+                <w:b w:val="0"/>
+                <w:color w:val="262F37"/>
+                <w:sz w:val="18"/>
+              </w:rPr>
+              <w:t>Порядок, событие, документы, срок и реквизиты по изменяемому пункту договора [___]</w:t>
+            </w:r>
+          </w:p>
+        </w:tc>
+      </w:tr>
+    </w:tbl>
+    <w:p>
+      <w:pPr>
+        <w:pStyle w:val="Heading1"/>
+        <w:keepNext/>
+        <w:pageBreakBefore w:val="0"/>
+      </w:pPr>
+      <w:r>
+        <w:t>Исполнение и приёмка</w:t>
       </w:r>
     </w:p>
     <w:p>
       <w:r>
-        <w:t>Добавляемые работы (наименование, единица, количество): [___]</w:t>
-        <w:br/>
-        <w:t>Изменение цены договора на: [___]</w:t>
-        <w:br/>
-        <w:t>Порядок и срок оплаты дополнительных работ: [___]</w:t>
+        <w:t>2. □ Работы планируются с [___]. □ Позиции № [___] фактически выполнены в период [___] — [___], что подтверждается [___]. Стороны фиксируют фактические даты в документах приёмки и расчётах.</w:t>
+      </w:r>
+    </w:p>
+    <w:p>
+      <w:r>
+        <w:t>3. Приёмка и подтверждение объёмов выполняются по пунктам договора [___] и приложению [___]. Подписание настоящего соглашения само по себе не заменяет документы приёмки, предусмотренные договором.</w:t>
       </w:r>
     </w:p>
     <w:p>
       <w:pPr>
         <w:pStyle w:val="Heading1"/>
+        <w:keepNext/>
+        <w:pageBreakBefore w:val="0"/>
       </w:pPr>
       <w:r>
-        <w:t>Документы</w:t>
+        <w:t>Действие и приложения</w:t>
       </w:r>
     </w:p>
     <w:p>
       <w:r>
-        <w:t>Ведомость объёмов дополнительных работ и расчёт их стоимости являются приложениями.</w:t>
+        <w:t>4. Соглашение действует с даты подписания сторонами [___], если стороны не указали иную допустимую дату действия: [___]. Остальные условия договора сохраняются в действующей редакции; изменение сроков оформляется соглашением 12 при необходимости.</w:t>
+      </w:r>
+    </w:p>
+    <w:p>
+      <w:r>
+        <w:t>5. Неотъемлемые приложения: ведомость объёмов [___], расчёт стоимости 07 [___], чертежи / схема [___]. Экземпляров [___], по одному каждой стороне / иной порядок [___].</w:t>
       </w:r>
     </w:p>
     <w:p>
       <w:pPr>
         <w:pStyle w:val="Heading1"/>
+        <w:keepNext/>
+        <w:pageBreakBefore w:val="0"/>
       </w:pPr>
       <w:r>
-        <w:t>Заключительные положения</w:t>
+        <w:t>Подписи сторон</w:t>
       </w:r>
     </w:p>
-    <w:p>
-      <w:r>
-        <w:t>Остальные условия договора не изменяются. Соглашение вступает в силу с момента подписания сторонами.</w:t>
-      </w:r>
-    </w:p>
-    <w:p/>
+    <w:tbl>
+      <w:tblPr>
+        <w:tblStyle w:val="TableGrid"/>
+        <w:tblW w:type="auto" w:w="0"/>
+        <w:tblLook w:firstColumn="1" w:firstRow="1" w:lastColumn="0" w:lastRow="0" w:noHBand="0" w:noVBand="1" w:val="04A0"/>
+      </w:tblPr>
+      <w:tblGrid>
+        <w:gridCol w:w="4933"/>
+        <w:gridCol w:w="4933"/>
+      </w:tblGrid>
+      <w:tr>
+        <w:trPr>
+          <w:cantSplit/>
+        </w:trPr>
+        <w:tc>
+          <w:tcPr>
+            <w:tcW w:type="dxa" w:w="4933"/>
+            <w:vAlign w:val="center"/>
+            <w:shd w:fill="F3F0E8"/>
+          </w:tcPr>
+          <w:p>
+            <w:pPr>
+              <w:spacing w:after="0"/>
+            </w:pPr>
+            <w:r/>
+            <w:r>
+              <w:rPr>
+                <w:b/>
+                <w:color w:val="262F37"/>
+                <w:sz w:val="18"/>
+              </w:rPr>
+              <w:t>Подрядчик</w:t>
+            </w:r>
+          </w:p>
+        </w:tc>
+        <w:tc>
+          <w:tcPr>
+            <w:tcW w:type="dxa" w:w="4933"/>
+            <w:vAlign w:val="center"/>
+            <w:shd w:fill="F3F0E8"/>
+          </w:tcPr>
+          <w:p>
+            <w:pPr>
+              <w:spacing w:after="0"/>
+            </w:pPr>
+            <w:r/>
+            <w:r>
+              <w:rPr>
+                <w:b/>
+                <w:color w:val="262F37"/>
+                <w:sz w:val="18"/>
+              </w:rPr>
+              <w:t>Заказчик</w:t>
+            </w:r>
+          </w:p>
+        </w:tc>
+      </w:tr>
+      <w:tr>
+        <w:trPr>
+          <w:cantSplit/>
+        </w:trPr>
+        <w:tc>
+          <w:tcPr>
+            <w:tcW w:type="dxa" w:w="4933"/>
+            <w:vAlign w:val="center"/>
+          </w:tcPr>
+          <w:p>
+            <w:pPr>
+              <w:spacing w:after="0"/>
+            </w:pPr>
+            <w:r/>
+            <w:r>
+              <w:rPr>
+                <w:b w:val="0"/>
+                <w:color w:val="262F37"/>
+                <w:sz w:val="18"/>
+              </w:rPr>
+              <w:t>Должность, Ф. И. О. [___]</w:t>
+            </w:r>
+          </w:p>
+        </w:tc>
+        <w:tc>
+          <w:tcPr>
+            <w:tcW w:type="dxa" w:w="4933"/>
+            <w:vAlign w:val="center"/>
+          </w:tcPr>
+          <w:p>
+            <w:pPr>
+              <w:spacing w:after="0"/>
+            </w:pPr>
+            <w:r/>
+            <w:r>
+              <w:rPr>
+                <w:b w:val="0"/>
+                <w:color w:val="262F37"/>
+                <w:sz w:val="18"/>
+              </w:rPr>
+              <w:t>Должность, Ф. И. О. [___]</w:t>
+            </w:r>
+          </w:p>
+        </w:tc>
+      </w:tr>
+      <w:tr>
+        <w:trPr>
+          <w:cantSplit/>
+        </w:trPr>
+        <w:tc>
+          <w:tcPr>
+            <w:tcW w:type="dxa" w:w="4933"/>
+            <w:vAlign w:val="center"/>
+          </w:tcPr>
+          <w:p>
+            <w:pPr>
+              <w:spacing w:after="0"/>
+            </w:pPr>
+            <w:r/>
+            <w:r>
+              <w:rPr>
+                <w:b w:val="0"/>
+                <w:color w:val="262F37"/>
+                <w:sz w:val="18"/>
+              </w:rPr>
+              <w:t>Основание полномочий [___]</w:t>
+            </w:r>
+          </w:p>
+        </w:tc>
+        <w:tc>
+          <w:tcPr>
+            <w:tcW w:type="dxa" w:w="4933"/>
+            <w:vAlign w:val="center"/>
+          </w:tcPr>
+          <w:p>
+            <w:pPr>
+              <w:spacing w:after="0"/>
+            </w:pPr>
+            <w:r/>
+            <w:r>
+              <w:rPr>
+                <w:b w:val="0"/>
+                <w:color w:val="262F37"/>
+                <w:sz w:val="18"/>
+              </w:rPr>
+              <w:t>Основание полномочий [___]</w:t>
+            </w:r>
+          </w:p>
+        </w:tc>
+      </w:tr>
+      <w:tr>
+        <w:trPr>
+          <w:cantSplit/>
+        </w:trPr>
+        <w:tc>
+          <w:tcPr>
+            <w:tcW w:type="dxa" w:w="4933"/>
+            <w:vAlign w:val="center"/>
+          </w:tcPr>
+          <w:p>
+            <w:pPr>
+              <w:spacing w:after="0"/>
+            </w:pPr>
+            <w:r/>
+            <w:r>
+              <w:rPr>
+                <w:b w:val="0"/>
+                <w:color w:val="262F37"/>
+                <w:sz w:val="18"/>
+              </w:rPr>
+              <w:t>Подпись [___]  Дата [___]</w:t>
+            </w:r>
+          </w:p>
+        </w:tc>
+        <w:tc>
+          <w:tcPr>
+            <w:tcW w:type="dxa" w:w="4933"/>
+            <w:vAlign w:val="center"/>
+          </w:tcPr>
+          <w:p>
+            <w:pPr>
+              <w:spacing w:after="0"/>
+            </w:pPr>
+            <w:r/>
+            <w:r>
+              <w:rPr>
+                <w:b w:val="0"/>
+                <w:color w:val="262F37"/>
+                <w:sz w:val="18"/>
+              </w:rPr>
+              <w:t>Подпись [___]  Дата [___]</w:t>
+            </w:r>
+          </w:p>
+        </w:tc>
+      </w:tr>
+    </w:tbl>
     <w:sectPr>
-      <w:headerReference w:type="default" r:id="rId9"/>
-      <w:footerReference w:type="default" r:id="rId10"/>
-      <w:pgSz w:w="12240" w:h="15840"/>
-      <w:pgMar w:top="1440" w:right="1800" w:bottom="1440" w:left="1800" w:header="720" w:footer="720" w:gutter="0"/>
+      <w:pgSz w:w="11906" w:h="16838"/>
+      <w:pgMar w:top="964" w:right="1020" w:bottom="964" w:left="1020" w:header="720" w:footer="720" w:gutter="0"/>
       <w:cols w:space="720"/>
       <w:docGrid w:linePitch="360"/>
     </w:sectPr>
   </w:body>
 </w:document>
-</file>
-
-<file path=word/footer1.xml><?xml version="1.0" encoding="utf-8"?>
-<w:ftr xmlns:m="http://schemas.openxmlformats.org/officeDocument/2006/math" xmlns:mc="http://schemas.openxmlformats.org/markup-compatibility/2006" xmlns:mo="http://schemas.microsoft.com/office/mac/office/2008/main" xmlns:mv="urn:schemas-microsoft-com:mac:vml" xmlns:o="urn:schemas-microsoft-com:office:office" xmlns:r="http://schemas.openxmlformats.org/officeDocument/2006/relationships" xmlns:v="urn:schemas-microsoft-com:vml" xmlns:w10="urn:schemas-microsoft-com:office:word" xmlns:w14="http://schemas.microsoft.com/office/word/2010/wordml" xmlns:w="http://schemas.openxmlformats.org/wordprocessingml/2006/main" xmlns:wne="http://schemas.microsoft.com/office/word/2006/wordml" xmlns:wp14="http://schemas.microsoft.com/office/word/2010/wordprocessingDrawing" xmlns:wp="http://schemas.openxmlformats.org/drawingml/2006/wordprocessingDrawing" xmlns:wpc="http://schemas.microsoft.com/office/word/2010/wordprocessingCanvas" xmlns:wpg="http://schemas.microsoft.com/office/word/2010/wordprocessingGroup" xmlns:wpi="http://schemas.microsoft.com/office/word/2010/wordprocessingInk" xmlns:wps="http://schemas.microsoft.com/office/word/2010/wordprocessingShape" mc:Ignorable="w14 wp14">
-  <w:p>
-    <w:pPr>
-      <w:pStyle w:val="Footer"/>
-    </w:pPr>
-  </w:p>
-</w:ftr>
-</file>
-
-<file path=word/header1.xml><?xml version="1.0" encoding="utf-8"?>
-<w:hdr xmlns:m="http://schemas.openxmlformats.org/officeDocument/2006/math" xmlns:mc="http://schemas.openxmlformats.org/markup-compatibility/2006" xmlns:mo="http://schemas.microsoft.com/office/mac/office/2008/main" xmlns:mv="urn:schemas-microsoft-com:mac:vml" xmlns:o="urn:schemas-microsoft-com:office:office" xmlns:r="http://schemas.openxmlformats.org/officeDocument/2006/relationships" xmlns:v="urn:schemas-microsoft-com:vml" xmlns:w10="urn:schemas-microsoft-com:office:word" xmlns:w14="http://schemas.microsoft.com/office/word/2010/wordml" xmlns:w="http://schemas.openxmlformats.org/wordprocessingml/2006/main" xmlns:wne="http://schemas.microsoft.com/office/word/2006/wordml" xmlns:wp14="http://schemas.microsoft.com/office/word/2010/wordprocessingDrawing" xmlns:wp="http://schemas.openxmlformats.org/drawingml/2006/wordprocessingDrawing" xmlns:wpc="http://schemas.microsoft.com/office/word/2010/wordprocessingCanvas" xmlns:wpg="http://schemas.microsoft.com/office/word/2010/wordprocessingGroup" xmlns:wpi="http://schemas.microsoft.com/office/word/2010/wordprocessingInk" xmlns:wps="http://schemas.microsoft.com/office/word/2010/wordprocessingShape" mc:Ignorable="w14 wp14">
-  <w:p>
-    <w:pPr>
-      <w:pStyle w:val="Header"/>
-    </w:pPr>
-  </w:p>
-</w:hdr>
 </file>
 
 <file path=word/numbering.xml><?xml version="1.0" encoding="utf-8"?>
@@ -471,6 +1680,14 @@
     <w:name w:val="Normal"/>
     <w:qFormat/>
     <w:rsid w:val="00FC693F"/>
+    <w:pPr>
+      <w:spacing w:after="100"/>
+    </w:pPr>
+    <w:rPr>
+      <w:rFonts w:ascii="Times New Roman" w:hAnsi="Times New Roman"/>
+      <w:color w:val="262F37"/>
+      <w:sz w:val="21"/>
+    </w:rPr>
   </w:style>
   <w:style w:type="paragraph" w:styleId="Header">
     <w:name w:val="header"/>
@@ -527,15 +1744,15 @@
     <w:pPr>
       <w:keepNext/>
       <w:keepLines/>
-      <w:spacing w:before="480" w:after="0"/>
+      <w:spacing w:before="180" w:after="100"/>
       <w:outlineLvl w:val="0"/>
     </w:pPr>
     <w:rPr>
-      <w:rFonts w:asciiTheme="majorHAnsi" w:eastAsiaTheme="majorEastAsia" w:hAnsiTheme="majorHAnsi" w:cstheme="majorBidi"/>
+      <w:rFonts w:asciiTheme="majorHAnsi" w:eastAsiaTheme="majorEastAsia" w:hAnsiTheme="majorHAnsi" w:cstheme="majorBidi" w:ascii="Times New Roman" w:hAnsi="Times New Roman"/>
       <w:b/>
       <w:bCs/>
-      <w:color w:val="365F91" w:themeColor="accent1" w:themeShade="BF"/>
-      <w:sz w:val="28"/>
+      <w:color w:val="8E6F32"/>
+      <w:sz w:val="24"/>
       <w:szCs w:val="28"/>
     </w:rPr>
   </w:style>
@@ -813,18 +2030,16 @@
     <w:qFormat/>
     <w:rsid w:val="00FC693F"/>
     <w:pPr>
-      <w:pBdr>
-        <w:bottom w:val="single" w:sz="8" w:space="4" w:color="4F81BD" w:themeColor="accent1"/>
-      </w:pBdr>
-      <w:spacing w:after="300" w:line="240" w:lineRule="auto"/>
+      <w:spacing w:after="180" w:line="240" w:lineRule="auto"/>
       <w:contextualSpacing/>
     </w:pPr>
     <w:rPr>
-      <w:rFonts w:asciiTheme="majorHAnsi" w:eastAsiaTheme="majorEastAsia" w:hAnsiTheme="majorHAnsi" w:cstheme="majorBidi"/>
-      <w:color w:val="17365D" w:themeColor="text2" w:themeShade="BF"/>
+      <w:rFonts w:asciiTheme="majorHAnsi" w:eastAsiaTheme="majorEastAsia" w:hAnsiTheme="majorHAnsi" w:cstheme="majorBidi" w:ascii="Times New Roman" w:hAnsi="Times New Roman"/>
+      <w:b/>
+      <w:color w:val="000000"/>
       <w:spacing w:val="5"/>
       <w:kern w:val="28"/>
-      <w:sz w:val="52"/>
+      <w:sz w:val="34"/>
       <w:szCs w:val="52"/>
     </w:rPr>
   </w:style>

--- a/products-storage/02-dopraboty-bez-poter/11-dopsoglashenie-obem-i-cena.docx
+++ b/products-storage/02-dopraboty-bez-poter/11-dopsoglashenie-obem-i-cena.docx
@@ -281,7 +281,7 @@
     </w:p>
     <w:p>
       <w:r>
-        <w:t>1. Стороны согласовали дополнительный объём по позициям ниже. Основание: поручение 01 № [___] от [___], уведомление 03 № [___] от [___], согласование 02 № [___] от [___].</w:t>
+        <w:t>1. Стороны согласовали дополнительный объём по позициям ниже. Основание: для планируемых работ — поручение 01 № [___] от [___]; для уже выполненных — подтверждение просьбы заказчика [вид, №, дата: ___]. Уведомление 03 № [___] от [___], согласование 02 № [___] от [___]. Оставьте применимый вариант.</w:t>
       </w:r>
     </w:p>
     <w:tbl>

--- a/products-storage/02-dopraboty-bez-poter/11-dopsoglashenie-obem-i-cena.docx
+++ b/products-storage/02-dopraboty-bez-poter/11-dopsoglashenie-obem-i-cena.docx
@@ -5,87 +5,1113 @@
     <w:p>
       <w:pPr>
         <w:pStyle w:val="Title"/>
-        <w:jc w:val="center"/>
+        <w:jc w:val="left"/>
       </w:pPr>
       <w:r>
-        <w:t>Дополнительное соглашение об изменении объёма и цены (дополнительные работы)</w:t>
-      </w:r>
-    </w:p>
-    <w:p/>
-    <w:p>
-      <w:r>
-        <w:t>Заполните поля в квадратных скобках и удалите подсказки перед отправкой.</w:t>
+        <w:t>Дополнительное соглашение об объёме и цене работ</w:t>
       </w:r>
     </w:p>
     <w:p>
       <w:r>
-        <w:t>Форма — содержательная часть допсоглашения: преамбулу со сторонами, номер и дату договора подряда и подписные блоки добавьте по вашему договору.</w:t>
+        <w:t>Стороны фиксируют конкретные дополнительные работы, изменение цены договора и порядок оплаты. Заполните исходные реквизиты, приложения и подпишите документ уполномоченными представителями.</w:t>
       </w:r>
     </w:p>
     <w:p>
       <w:pPr>
         <w:pStyle w:val="Heading1"/>
+        <w:keepNext/>
+        <w:pageBreakBefore w:val="0"/>
       </w:pPr>
       <w:r>
-        <w:t>Основание</w:t>
+        <w:t>Реквизиты</w:t>
+      </w:r>
+    </w:p>
+    <w:tbl>
+      <w:tblPr>
+        <w:tblStyle w:val="TableGrid"/>
+        <w:tblW w:type="auto" w:w="0"/>
+        <w:jc w:val="center"/>
+        <w:tblLayout w:type="fixed"/>
+        <w:tblLook w:firstColumn="1" w:firstRow="1" w:lastColumn="0" w:lastRow="0" w:noHBand="0" w:noVBand="1" w:val="04A0"/>
+      </w:tblPr>
+      <w:tblGrid>
+        <w:gridCol w:w="2268"/>
+        <w:gridCol w:w="7427"/>
+      </w:tblGrid>
+      <w:tr>
+        <w:trPr>
+          <w:cantSplit/>
+        </w:trPr>
+        <w:tc>
+          <w:tcPr>
+            <w:tcW w:type="dxa" w:w="2268"/>
+            <w:vAlign w:val="center"/>
+            <w:shd w:fill="F3F0E8"/>
+          </w:tcPr>
+          <w:p>
+            <w:pPr>
+              <w:spacing w:after="0"/>
+            </w:pPr>
+            <w:r/>
+            <w:r>
+              <w:rPr>
+                <w:b/>
+                <w:color w:val="262F37"/>
+                <w:sz w:val="18"/>
+              </w:rPr>
+              <w:t>Документ</w:t>
+            </w:r>
+          </w:p>
+        </w:tc>
+        <w:tc>
+          <w:tcPr>
+            <w:tcW w:type="dxa" w:w="7427"/>
+            <w:vAlign w:val="center"/>
+          </w:tcPr>
+          <w:p>
+            <w:pPr>
+              <w:spacing w:after="0"/>
+            </w:pPr>
+            <w:r/>
+            <w:r>
+              <w:rPr>
+                <w:b w:val="0"/>
+                <w:color w:val="262F37"/>
+                <w:sz w:val="18"/>
+              </w:rPr>
+              <w:t>Дополнительное соглашение № [___] от [___]; место [___]</w:t>
+            </w:r>
+          </w:p>
+        </w:tc>
+      </w:tr>
+      <w:tr>
+        <w:trPr>
+          <w:cantSplit/>
+        </w:trPr>
+        <w:tc>
+          <w:tcPr>
+            <w:tcW w:type="dxa" w:w="2268"/>
+            <w:vAlign w:val="center"/>
+            <w:shd w:fill="F3F0E8"/>
+          </w:tcPr>
+          <w:p>
+            <w:pPr>
+              <w:spacing w:after="0"/>
+            </w:pPr>
+            <w:r/>
+            <w:r>
+              <w:rPr>
+                <w:b/>
+                <w:color w:val="262F37"/>
+                <w:sz w:val="18"/>
+              </w:rPr>
+              <w:t>Договор</w:t>
+            </w:r>
+          </w:p>
+        </w:tc>
+        <w:tc>
+          <w:tcPr>
+            <w:tcW w:type="dxa" w:w="7427"/>
+            <w:vAlign w:val="center"/>
+          </w:tcPr>
+          <w:p>
+            <w:pPr>
+              <w:spacing w:after="0"/>
+            </w:pPr>
+            <w:r/>
+            <w:r>
+              <w:rPr>
+                <w:b w:val="0"/>
+                <w:color w:val="262F37"/>
+                <w:sz w:val="18"/>
+              </w:rPr>
+              <w:t>Договор подряда № [___] от [___]; исходное приложение / смета [___]</w:t>
+            </w:r>
+          </w:p>
+        </w:tc>
+      </w:tr>
+      <w:tr>
+        <w:trPr>
+          <w:cantSplit/>
+        </w:trPr>
+        <w:tc>
+          <w:tcPr>
+            <w:tcW w:type="dxa" w:w="2268"/>
+            <w:vAlign w:val="center"/>
+            <w:shd w:fill="F3F0E8"/>
+          </w:tcPr>
+          <w:p>
+            <w:pPr>
+              <w:spacing w:after="0"/>
+            </w:pPr>
+            <w:r/>
+            <w:r>
+              <w:rPr>
+                <w:b/>
+                <w:color w:val="262F37"/>
+                <w:sz w:val="18"/>
+              </w:rPr>
+              <w:t>Объект</w:t>
+            </w:r>
+          </w:p>
+        </w:tc>
+        <w:tc>
+          <w:tcPr>
+            <w:tcW w:type="dxa" w:w="7427"/>
+            <w:vAlign w:val="center"/>
+          </w:tcPr>
+          <w:p>
+            <w:pPr>
+              <w:spacing w:after="0"/>
+            </w:pPr>
+            <w:r/>
+            <w:r>
+              <w:rPr>
+                <w:b w:val="0"/>
+                <w:color w:val="262F37"/>
+                <w:sz w:val="18"/>
+              </w:rPr>
+              <w:t>Наименование, адрес, участок или захватка [___]</w:t>
+            </w:r>
+          </w:p>
+        </w:tc>
+      </w:tr>
+      <w:tr>
+        <w:trPr>
+          <w:cantSplit/>
+        </w:trPr>
+        <w:tc>
+          <w:tcPr>
+            <w:tcW w:type="dxa" w:w="2268"/>
+            <w:vAlign w:val="center"/>
+            <w:shd w:fill="F3F0E8"/>
+          </w:tcPr>
+          <w:p>
+            <w:pPr>
+              <w:spacing w:after="0"/>
+            </w:pPr>
+            <w:r/>
+            <w:r>
+              <w:rPr>
+                <w:b/>
+                <w:color w:val="262F37"/>
+                <w:sz w:val="18"/>
+              </w:rPr>
+              <w:t>Подрядчик</w:t>
+            </w:r>
+          </w:p>
+        </w:tc>
+        <w:tc>
+          <w:tcPr>
+            <w:tcW w:type="dxa" w:w="7427"/>
+            <w:vAlign w:val="center"/>
+          </w:tcPr>
+          <w:p>
+            <w:pPr>
+              <w:spacing w:after="0"/>
+            </w:pPr>
+            <w:r/>
+            <w:r>
+              <w:rPr>
+                <w:b w:val="0"/>
+                <w:color w:val="262F37"/>
+                <w:sz w:val="18"/>
+              </w:rPr>
+              <w:t>Полное наименование, ИНН, адрес [___]</w:t>
+            </w:r>
+          </w:p>
+        </w:tc>
+      </w:tr>
+      <w:tr>
+        <w:trPr>
+          <w:cantSplit/>
+        </w:trPr>
+        <w:tc>
+          <w:tcPr>
+            <w:tcW w:type="dxa" w:w="2268"/>
+            <w:vAlign w:val="center"/>
+            <w:shd w:fill="F3F0E8"/>
+          </w:tcPr>
+          <w:p>
+            <w:pPr>
+              <w:spacing w:after="0"/>
+            </w:pPr>
+            <w:r/>
+            <w:r>
+              <w:rPr>
+                <w:b/>
+                <w:color w:val="262F37"/>
+                <w:sz w:val="18"/>
+              </w:rPr>
+              <w:t>Заказчик</w:t>
+            </w:r>
+          </w:p>
+        </w:tc>
+        <w:tc>
+          <w:tcPr>
+            <w:tcW w:type="dxa" w:w="7427"/>
+            <w:vAlign w:val="center"/>
+          </w:tcPr>
+          <w:p>
+            <w:pPr>
+              <w:spacing w:after="0"/>
+            </w:pPr>
+            <w:r/>
+            <w:r>
+              <w:rPr>
+                <w:b w:val="0"/>
+                <w:color w:val="262F37"/>
+                <w:sz w:val="18"/>
+              </w:rPr>
+              <w:t>Полное наименование, ИНН, адрес [___]</w:t>
+            </w:r>
+          </w:p>
+        </w:tc>
+      </w:tr>
+    </w:tbl>
+    <w:p>
+      <w:pPr>
+        <w:pStyle w:val="Heading1"/>
+        <w:keepNext/>
+        <w:pageBreakBefore w:val="0"/>
+      </w:pPr>
+      <w:r>
+        <w:t>Предмет соглашения</w:t>
       </w:r>
     </w:p>
     <w:p>
       <w:r>
-        <w:t>Поручение на дополнительные работы: [___]</w:t>
-        <w:br/>
-        <w:t>Чем зафиксировано (уведомление, запись в журнале, переписка): [___]</w:t>
+        <w:t>1. Стороны согласовали дополнительный объём по позициям ниже. Основание: для планируемых работ — поручение 01 № [___] от [___]; для уже выполненных — подтверждение просьбы заказчика [вид, №, дата: ___]. Уведомление 03 № [___] от [___], согласование 02 № [___] от [___]. Оставьте применимый вариант.</w:t>
+      </w:r>
+    </w:p>
+    <w:tbl>
+      <w:tblPr>
+        <w:tblStyle w:val="TableGrid"/>
+        <w:tblW w:type="auto" w:w="0"/>
+        <w:tblLayout w:type="fixed"/>
+        <w:tblLook w:firstColumn="1" w:firstRow="1" w:lastColumn="0" w:lastRow="0" w:noHBand="0" w:noVBand="1" w:val="04A0"/>
+      </w:tblPr>
+      <w:tblGrid>
+        <w:gridCol w:w="1644"/>
+        <w:gridCol w:w="1644"/>
+        <w:gridCol w:w="1644"/>
+        <w:gridCol w:w="1644"/>
+        <w:gridCol w:w="1644"/>
+        <w:gridCol w:w="1644"/>
+      </w:tblGrid>
+      <w:tr>
+        <w:trPr>
+          <w:cantSplit/>
+        </w:trPr>
+        <w:tc>
+          <w:tcPr>
+            <w:tcW w:type="dxa" w:w="1644"/>
+            <w:vAlign w:val="center"/>
+            <w:shd w:fill="F3F0E8"/>
+          </w:tcPr>
+          <w:p>
+            <w:pPr>
+              <w:spacing w:after="0"/>
+            </w:pPr>
+            <w:r/>
+            <w:r>
+              <w:rPr>
+                <w:b/>
+                <w:color w:val="262F37"/>
+                <w:sz w:val="18"/>
+              </w:rPr>
+              <w:t>№</w:t>
+            </w:r>
+          </w:p>
+        </w:tc>
+        <w:tc>
+          <w:tcPr>
+            <w:tcW w:type="dxa" w:w="1644"/>
+            <w:vAlign w:val="center"/>
+            <w:shd w:fill="F3F0E8"/>
+          </w:tcPr>
+          <w:p>
+            <w:pPr>
+              <w:spacing w:after="0"/>
+            </w:pPr>
+            <w:r/>
+            <w:r>
+              <w:rPr>
+                <w:b/>
+                <w:color w:val="262F37"/>
+                <w:sz w:val="18"/>
+              </w:rPr>
+              <w:t>Работа и место</w:t>
+            </w:r>
+          </w:p>
+        </w:tc>
+        <w:tc>
+          <w:tcPr>
+            <w:tcW w:type="dxa" w:w="1644"/>
+            <w:vAlign w:val="center"/>
+            <w:shd w:fill="F3F0E8"/>
+          </w:tcPr>
+          <w:p>
+            <w:pPr>
+              <w:spacing w:after="0"/>
+            </w:pPr>
+            <w:r/>
+            <w:r>
+              <w:rPr>
+                <w:b/>
+                <w:color w:val="262F37"/>
+                <w:sz w:val="18"/>
+              </w:rPr>
+              <w:t>Ед.</w:t>
+            </w:r>
+          </w:p>
+        </w:tc>
+        <w:tc>
+          <w:tcPr>
+            <w:tcW w:type="dxa" w:w="1644"/>
+            <w:vAlign w:val="center"/>
+            <w:shd w:fill="F3F0E8"/>
+          </w:tcPr>
+          <w:p>
+            <w:pPr>
+              <w:spacing w:after="0"/>
+            </w:pPr>
+            <w:r/>
+            <w:r>
+              <w:rPr>
+                <w:b/>
+                <w:color w:val="262F37"/>
+                <w:sz w:val="18"/>
+              </w:rPr>
+              <w:t>Кол-во</w:t>
+            </w:r>
+          </w:p>
+        </w:tc>
+        <w:tc>
+          <w:tcPr>
+            <w:tcW w:type="dxa" w:w="1644"/>
+            <w:vAlign w:val="center"/>
+            <w:shd w:fill="F3F0E8"/>
+          </w:tcPr>
+          <w:p>
+            <w:pPr>
+              <w:spacing w:after="0"/>
+            </w:pPr>
+            <w:r/>
+            <w:r>
+              <w:rPr>
+                <w:b/>
+                <w:color w:val="262F37"/>
+                <w:sz w:val="18"/>
+              </w:rPr>
+              <w:t>Цена за ед.</w:t>
+            </w:r>
+          </w:p>
+        </w:tc>
+        <w:tc>
+          <w:tcPr>
+            <w:tcW w:type="dxa" w:w="1644"/>
+            <w:vAlign w:val="center"/>
+            <w:shd w:fill="F3F0E8"/>
+          </w:tcPr>
+          <w:p>
+            <w:pPr>
+              <w:spacing w:after="0"/>
+            </w:pPr>
+            <w:r/>
+            <w:r>
+              <w:rPr>
+                <w:b/>
+                <w:color w:val="262F37"/>
+                <w:sz w:val="18"/>
+              </w:rPr>
+              <w:t>Сумма</w:t>
+            </w:r>
+          </w:p>
+        </w:tc>
+      </w:tr>
+      <w:tr>
+        <w:trPr>
+          <w:cantSplit/>
+        </w:trPr>
+        <w:tc>
+          <w:tcPr>
+            <w:tcW w:type="dxa" w:w="1644"/>
+            <w:vAlign w:val="center"/>
+          </w:tcPr>
+          <w:p>
+            <w:pPr>
+              <w:spacing w:after="0"/>
+            </w:pPr>
+            <w:r/>
+            <w:r>
+              <w:rPr>
+                <w:b w:val="0"/>
+                <w:color w:val="262F37"/>
+                <w:sz w:val="18"/>
+              </w:rPr>
+              <w:t>1</w:t>
+            </w:r>
+          </w:p>
+        </w:tc>
+        <w:tc>
+          <w:tcPr>
+            <w:tcW w:type="dxa" w:w="1644"/>
+            <w:vAlign w:val="center"/>
+          </w:tcPr>
+          <w:p>
+            <w:pPr>
+              <w:spacing w:after="0"/>
+            </w:pPr>
+            <w:r/>
+            <w:r>
+              <w:rPr>
+                <w:b w:val="0"/>
+                <w:color w:val="262F37"/>
+                <w:sz w:val="18"/>
+              </w:rPr>
+              <w:t>[___]</w:t>
+            </w:r>
+          </w:p>
+        </w:tc>
+        <w:tc>
+          <w:tcPr>
+            <w:tcW w:type="dxa" w:w="1644"/>
+            <w:vAlign w:val="center"/>
+          </w:tcPr>
+          <w:p>
+            <w:pPr>
+              <w:spacing w:after="0"/>
+            </w:pPr>
+            <w:r/>
+            <w:r>
+              <w:rPr>
+                <w:b w:val="0"/>
+                <w:color w:val="262F37"/>
+                <w:sz w:val="18"/>
+              </w:rPr>
+              <w:t>[___]</w:t>
+            </w:r>
+          </w:p>
+        </w:tc>
+        <w:tc>
+          <w:tcPr>
+            <w:tcW w:type="dxa" w:w="1644"/>
+            <w:vAlign w:val="center"/>
+          </w:tcPr>
+          <w:p>
+            <w:pPr>
+              <w:spacing w:after="0"/>
+            </w:pPr>
+            <w:r/>
+            <w:r>
+              <w:rPr>
+                <w:b w:val="0"/>
+                <w:color w:val="262F37"/>
+                <w:sz w:val="18"/>
+              </w:rPr>
+              <w:t>[___]</w:t>
+            </w:r>
+          </w:p>
+        </w:tc>
+        <w:tc>
+          <w:tcPr>
+            <w:tcW w:type="dxa" w:w="1644"/>
+            <w:vAlign w:val="center"/>
+          </w:tcPr>
+          <w:p>
+            <w:pPr>
+              <w:spacing w:after="0"/>
+            </w:pPr>
+            <w:r/>
+            <w:r>
+              <w:rPr>
+                <w:b w:val="0"/>
+                <w:color w:val="262F37"/>
+                <w:sz w:val="18"/>
+              </w:rPr>
+              <w:t>[___]</w:t>
+            </w:r>
+          </w:p>
+        </w:tc>
+        <w:tc>
+          <w:tcPr>
+            <w:tcW w:type="dxa" w:w="1644"/>
+            <w:vAlign w:val="center"/>
+          </w:tcPr>
+          <w:p>
+            <w:pPr>
+              <w:spacing w:after="0"/>
+            </w:pPr>
+            <w:r/>
+            <w:r>
+              <w:rPr>
+                <w:b w:val="0"/>
+                <w:color w:val="262F37"/>
+                <w:sz w:val="18"/>
+              </w:rPr>
+              <w:t>[___]</w:t>
+            </w:r>
+          </w:p>
+        </w:tc>
+      </w:tr>
+      <w:tr>
+        <w:trPr>
+          <w:cantSplit/>
+        </w:trPr>
+        <w:tc>
+          <w:tcPr>
+            <w:tcW w:type="dxa" w:w="1644"/>
+            <w:vAlign w:val="center"/>
+          </w:tcPr>
+          <w:p>
+            <w:pPr>
+              <w:spacing w:after="0"/>
+            </w:pPr>
+            <w:r/>
+            <w:r>
+              <w:rPr>
+                <w:b w:val="0"/>
+                <w:color w:val="262F37"/>
+                <w:sz w:val="18"/>
+              </w:rPr>
+              <w:t>2</w:t>
+            </w:r>
+          </w:p>
+        </w:tc>
+        <w:tc>
+          <w:tcPr>
+            <w:tcW w:type="dxa" w:w="1644"/>
+            <w:vAlign w:val="center"/>
+          </w:tcPr>
+          <w:p>
+            <w:pPr>
+              <w:spacing w:after="0"/>
+            </w:pPr>
+            <w:r/>
+            <w:r>
+              <w:rPr>
+                <w:b w:val="0"/>
+                <w:color w:val="262F37"/>
+                <w:sz w:val="18"/>
+              </w:rPr>
+              <w:t>[___]</w:t>
+            </w:r>
+          </w:p>
+        </w:tc>
+        <w:tc>
+          <w:tcPr>
+            <w:tcW w:type="dxa" w:w="1644"/>
+            <w:vAlign w:val="center"/>
+          </w:tcPr>
+          <w:p>
+            <w:pPr>
+              <w:spacing w:after="0"/>
+            </w:pPr>
+            <w:r/>
+            <w:r>
+              <w:rPr>
+                <w:b w:val="0"/>
+                <w:color w:val="262F37"/>
+                <w:sz w:val="18"/>
+              </w:rPr>
+              <w:t>[___]</w:t>
+            </w:r>
+          </w:p>
+        </w:tc>
+        <w:tc>
+          <w:tcPr>
+            <w:tcW w:type="dxa" w:w="1644"/>
+            <w:vAlign w:val="center"/>
+          </w:tcPr>
+          <w:p>
+            <w:pPr>
+              <w:spacing w:after="0"/>
+            </w:pPr>
+            <w:r/>
+            <w:r>
+              <w:rPr>
+                <w:b w:val="0"/>
+                <w:color w:val="262F37"/>
+                <w:sz w:val="18"/>
+              </w:rPr>
+              <w:t>[___]</w:t>
+            </w:r>
+          </w:p>
+        </w:tc>
+        <w:tc>
+          <w:tcPr>
+            <w:tcW w:type="dxa" w:w="1644"/>
+            <w:vAlign w:val="center"/>
+          </w:tcPr>
+          <w:p>
+            <w:pPr>
+              <w:spacing w:after="0"/>
+            </w:pPr>
+            <w:r/>
+            <w:r>
+              <w:rPr>
+                <w:b w:val="0"/>
+                <w:color w:val="262F37"/>
+                <w:sz w:val="18"/>
+              </w:rPr>
+              <w:t>[___]</w:t>
+            </w:r>
+          </w:p>
+        </w:tc>
+        <w:tc>
+          <w:tcPr>
+            <w:tcW w:type="dxa" w:w="1644"/>
+            <w:vAlign w:val="center"/>
+          </w:tcPr>
+          <w:p>
+            <w:pPr>
+              <w:spacing w:after="0"/>
+            </w:pPr>
+            <w:r/>
+            <w:r>
+              <w:rPr>
+                <w:b w:val="0"/>
+                <w:color w:val="262F37"/>
+                <w:sz w:val="18"/>
+              </w:rPr>
+              <w:t>[___]</w:t>
+            </w:r>
+          </w:p>
+        </w:tc>
+      </w:tr>
+      <w:tr>
+        <w:trPr>
+          <w:cantSplit/>
+        </w:trPr>
+        <w:tc>
+          <w:tcPr>
+            <w:tcW w:type="dxa" w:w="1644"/>
+            <w:vAlign w:val="center"/>
+          </w:tcPr>
+          <w:p>
+            <w:pPr>
+              <w:spacing w:after="0"/>
+            </w:pPr>
+            <w:r/>
+            <w:r>
+              <w:rPr>
+                <w:b w:val="0"/>
+                <w:color w:val="262F37"/>
+                <w:sz w:val="18"/>
+              </w:rPr>
+              <w:t>3</w:t>
+            </w:r>
+          </w:p>
+        </w:tc>
+        <w:tc>
+          <w:tcPr>
+            <w:tcW w:type="dxa" w:w="1644"/>
+            <w:vAlign w:val="center"/>
+          </w:tcPr>
+          <w:p>
+            <w:pPr>
+              <w:spacing w:after="0"/>
+            </w:pPr>
+            <w:r/>
+            <w:r>
+              <w:rPr>
+                <w:b w:val="0"/>
+                <w:color w:val="262F37"/>
+                <w:sz w:val="18"/>
+              </w:rPr>
+              <w:t>[___]</w:t>
+            </w:r>
+          </w:p>
+        </w:tc>
+        <w:tc>
+          <w:tcPr>
+            <w:tcW w:type="dxa" w:w="1644"/>
+            <w:vAlign w:val="center"/>
+          </w:tcPr>
+          <w:p>
+            <w:pPr>
+              <w:spacing w:after="0"/>
+            </w:pPr>
+            <w:r/>
+            <w:r>
+              <w:rPr>
+                <w:b w:val="0"/>
+                <w:color w:val="262F37"/>
+                <w:sz w:val="18"/>
+              </w:rPr>
+              <w:t>[___]</w:t>
+            </w:r>
+          </w:p>
+        </w:tc>
+        <w:tc>
+          <w:tcPr>
+            <w:tcW w:type="dxa" w:w="1644"/>
+            <w:vAlign w:val="center"/>
+          </w:tcPr>
+          <w:p>
+            <w:pPr>
+              <w:spacing w:after="0"/>
+            </w:pPr>
+            <w:r/>
+            <w:r>
+              <w:rPr>
+                <w:b w:val="0"/>
+                <w:color w:val="262F37"/>
+                <w:sz w:val="18"/>
+              </w:rPr>
+              <w:t>[___]</w:t>
+            </w:r>
+          </w:p>
+        </w:tc>
+        <w:tc>
+          <w:tcPr>
+            <w:tcW w:type="dxa" w:w="1644"/>
+            <w:vAlign w:val="center"/>
+          </w:tcPr>
+          <w:p>
+            <w:pPr>
+              <w:spacing w:after="0"/>
+            </w:pPr>
+            <w:r/>
+            <w:r>
+              <w:rPr>
+                <w:b w:val="0"/>
+                <w:color w:val="262F37"/>
+                <w:sz w:val="18"/>
+              </w:rPr>
+              <w:t>[___]</w:t>
+            </w:r>
+          </w:p>
+        </w:tc>
+        <w:tc>
+          <w:tcPr>
+            <w:tcW w:type="dxa" w:w="1644"/>
+            <w:vAlign w:val="center"/>
+          </w:tcPr>
+          <w:p>
+            <w:pPr>
+              <w:spacing w:after="0"/>
+            </w:pPr>
+            <w:r/>
+            <w:r>
+              <w:rPr>
+                <w:b w:val="0"/>
+                <w:color w:val="262F37"/>
+                <w:sz w:val="18"/>
+              </w:rPr>
+              <w:t>[___]</w:t>
+            </w:r>
+          </w:p>
+        </w:tc>
+      </w:tr>
+    </w:tbl>
+    <w:p>
+      <w:r>
+        <w:t>Границы и объёмы раскрыты в ведомости № [___] от [___], расчёт стоимости 07 № [___] от [___]. Эти документы прилагаются и подписываются сторонами.</w:t>
       </w:r>
     </w:p>
     <w:p>
       <w:pPr>
         <w:pStyle w:val="Heading1"/>
+        <w:keepNext/>
+        <w:pageBreakBefore w:val="0"/>
       </w:pPr>
       <w:r>
-        <w:t>Изменение</w:t>
+        <w:t>Цена и оплата</w:t>
+      </w:r>
+    </w:p>
+    <w:tbl>
+      <w:tblPr>
+        <w:tblStyle w:val="TableGrid"/>
+        <w:tblW w:type="auto" w:w="0"/>
+        <w:jc w:val="center"/>
+        <w:tblLayout w:type="fixed"/>
+        <w:tblLook w:firstColumn="1" w:firstRow="1" w:lastColumn="0" w:lastRow="0" w:noHBand="0" w:noVBand="1" w:val="04A0"/>
+      </w:tblPr>
+      <w:tblGrid>
+        <w:gridCol w:w="2268"/>
+        <w:gridCol w:w="7427"/>
+      </w:tblGrid>
+      <w:tr>
+        <w:trPr>
+          <w:cantSplit/>
+        </w:trPr>
+        <w:tc>
+          <w:tcPr>
+            <w:tcW w:type="dxa" w:w="2268"/>
+            <w:vAlign w:val="center"/>
+            <w:shd w:fill="F3F0E8"/>
+          </w:tcPr>
+          <w:p>
+            <w:pPr>
+              <w:spacing w:after="0"/>
+            </w:pPr>
+            <w:r/>
+            <w:r>
+              <w:rPr>
+                <w:b/>
+                <w:color w:val="262F37"/>
+                <w:sz w:val="18"/>
+              </w:rPr>
+              <w:t>Цена до изменения</w:t>
+            </w:r>
+          </w:p>
+        </w:tc>
+        <w:tc>
+          <w:tcPr>
+            <w:tcW w:type="dxa" w:w="7427"/>
+            <w:vAlign w:val="center"/>
+          </w:tcPr>
+          <w:p>
+            <w:pPr>
+              <w:spacing w:after="0"/>
+            </w:pPr>
+            <w:r/>
+            <w:r>
+              <w:rPr>
+                <w:b w:val="0"/>
+                <w:color w:val="262F37"/>
+                <w:sz w:val="18"/>
+              </w:rPr>
+              <w:t>По договору / действующей редакции [___] руб.; основание [___]</w:t>
+            </w:r>
+          </w:p>
+        </w:tc>
+      </w:tr>
+      <w:tr>
+        <w:trPr>
+          <w:cantSplit/>
+        </w:trPr>
+        <w:tc>
+          <w:tcPr>
+            <w:tcW w:type="dxa" w:w="2268"/>
+            <w:vAlign w:val="center"/>
+            <w:shd w:fill="F3F0E8"/>
+          </w:tcPr>
+          <w:p>
+            <w:pPr>
+              <w:spacing w:after="0"/>
+            </w:pPr>
+            <w:r/>
+            <w:r>
+              <w:rPr>
+                <w:b/>
+                <w:color w:val="262F37"/>
+                <w:sz w:val="18"/>
+              </w:rPr>
+              <w:t>Изменение</w:t>
+            </w:r>
+          </w:p>
+        </w:tc>
+        <w:tc>
+          <w:tcPr>
+            <w:tcW w:type="dxa" w:w="7427"/>
+            <w:vAlign w:val="center"/>
+          </w:tcPr>
+          <w:p>
+            <w:pPr>
+              <w:spacing w:after="0"/>
+            </w:pPr>
+            <w:r/>
+            <w:r>
+              <w:rPr>
+                <w:b w:val="0"/>
+                <w:color w:val="262F37"/>
+                <w:sz w:val="18"/>
+              </w:rPr>
+              <w:t>Стоимость согласованных дополнительных работ [___] руб.</w:t>
+            </w:r>
+          </w:p>
+        </w:tc>
+      </w:tr>
+      <w:tr>
+        <w:trPr>
+          <w:cantSplit/>
+        </w:trPr>
+        <w:tc>
+          <w:tcPr>
+            <w:tcW w:type="dxa" w:w="2268"/>
+            <w:vAlign w:val="center"/>
+            <w:shd w:fill="F3F0E8"/>
+          </w:tcPr>
+          <w:p>
+            <w:pPr>
+              <w:spacing w:after="0"/>
+            </w:pPr>
+            <w:r/>
+            <w:r>
+              <w:rPr>
+                <w:b/>
+                <w:color w:val="262F37"/>
+                <w:sz w:val="18"/>
+              </w:rPr>
+              <w:t>Цена после изменения</w:t>
+            </w:r>
+          </w:p>
+        </w:tc>
+        <w:tc>
+          <w:tcPr>
+            <w:tcW w:type="dxa" w:w="7427"/>
+            <w:vAlign w:val="center"/>
+          </w:tcPr>
+          <w:p>
+            <w:pPr>
+              <w:spacing w:after="0"/>
+            </w:pPr>
+            <w:r/>
+            <w:r>
+              <w:rPr>
+                <w:b w:val="0"/>
+                <w:color w:val="262F37"/>
+                <w:sz w:val="18"/>
+              </w:rPr>
+              <w:t>Новая цена договора [___] руб.; арифметика: прежняя цена + изменение [___]</w:t>
+            </w:r>
+          </w:p>
+        </w:tc>
+      </w:tr>
+      <w:tr>
+        <w:trPr>
+          <w:cantSplit/>
+        </w:trPr>
+        <w:tc>
+          <w:tcPr>
+            <w:tcW w:type="dxa" w:w="2268"/>
+            <w:vAlign w:val="center"/>
+            <w:shd w:fill="F3F0E8"/>
+          </w:tcPr>
+          <w:p>
+            <w:pPr>
+              <w:spacing w:after="0"/>
+            </w:pPr>
+            <w:r/>
+            <w:r>
+              <w:rPr>
+                <w:b/>
+                <w:color w:val="262F37"/>
+                <w:sz w:val="18"/>
+              </w:rPr>
+              <w:t>НДС</w:t>
+            </w:r>
+          </w:p>
+        </w:tc>
+        <w:tc>
+          <w:tcPr>
+            <w:tcW w:type="dxa" w:w="7427"/>
+            <w:vAlign w:val="center"/>
+          </w:tcPr>
+          <w:p>
+            <w:pPr>
+              <w:spacing w:after="0"/>
+            </w:pPr>
+            <w:r/>
+            <w:r>
+              <w:rPr>
+                <w:b w:val="0"/>
+                <w:color w:val="262F37"/>
+                <w:sz w:val="18"/>
+              </w:rPr>
+              <w:t>Сумма и режим НДС по договору и статусу сторон [___]</w:t>
+            </w:r>
+          </w:p>
+        </w:tc>
+      </w:tr>
+      <w:tr>
+        <w:trPr>
+          <w:cantSplit/>
+        </w:trPr>
+        <w:tc>
+          <w:tcPr>
+            <w:tcW w:type="dxa" w:w="2268"/>
+            <w:vAlign w:val="center"/>
+            <w:shd w:fill="F3F0E8"/>
+          </w:tcPr>
+          <w:p>
+            <w:pPr>
+              <w:spacing w:after="0"/>
+            </w:pPr>
+            <w:r/>
+            <w:r>
+              <w:rPr>
+                <w:b/>
+                <w:color w:val="262F37"/>
+                <w:sz w:val="18"/>
+              </w:rPr>
+              <w:t>Оплата</w:t>
+            </w:r>
+          </w:p>
+        </w:tc>
+        <w:tc>
+          <w:tcPr>
+            <w:tcW w:type="dxa" w:w="7427"/>
+            <w:vAlign w:val="center"/>
+          </w:tcPr>
+          <w:p>
+            <w:pPr>
+              <w:spacing w:after="0"/>
+            </w:pPr>
+            <w:r/>
+            <w:r>
+              <w:rPr>
+                <w:b w:val="0"/>
+                <w:color w:val="262F37"/>
+                <w:sz w:val="18"/>
+              </w:rPr>
+              <w:t>Порядок, событие, документы, срок и реквизиты по изменяемому пункту договора [___]</w:t>
+            </w:r>
+          </w:p>
+        </w:tc>
+      </w:tr>
+    </w:tbl>
+    <w:p>
+      <w:pPr>
+        <w:pStyle w:val="Heading1"/>
+        <w:keepNext/>
+        <w:pageBreakBefore w:val="0"/>
+      </w:pPr>
+      <w:r>
+        <w:t>Исполнение и приёмка</w:t>
       </w:r>
     </w:p>
     <w:p>
       <w:r>
-        <w:t>Добавляемые работы (наименование, единица, количество): [___]</w:t>
-        <w:br/>
-        <w:t>Изменение цены договора на: [___]</w:t>
-        <w:br/>
-        <w:t>Порядок и срок оплаты дополнительных работ: [___]</w:t>
+        <w:t>2. □ Работы планируются с [___]. □ Позиции № [___] фактически выполнены в период [___] — [___], что подтверждается [___]. Стороны фиксируют фактические даты в документах приёмки и расчётах.</w:t>
+      </w:r>
+    </w:p>
+    <w:p>
+      <w:r>
+        <w:t>3. Приёмка и подтверждение объёмов выполняются по пунктам договора [___] и приложению [___]. Подписание настоящего соглашения само по себе не заменяет документы приёмки, предусмотренные договором.</w:t>
       </w:r>
     </w:p>
     <w:p>
       <w:pPr>
         <w:pStyle w:val="Heading1"/>
+        <w:keepNext/>
+        <w:pageBreakBefore w:val="0"/>
       </w:pPr>
       <w:r>
-        <w:t>Документы</w:t>
+        <w:t>Действие и приложения</w:t>
       </w:r>
     </w:p>
     <w:p>
       <w:r>
-        <w:t>Ведомость объёмов дополнительных работ и расчёт их стоимости являются приложениями.</w:t>
+        <w:t>4. Соглашение действует с даты подписания сторонами [___], если стороны не указали иную допустимую дату действия: [___]. Остальные условия договора сохраняются в действующей редакции; изменение сроков оформляется соглашением 12 при необходимости.</w:t>
+      </w:r>
+    </w:p>
+    <w:p>
+      <w:r>
+        <w:t>5. Неотъемлемые приложения: ведомость объёмов [___], расчёт стоимости 07 [___], чертежи / схема [___]. Экземпляров [___], по одному каждой стороне / иной порядок [___].</w:t>
       </w:r>
     </w:p>
     <w:p>
       <w:pPr>
         <w:pStyle w:val="Heading1"/>
+        <w:keepNext/>
+        <w:pageBreakBefore w:val="0"/>
       </w:pPr>
       <w:r>
-        <w:t>Заключительные положения</w:t>
-      </w:r>
-    </w:p>
-    <w:p>
-      <w:r>
-        <w:t>Остальные условия договора не изменяются. Соглашение вступает в силу с момента подписания сторонами.</w:t>
-      </w:r>
-    </w:p>
-    <w:p>
-      <w:pPr>
-        <w:pStyle w:val="Heading1"/>
-      </w:pPr>
-      <w:r>
-        <w:t>Контроль перед использованием</w:t>
+        <w:t>Подписи сторон</w:t>
       </w:r>
     </w:p>
     <w:tbl>
@@ -95,151 +1121,195 @@
         <w:tblLook w:firstColumn="1" w:firstRow="1" w:lastColumn="0" w:lastRow="0" w:noHBand="0" w:noVBand="1" w:val="04A0"/>
       </w:tblPr>
       <w:tblGrid>
-        <w:gridCol w:w="4320"/>
-        <w:gridCol w:w="4320"/>
+        <w:gridCol w:w="4933"/>
+        <w:gridCol w:w="4933"/>
       </w:tblGrid>
       <w:tr>
+        <w:trPr>
+          <w:cantSplit/>
+        </w:trPr>
         <w:tc>
           <w:tcPr>
-            <w:tcW w:type="dxa" w:w="4320"/>
+            <w:tcW w:type="dxa" w:w="4933"/>
+            <w:vAlign w:val="center"/>
+            <w:shd w:fill="F3F0E8"/>
           </w:tcPr>
           <w:p>
+            <w:pPr>
+              <w:spacing w:after="0"/>
+            </w:pPr>
+            <w:r/>
             <w:r>
-              <w:t>Статус</w:t>
+              <w:rPr>
+                <w:b/>
+                <w:color w:val="262F37"/>
+                <w:sz w:val="18"/>
+              </w:rPr>
+              <w:t>Подрядчик</w:t>
             </w:r>
           </w:p>
         </w:tc>
         <w:tc>
           <w:tcPr>
-            <w:tcW w:type="dxa" w:w="4320"/>
+            <w:tcW w:type="dxa" w:w="4933"/>
+            <w:vAlign w:val="center"/>
+            <w:shd w:fill="F3F0E8"/>
           </w:tcPr>
           <w:p>
+            <w:pPr>
+              <w:spacing w:after="0"/>
+            </w:pPr>
+            <w:r/>
             <w:r>
-              <w:t>Проверка</w:t>
+              <w:rPr>
+                <w:b/>
+                <w:color w:val="262F37"/>
+                <w:sz w:val="18"/>
+              </w:rPr>
+              <w:t>Заказчик</w:t>
             </w:r>
           </w:p>
         </w:tc>
       </w:tr>
       <w:tr>
+        <w:trPr>
+          <w:cantSplit/>
+        </w:trPr>
         <w:tc>
           <w:tcPr>
-            <w:tcW w:type="dxa" w:w="4320"/>
+            <w:tcW w:type="dxa" w:w="4933"/>
+            <w:vAlign w:val="center"/>
           </w:tcPr>
           <w:p>
+            <w:pPr>
+              <w:spacing w:after="0"/>
+            </w:pPr>
+            <w:r/>
             <w:r>
-              <w:t>☐</w:t>
+              <w:rPr>
+                <w:b w:val="0"/>
+                <w:color w:val="262F37"/>
+                <w:sz w:val="18"/>
+              </w:rPr>
+              <w:t>Должность, Ф. И. О. [___]</w:t>
             </w:r>
           </w:p>
         </w:tc>
         <w:tc>
           <w:tcPr>
-            <w:tcW w:type="dxa" w:w="4320"/>
+            <w:tcW w:type="dxa" w:w="4933"/>
+            <w:vAlign w:val="center"/>
           </w:tcPr>
           <w:p>
+            <w:pPr>
+              <w:spacing w:after="0"/>
+            </w:pPr>
+            <w:r/>
             <w:r>
-              <w:t>Сверено с договором и приложениями</w:t>
+              <w:rPr>
+                <w:b w:val="0"/>
+                <w:color w:val="262F37"/>
+                <w:sz w:val="18"/>
+              </w:rPr>
+              <w:t>Должность, Ф. И. О. [___]</w:t>
             </w:r>
           </w:p>
         </w:tc>
       </w:tr>
       <w:tr>
+        <w:trPr>
+          <w:cantSplit/>
+        </w:trPr>
         <w:tc>
           <w:tcPr>
-            <w:tcW w:type="dxa" w:w="4320"/>
+            <w:tcW w:type="dxa" w:w="4933"/>
+            <w:vAlign w:val="center"/>
           </w:tcPr>
           <w:p>
+            <w:pPr>
+              <w:spacing w:after="0"/>
+            </w:pPr>
+            <w:r/>
             <w:r>
-              <w:t>☐</w:t>
+              <w:rPr>
+                <w:b w:val="0"/>
+                <w:color w:val="262F37"/>
+                <w:sz w:val="18"/>
+              </w:rPr>
+              <w:t>Основание полномочий [___]</w:t>
             </w:r>
           </w:p>
         </w:tc>
         <w:tc>
           <w:tcPr>
-            <w:tcW w:type="dxa" w:w="4320"/>
+            <w:tcW w:type="dxa" w:w="4933"/>
+            <w:vAlign w:val="center"/>
           </w:tcPr>
           <w:p>
+            <w:pPr>
+              <w:spacing w:after="0"/>
+            </w:pPr>
+            <w:r/>
             <w:r>
-              <w:t>Проверены полномочия подписанта и адресат</w:t>
+              <w:rPr>
+                <w:b w:val="0"/>
+                <w:color w:val="262F37"/>
+                <w:sz w:val="18"/>
+              </w:rPr>
+              <w:t>Основание полномочий [___]</w:t>
             </w:r>
           </w:p>
         </w:tc>
       </w:tr>
       <w:tr>
+        <w:trPr>
+          <w:cantSplit/>
+        </w:trPr>
         <w:tc>
           <w:tcPr>
-            <w:tcW w:type="dxa" w:w="4320"/>
+            <w:tcW w:type="dxa" w:w="4933"/>
+            <w:vAlign w:val="center"/>
           </w:tcPr>
           <w:p>
+            <w:pPr>
+              <w:spacing w:after="0"/>
+            </w:pPr>
+            <w:r/>
             <w:r>
-              <w:t>☐</w:t>
+              <w:rPr>
+                <w:b w:val="0"/>
+                <w:color w:val="262F37"/>
+                <w:sz w:val="18"/>
+              </w:rPr>
+              <w:t>Подпись [___]  Дата [___]</w:t>
             </w:r>
           </w:p>
         </w:tc>
         <w:tc>
           <w:tcPr>
-            <w:tcW w:type="dxa" w:w="4320"/>
+            <w:tcW w:type="dxa" w:w="4933"/>
+            <w:vAlign w:val="center"/>
           </w:tcPr>
           <w:p>
+            <w:pPr>
+              <w:spacing w:after="0"/>
+            </w:pPr>
+            <w:r/>
             <w:r>
-              <w:t>Приложения названы и приложены</w:t>
-            </w:r>
-          </w:p>
-        </w:tc>
-      </w:tr>
-      <w:tr>
-        <w:tc>
-          <w:tcPr>
-            <w:tcW w:type="dxa" w:w="4320"/>
-          </w:tcPr>
-          <w:p>
-            <w:r>
-              <w:t>☐</w:t>
-            </w:r>
-          </w:p>
-        </w:tc>
-        <w:tc>
-          <w:tcPr>
-            <w:tcW w:type="dxa" w:w="4320"/>
-          </w:tcPr>
-          <w:p>
-            <w:r>
-              <w:t>Зафиксирован доказуемый канал отправки</w:t>
-            </w:r>
-          </w:p>
-        </w:tc>
-      </w:tr>
-      <w:tr>
-        <w:tc>
-          <w:tcPr>
-            <w:tcW w:type="dxa" w:w="4320"/>
-          </w:tcPr>
-          <w:p>
-            <w:r>
-              <w:t>☐</w:t>
-            </w:r>
-          </w:p>
-        </w:tc>
-        <w:tc>
-          <w:tcPr>
-            <w:tcW w:type="dxa" w:w="4320"/>
-          </w:tcPr>
-          <w:p>
-            <w:r>
-              <w:t>Юридически значимые формулировки проверены специалистом</w:t>
+              <w:rPr>
+                <w:b w:val="0"/>
+                <w:color w:val="262F37"/>
+                <w:sz w:val="18"/>
+              </w:rPr>
+              <w:t>Подпись [___]  Дата [___]</w:t>
             </w:r>
           </w:p>
         </w:tc>
       </w:tr>
     </w:tbl>
-    <w:p/>
-    <w:p>
-      <w:r>
-        <w:t>Важно: шаблон не заменяет анализ договора, проектной документации и обстоятельств конкретного объекта.</w:t>
-      </w:r>
-    </w:p>
     <w:sectPr>
-      <w:pgSz w:w="12240" w:h="15840"/>
-      <w:pgMar w:top="1440" w:right="1800" w:bottom="1440" w:left="1800" w:header="720" w:footer="720" w:gutter="0"/>
+      <w:pgSz w:w="11906" w:h="16838"/>
+      <w:pgMar w:top="964" w:right="1020" w:bottom="964" w:left="1020" w:header="720" w:footer="720" w:gutter="0"/>
       <w:cols w:space="720"/>
       <w:docGrid w:linePitch="360"/>
     </w:sectPr>
@@ -610,6 +1680,14 @@
     <w:name w:val="Normal"/>
     <w:qFormat/>
     <w:rsid w:val="00FC693F"/>
+    <w:pPr>
+      <w:spacing w:after="100"/>
+    </w:pPr>
+    <w:rPr>
+      <w:rFonts w:ascii="Times New Roman" w:hAnsi="Times New Roman"/>
+      <w:color w:val="262F37"/>
+      <w:sz w:val="21"/>
+    </w:rPr>
   </w:style>
   <w:style w:type="paragraph" w:styleId="Header">
     <w:name w:val="header"/>
@@ -666,15 +1744,15 @@
     <w:pPr>
       <w:keepNext/>
       <w:keepLines/>
-      <w:spacing w:before="480" w:after="0"/>
+      <w:spacing w:before="180" w:after="100"/>
       <w:outlineLvl w:val="0"/>
     </w:pPr>
     <w:rPr>
-      <w:rFonts w:asciiTheme="majorHAnsi" w:eastAsiaTheme="majorEastAsia" w:hAnsiTheme="majorHAnsi" w:cstheme="majorBidi"/>
+      <w:rFonts w:asciiTheme="majorHAnsi" w:eastAsiaTheme="majorEastAsia" w:hAnsiTheme="majorHAnsi" w:cstheme="majorBidi" w:ascii="Times New Roman" w:hAnsi="Times New Roman"/>
       <w:b/>
       <w:bCs/>
-      <w:color w:val="365F91" w:themeColor="accent1" w:themeShade="BF"/>
-      <w:sz w:val="28"/>
+      <w:color w:val="8E6F32"/>
+      <w:sz w:val="24"/>
       <w:szCs w:val="28"/>
     </w:rPr>
   </w:style>
@@ -952,18 +2030,16 @@
     <w:qFormat/>
     <w:rsid w:val="00FC693F"/>
     <w:pPr>
-      <w:pBdr>
-        <w:bottom w:val="single" w:sz="8" w:space="4" w:color="4F81BD" w:themeColor="accent1"/>
-      </w:pBdr>
-      <w:spacing w:after="300" w:line="240" w:lineRule="auto"/>
+      <w:spacing w:after="180" w:line="240" w:lineRule="auto"/>
       <w:contextualSpacing/>
     </w:pPr>
     <w:rPr>
-      <w:rFonts w:asciiTheme="majorHAnsi" w:eastAsiaTheme="majorEastAsia" w:hAnsiTheme="majorHAnsi" w:cstheme="majorBidi"/>
-      <w:color w:val="17365D" w:themeColor="text2" w:themeShade="BF"/>
+      <w:rFonts w:asciiTheme="majorHAnsi" w:eastAsiaTheme="majorEastAsia" w:hAnsiTheme="majorHAnsi" w:cstheme="majorBidi" w:ascii="Times New Roman" w:hAnsi="Times New Roman"/>
+      <w:b/>
+      <w:color w:val="000000"/>
       <w:spacing w:val="5"/>
       <w:kern w:val="28"/>
-      <w:sz w:val="52"/>
+      <w:sz w:val="34"/>
       <w:szCs w:val="52"/>
     </w:rPr>
   </w:style>

--- a/products-storage/02-dopraboty-bez-poter/11-dopsoglashenie-obem-i-cena.docx
+++ b/products-storage/02-dopraboty-bez-poter/11-dopsoglashenie-obem-i-cena.docx
@@ -8,12 +8,11 @@
         <w:jc w:val="left"/>
       </w:pPr>
       <w:r>
+        <w:rPr>
+          <w:rFonts w:ascii="Arial" w:hAnsi="Arial"/>
+          <w:color w:val="AE8031"/>
+        </w:rPr>
         <w:t>Дополнительное соглашение об объёме и цене работ</w:t>
-      </w:r>
-    </w:p>
-    <w:p>
-      <w:r>
-        <w:t>Стороны фиксируют конкретные дополнительные работы, изменение цены договора и порядок оплаты. Заполните исходные реквизиты, приложения и подпишите документ уполномоченными представителями.</w:t>
       </w:r>
     </w:p>
     <w:p>
@@ -23,6 +22,9 @@
         <w:pageBreakBefore w:val="0"/>
       </w:pPr>
       <w:r>
+        <w:rPr>
+          <w:rFonts w:ascii="Arial" w:hAnsi="Arial"/>
+        </w:rPr>
         <w:t>Реквизиты</w:t>
       </w:r>
     </w:p>
@@ -55,6 +57,7 @@
             <w:r/>
             <w:r>
               <w:rPr>
+                <w:rFonts w:ascii="Arial" w:hAnsi="Arial"/>
                 <w:b/>
                 <w:color w:val="262F37"/>
                 <w:sz w:val="18"/>
@@ -75,6 +78,7 @@
             <w:r/>
             <w:r>
               <w:rPr>
+                <w:rFonts w:ascii="Arial" w:hAnsi="Arial"/>
                 <w:b w:val="0"/>
                 <w:color w:val="262F37"/>
                 <w:sz w:val="18"/>
@@ -101,6 +105,7 @@
             <w:r/>
             <w:r>
               <w:rPr>
+                <w:rFonts w:ascii="Arial" w:hAnsi="Arial"/>
                 <w:b/>
                 <w:color w:val="262F37"/>
                 <w:sz w:val="18"/>
@@ -121,6 +126,7 @@
             <w:r/>
             <w:r>
               <w:rPr>
+                <w:rFonts w:ascii="Arial" w:hAnsi="Arial"/>
                 <w:b w:val="0"/>
                 <w:color w:val="262F37"/>
                 <w:sz w:val="18"/>
@@ -147,6 +153,7 @@
             <w:r/>
             <w:r>
               <w:rPr>
+                <w:rFonts w:ascii="Arial" w:hAnsi="Arial"/>
                 <w:b/>
                 <w:color w:val="262F37"/>
                 <w:sz w:val="18"/>
@@ -167,6 +174,7 @@
             <w:r/>
             <w:r>
               <w:rPr>
+                <w:rFonts w:ascii="Arial" w:hAnsi="Arial"/>
                 <w:b w:val="0"/>
                 <w:color w:val="262F37"/>
                 <w:sz w:val="18"/>
@@ -193,6 +201,7 @@
             <w:r/>
             <w:r>
               <w:rPr>
+                <w:rFonts w:ascii="Arial" w:hAnsi="Arial"/>
                 <w:b/>
                 <w:color w:val="262F37"/>
                 <w:sz w:val="18"/>
@@ -213,6 +222,7 @@
             <w:r/>
             <w:r>
               <w:rPr>
+                <w:rFonts w:ascii="Arial" w:hAnsi="Arial"/>
                 <w:b w:val="0"/>
                 <w:color w:val="262F37"/>
                 <w:sz w:val="18"/>
@@ -239,6 +249,7 @@
             <w:r/>
             <w:r>
               <w:rPr>
+                <w:rFonts w:ascii="Arial" w:hAnsi="Arial"/>
                 <w:b/>
                 <w:color w:val="262F37"/>
                 <w:sz w:val="18"/>
@@ -259,6 +270,7 @@
             <w:r/>
             <w:r>
               <w:rPr>
+                <w:rFonts w:ascii="Arial" w:hAnsi="Arial"/>
                 <w:b w:val="0"/>
                 <w:color w:val="262F37"/>
                 <w:sz w:val="18"/>
@@ -276,11 +288,17 @@
         <w:pageBreakBefore w:val="0"/>
       </w:pPr>
       <w:r>
+        <w:rPr>
+          <w:rFonts w:ascii="Arial" w:hAnsi="Arial"/>
+        </w:rPr>
         <w:t>Предмет соглашения</w:t>
       </w:r>
     </w:p>
     <w:p>
       <w:r>
+        <w:rPr>
+          <w:rFonts w:ascii="Arial" w:hAnsi="Arial"/>
+        </w:rPr>
         <w:t>1. Стороны согласовали дополнительный объём по позициям ниже. Основание: для планируемых работ — поручение 01 № [___] от [___]; для уже выполненных — подтверждение просьбы заказчика [вид, №, дата: ___]. Уведомление 03 № [___] от [___], согласование 02 № [___] от [___]. Оставьте применимый вариант.</w:t>
       </w:r>
     </w:p>
@@ -316,6 +334,7 @@
             <w:r/>
             <w:r>
               <w:rPr>
+                <w:rFonts w:ascii="Arial" w:hAnsi="Arial"/>
                 <w:b/>
                 <w:color w:val="262F37"/>
                 <w:sz w:val="18"/>
@@ -337,6 +356,7 @@
             <w:r/>
             <w:r>
               <w:rPr>
+                <w:rFonts w:ascii="Arial" w:hAnsi="Arial"/>
                 <w:b/>
                 <w:color w:val="262F37"/>
                 <w:sz w:val="18"/>
@@ -358,6 +378,7 @@
             <w:r/>
             <w:r>
               <w:rPr>
+                <w:rFonts w:ascii="Arial" w:hAnsi="Arial"/>
                 <w:b/>
                 <w:color w:val="262F37"/>
                 <w:sz w:val="18"/>
@@ -379,6 +400,7 @@
             <w:r/>
             <w:r>
               <w:rPr>
+                <w:rFonts w:ascii="Arial" w:hAnsi="Arial"/>
                 <w:b/>
                 <w:color w:val="262F37"/>
                 <w:sz w:val="18"/>
@@ -400,6 +422,7 @@
             <w:r/>
             <w:r>
               <w:rPr>
+                <w:rFonts w:ascii="Arial" w:hAnsi="Arial"/>
                 <w:b/>
                 <w:color w:val="262F37"/>
                 <w:sz w:val="18"/>
@@ -421,6 +444,7 @@
             <w:r/>
             <w:r>
               <w:rPr>
+                <w:rFonts w:ascii="Arial" w:hAnsi="Arial"/>
                 <w:b/>
                 <w:color w:val="262F37"/>
                 <w:sz w:val="18"/>
@@ -446,6 +470,7 @@
             <w:r/>
             <w:r>
               <w:rPr>
+                <w:rFonts w:ascii="Arial" w:hAnsi="Arial"/>
                 <w:b w:val="0"/>
                 <w:color w:val="262F37"/>
                 <w:sz w:val="18"/>
@@ -466,6 +491,7 @@
             <w:r/>
             <w:r>
               <w:rPr>
+                <w:rFonts w:ascii="Arial" w:hAnsi="Arial"/>
                 <w:b w:val="0"/>
                 <w:color w:val="262F37"/>
                 <w:sz w:val="18"/>
@@ -486,6 +512,7 @@
             <w:r/>
             <w:r>
               <w:rPr>
+                <w:rFonts w:ascii="Arial" w:hAnsi="Arial"/>
                 <w:b w:val="0"/>
                 <w:color w:val="262F37"/>
                 <w:sz w:val="18"/>
@@ -506,6 +533,7 @@
             <w:r/>
             <w:r>
               <w:rPr>
+                <w:rFonts w:ascii="Arial" w:hAnsi="Arial"/>
                 <w:b w:val="0"/>
                 <w:color w:val="262F37"/>
                 <w:sz w:val="18"/>
@@ -526,6 +554,7 @@
             <w:r/>
             <w:r>
               <w:rPr>
+                <w:rFonts w:ascii="Arial" w:hAnsi="Arial"/>
                 <w:b w:val="0"/>
                 <w:color w:val="262F37"/>
                 <w:sz w:val="18"/>
@@ -546,6 +575,7 @@
             <w:r/>
             <w:r>
               <w:rPr>
+                <w:rFonts w:ascii="Arial" w:hAnsi="Arial"/>
                 <w:b w:val="0"/>
                 <w:color w:val="262F37"/>
                 <w:sz w:val="18"/>
@@ -571,6 +601,7 @@
             <w:r/>
             <w:r>
               <w:rPr>
+                <w:rFonts w:ascii="Arial" w:hAnsi="Arial"/>
                 <w:b w:val="0"/>
                 <w:color w:val="262F37"/>
                 <w:sz w:val="18"/>
@@ -591,6 +622,7 @@
             <w:r/>
             <w:r>
               <w:rPr>
+                <w:rFonts w:ascii="Arial" w:hAnsi="Arial"/>
                 <w:b w:val="0"/>
                 <w:color w:val="262F37"/>
                 <w:sz w:val="18"/>
@@ -611,6 +643,7 @@
             <w:r/>
             <w:r>
               <w:rPr>
+                <w:rFonts w:ascii="Arial" w:hAnsi="Arial"/>
                 <w:b w:val="0"/>
                 <w:color w:val="262F37"/>
                 <w:sz w:val="18"/>
@@ -631,6 +664,7 @@
             <w:r/>
             <w:r>
               <w:rPr>
+                <w:rFonts w:ascii="Arial" w:hAnsi="Arial"/>
                 <w:b w:val="0"/>
                 <w:color w:val="262F37"/>
                 <w:sz w:val="18"/>
@@ -651,6 +685,7 @@
             <w:r/>
             <w:r>
               <w:rPr>
+                <w:rFonts w:ascii="Arial" w:hAnsi="Arial"/>
                 <w:b w:val="0"/>
                 <w:color w:val="262F37"/>
                 <w:sz w:val="18"/>
@@ -671,6 +706,7 @@
             <w:r/>
             <w:r>
               <w:rPr>
+                <w:rFonts w:ascii="Arial" w:hAnsi="Arial"/>
                 <w:b w:val="0"/>
                 <w:color w:val="262F37"/>
                 <w:sz w:val="18"/>
@@ -696,6 +732,7 @@
             <w:r/>
             <w:r>
               <w:rPr>
+                <w:rFonts w:ascii="Arial" w:hAnsi="Arial"/>
                 <w:b w:val="0"/>
                 <w:color w:val="262F37"/>
                 <w:sz w:val="18"/>
@@ -716,6 +753,7 @@
             <w:r/>
             <w:r>
               <w:rPr>
+                <w:rFonts w:ascii="Arial" w:hAnsi="Arial"/>
                 <w:b w:val="0"/>
                 <w:color w:val="262F37"/>
                 <w:sz w:val="18"/>
@@ -736,6 +774,7 @@
             <w:r/>
             <w:r>
               <w:rPr>
+                <w:rFonts w:ascii="Arial" w:hAnsi="Arial"/>
                 <w:b w:val="0"/>
                 <w:color w:val="262F37"/>
                 <w:sz w:val="18"/>
@@ -756,6 +795,7 @@
             <w:r/>
             <w:r>
               <w:rPr>
+                <w:rFonts w:ascii="Arial" w:hAnsi="Arial"/>
                 <w:b w:val="0"/>
                 <w:color w:val="262F37"/>
                 <w:sz w:val="18"/>
@@ -776,6 +816,7 @@
             <w:r/>
             <w:r>
               <w:rPr>
+                <w:rFonts w:ascii="Arial" w:hAnsi="Arial"/>
                 <w:b w:val="0"/>
                 <w:color w:val="262F37"/>
                 <w:sz w:val="18"/>
@@ -796,6 +837,7 @@
             <w:r/>
             <w:r>
               <w:rPr>
+                <w:rFonts w:ascii="Arial" w:hAnsi="Arial"/>
                 <w:b w:val="0"/>
                 <w:color w:val="262F37"/>
                 <w:sz w:val="18"/>
@@ -808,6 +850,9 @@
     </w:tbl>
     <w:p>
       <w:r>
+        <w:rPr>
+          <w:rFonts w:ascii="Arial" w:hAnsi="Arial"/>
+        </w:rPr>
         <w:t>Границы и объёмы раскрыты в ведомости № [___] от [___], расчёт стоимости 07 № [___] от [___]. Эти документы прилагаются и подписываются сторонами.</w:t>
       </w:r>
     </w:p>
@@ -818,6 +863,9 @@
         <w:pageBreakBefore w:val="0"/>
       </w:pPr>
       <w:r>
+        <w:rPr>
+          <w:rFonts w:ascii="Arial" w:hAnsi="Arial"/>
+        </w:rPr>
         <w:t>Цена и оплата</w:t>
       </w:r>
     </w:p>
@@ -850,6 +898,7 @@
             <w:r/>
             <w:r>
               <w:rPr>
+                <w:rFonts w:ascii="Arial" w:hAnsi="Arial"/>
                 <w:b/>
                 <w:color w:val="262F37"/>
                 <w:sz w:val="18"/>
@@ -870,6 +919,7 @@
             <w:r/>
             <w:r>
               <w:rPr>
+                <w:rFonts w:ascii="Arial" w:hAnsi="Arial"/>
                 <w:b w:val="0"/>
                 <w:color w:val="262F37"/>
                 <w:sz w:val="18"/>
@@ -896,6 +946,7 @@
             <w:r/>
             <w:r>
               <w:rPr>
+                <w:rFonts w:ascii="Arial" w:hAnsi="Arial"/>
                 <w:b/>
                 <w:color w:val="262F37"/>
                 <w:sz w:val="18"/>
@@ -916,6 +967,7 @@
             <w:r/>
             <w:r>
               <w:rPr>
+                <w:rFonts w:ascii="Arial" w:hAnsi="Arial"/>
                 <w:b w:val="0"/>
                 <w:color w:val="262F37"/>
                 <w:sz w:val="18"/>
@@ -942,6 +994,7 @@
             <w:r/>
             <w:r>
               <w:rPr>
+                <w:rFonts w:ascii="Arial" w:hAnsi="Arial"/>
                 <w:b/>
                 <w:color w:val="262F37"/>
                 <w:sz w:val="18"/>
@@ -962,6 +1015,7 @@
             <w:r/>
             <w:r>
               <w:rPr>
+                <w:rFonts w:ascii="Arial" w:hAnsi="Arial"/>
                 <w:b w:val="0"/>
                 <w:color w:val="262F37"/>
                 <w:sz w:val="18"/>
@@ -988,6 +1042,7 @@
             <w:r/>
             <w:r>
               <w:rPr>
+                <w:rFonts w:ascii="Arial" w:hAnsi="Arial"/>
                 <w:b/>
                 <w:color w:val="262F37"/>
                 <w:sz w:val="18"/>
@@ -1008,6 +1063,7 @@
             <w:r/>
             <w:r>
               <w:rPr>
+                <w:rFonts w:ascii="Arial" w:hAnsi="Arial"/>
                 <w:b w:val="0"/>
                 <w:color w:val="262F37"/>
                 <w:sz w:val="18"/>
@@ -1034,6 +1090,7 @@
             <w:r/>
             <w:r>
               <w:rPr>
+                <w:rFonts w:ascii="Arial" w:hAnsi="Arial"/>
                 <w:b/>
                 <w:color w:val="262F37"/>
                 <w:sz w:val="18"/>
@@ -1054,6 +1111,7 @@
             <w:r/>
             <w:r>
               <w:rPr>
+                <w:rFonts w:ascii="Arial" w:hAnsi="Arial"/>
                 <w:b w:val="0"/>
                 <w:color w:val="262F37"/>
                 <w:sz w:val="18"/>
@@ -1071,16 +1129,25 @@
         <w:pageBreakBefore w:val="0"/>
       </w:pPr>
       <w:r>
+        <w:rPr>
+          <w:rFonts w:ascii="Arial" w:hAnsi="Arial"/>
+        </w:rPr>
         <w:t>Исполнение и приёмка</w:t>
       </w:r>
     </w:p>
     <w:p>
       <w:r>
+        <w:rPr>
+          <w:rFonts w:ascii="Arial" w:hAnsi="Arial"/>
+        </w:rPr>
         <w:t>2. □ Работы планируются с [___]. □ Позиции № [___] фактически выполнены в период [___] — [___], что подтверждается [___]. Стороны фиксируют фактические даты в документах приёмки и расчётах.</w:t>
       </w:r>
     </w:p>
     <w:p>
       <w:r>
+        <w:rPr>
+          <w:rFonts w:ascii="Arial" w:hAnsi="Arial"/>
+        </w:rPr>
         <w:t>3. Приёмка и подтверждение объёмов выполняются по пунктам договора [___] и приложению [___]. Подписание настоящего соглашения само по себе не заменяет документы приёмки, предусмотренные договором.</w:t>
       </w:r>
     </w:p>
@@ -1091,16 +1158,25 @@
         <w:pageBreakBefore w:val="0"/>
       </w:pPr>
       <w:r>
+        <w:rPr>
+          <w:rFonts w:ascii="Arial" w:hAnsi="Arial"/>
+        </w:rPr>
         <w:t>Действие и приложения</w:t>
       </w:r>
     </w:p>
     <w:p>
       <w:r>
+        <w:rPr>
+          <w:rFonts w:ascii="Arial" w:hAnsi="Arial"/>
+        </w:rPr>
         <w:t>4. Соглашение действует с даты подписания сторонами [___], если стороны не указали иную допустимую дату действия: [___]. Остальные условия договора сохраняются в действующей редакции; изменение сроков оформляется соглашением 12 при необходимости.</w:t>
       </w:r>
     </w:p>
     <w:p>
       <w:r>
+        <w:rPr>
+          <w:rFonts w:ascii="Arial" w:hAnsi="Arial"/>
+        </w:rPr>
         <w:t>5. Неотъемлемые приложения: ведомость объёмов [___], расчёт стоимости 07 [___], чертежи / схема [___]. Экземпляров [___], по одному каждой стороне / иной порядок [___].</w:t>
       </w:r>
     </w:p>
@@ -1111,6 +1187,9 @@
         <w:pageBreakBefore w:val="0"/>
       </w:pPr>
       <w:r>
+        <w:rPr>
+          <w:rFonts w:ascii="Arial" w:hAnsi="Arial"/>
+        </w:rPr>
         <w:t>Подписи сторон</w:t>
       </w:r>
     </w:p>
@@ -1141,6 +1220,7 @@
             <w:r/>
             <w:r>
               <w:rPr>
+                <w:rFonts w:ascii="Arial" w:hAnsi="Arial"/>
                 <w:b/>
                 <w:color w:val="262F37"/>
                 <w:sz w:val="18"/>
@@ -1162,6 +1242,7 @@
             <w:r/>
             <w:r>
               <w:rPr>
+                <w:rFonts w:ascii="Arial" w:hAnsi="Arial"/>
                 <w:b/>
                 <w:color w:val="262F37"/>
                 <w:sz w:val="18"/>
@@ -1187,6 +1268,7 @@
             <w:r/>
             <w:r>
               <w:rPr>
+                <w:rFonts w:ascii="Arial" w:hAnsi="Arial"/>
                 <w:b w:val="0"/>
                 <w:color w:val="262F37"/>
                 <w:sz w:val="18"/>
@@ -1207,6 +1289,7 @@
             <w:r/>
             <w:r>
               <w:rPr>
+                <w:rFonts w:ascii="Arial" w:hAnsi="Arial"/>
                 <w:b w:val="0"/>
                 <w:color w:val="262F37"/>
                 <w:sz w:val="18"/>
@@ -1232,6 +1315,7 @@
             <w:r/>
             <w:r>
               <w:rPr>
+                <w:rFonts w:ascii="Arial" w:hAnsi="Arial"/>
                 <w:b w:val="0"/>
                 <w:color w:val="262F37"/>
                 <w:sz w:val="18"/>
@@ -1252,6 +1336,7 @@
             <w:r/>
             <w:r>
               <w:rPr>
+                <w:rFonts w:ascii="Arial" w:hAnsi="Arial"/>
                 <w:b w:val="0"/>
                 <w:color w:val="262F37"/>
                 <w:sz w:val="18"/>
@@ -1277,6 +1362,7 @@
             <w:r/>
             <w:r>
               <w:rPr>
+                <w:rFonts w:ascii="Arial" w:hAnsi="Arial"/>
                 <w:b w:val="0"/>
                 <w:color w:val="262F37"/>
                 <w:sz w:val="18"/>
@@ -1297,6 +1383,7 @@
             <w:r/>
             <w:r>
               <w:rPr>
+                <w:rFonts w:ascii="Arial" w:hAnsi="Arial"/>
                 <w:b w:val="0"/>
                 <w:color w:val="262F37"/>
                 <w:sz w:val="18"/>
@@ -1308,6 +1395,8 @@
       </w:tr>
     </w:tbl>
     <w:sectPr>
+      <w:headerReference w:type="default" r:id="rId9"/>
+      <w:footerReference w:type="default" r:id="rId10"/>
       <w:pgSz w:w="11906" w:h="16838"/>
       <w:pgMar w:top="964" w:right="1020" w:bottom="964" w:left="1020" w:header="720" w:footer="720" w:gutter="0"/>
       <w:cols w:space="720"/>
@@ -1315,6 +1404,26 @@
     </w:sectPr>
   </w:body>
 </w:document>
+</file>
+
+<file path=word/footer1.xml><?xml version="1.0" encoding="utf-8"?>
+<w:ftr xmlns:m="http://schemas.openxmlformats.org/officeDocument/2006/math" xmlns:mc="http://schemas.openxmlformats.org/markup-compatibility/2006" xmlns:mo="http://schemas.microsoft.com/office/mac/office/2008/main" xmlns:mv="urn:schemas-microsoft-com:mac:vml" xmlns:o="urn:schemas-microsoft-com:office:office" xmlns:r="http://schemas.openxmlformats.org/officeDocument/2006/relationships" xmlns:v="urn:schemas-microsoft-com:vml" xmlns:w10="urn:schemas-microsoft-com:office:word" xmlns:w14="http://schemas.microsoft.com/office/word/2010/wordml" xmlns:w="http://schemas.openxmlformats.org/wordprocessingml/2006/main" xmlns:wne="http://schemas.microsoft.com/office/word/2006/wordml" xmlns:wp14="http://schemas.microsoft.com/office/word/2010/wordprocessingDrawing" xmlns:wp="http://schemas.openxmlformats.org/drawingml/2006/wordprocessingDrawing" xmlns:wpc="http://schemas.microsoft.com/office/word/2010/wordprocessingCanvas" xmlns:wpg="http://schemas.microsoft.com/office/word/2010/wordprocessingGroup" xmlns:wpi="http://schemas.microsoft.com/office/word/2010/wordprocessingInk" xmlns:wps="http://schemas.microsoft.com/office/word/2010/wordprocessingShape" mc:Ignorable="w14 wp14">
+  <w:p>
+    <w:pPr>
+      <w:pStyle w:val="Footer"/>
+    </w:pPr>
+  </w:p>
+</w:ftr>
+</file>
+
+<file path=word/header1.xml><?xml version="1.0" encoding="utf-8"?>
+<w:hdr xmlns:m="http://schemas.openxmlformats.org/officeDocument/2006/math" xmlns:mc="http://schemas.openxmlformats.org/markup-compatibility/2006" xmlns:mo="http://schemas.microsoft.com/office/mac/office/2008/main" xmlns:mv="urn:schemas-microsoft-com:mac:vml" xmlns:o="urn:schemas-microsoft-com:office:office" xmlns:r="http://schemas.openxmlformats.org/officeDocument/2006/relationships" xmlns:v="urn:schemas-microsoft-com:vml" xmlns:w10="urn:schemas-microsoft-com:office:word" xmlns:w14="http://schemas.microsoft.com/office/word/2010/wordml" xmlns:w="http://schemas.openxmlformats.org/wordprocessingml/2006/main" xmlns:wne="http://schemas.microsoft.com/office/word/2006/wordml" xmlns:wp14="http://schemas.microsoft.com/office/word/2010/wordprocessingDrawing" xmlns:wp="http://schemas.openxmlformats.org/drawingml/2006/wordprocessingDrawing" xmlns:wpc="http://schemas.microsoft.com/office/word/2010/wordprocessingCanvas" xmlns:wpg="http://schemas.microsoft.com/office/word/2010/wordprocessingGroup" xmlns:wpi="http://schemas.microsoft.com/office/word/2010/wordprocessingInk" xmlns:wps="http://schemas.microsoft.com/office/word/2010/wordprocessingShape" mc:Ignorable="w14 wp14">
+  <w:p>
+    <w:pPr>
+      <w:pStyle w:val="Header"/>
+    </w:pPr>
+  </w:p>
+</w:hdr>
 </file>
 
 <file path=word/numbering.xml><?xml version="1.0" encoding="utf-8"?>
@@ -1684,7 +1793,7 @@
       <w:spacing w:after="100"/>
     </w:pPr>
     <w:rPr>
-      <w:rFonts w:ascii="Times New Roman" w:hAnsi="Times New Roman"/>
+      <w:rFonts w:ascii="Arial" w:hAnsi="Arial"/>
       <w:color w:val="262F37"/>
       <w:sz w:val="21"/>
     </w:rPr>
@@ -1703,6 +1812,9 @@
       </w:tabs>
       <w:spacing w:after="0" w:line="240" w:lineRule="auto"/>
     </w:pPr>
+    <w:rPr>
+      <w:rFonts w:ascii="Arial" w:hAnsi="Arial"/>
+    </w:rPr>
   </w:style>
   <w:style w:type="character" w:customStyle="1" w:styleId="HeaderChar">
     <w:name w:val="Header Char"/>
@@ -1710,6 +1822,9 @@
     <w:link w:val="Header"/>
     <w:uiPriority w:val="99"/>
     <w:rsid w:val="00E618BF"/>
+    <w:rPr>
+      <w:rFonts w:ascii="Arial" w:hAnsi="Arial"/>
+    </w:rPr>
   </w:style>
   <w:style w:type="paragraph" w:styleId="Footer">
     <w:name w:val="footer"/>
@@ -1725,6 +1840,9 @@
       </w:tabs>
       <w:spacing w:after="0" w:line="240" w:lineRule="auto"/>
     </w:pPr>
+    <w:rPr>
+      <w:rFonts w:ascii="Arial" w:hAnsi="Arial"/>
+    </w:rPr>
   </w:style>
   <w:style w:type="character" w:customStyle="1" w:styleId="FooterChar">
     <w:name w:val="Footer Char"/>
@@ -1732,6 +1850,9 @@
     <w:link w:val="Footer"/>
     <w:uiPriority w:val="99"/>
     <w:rsid w:val="00E618BF"/>
+    <w:rPr>
+      <w:rFonts w:ascii="Arial" w:hAnsi="Arial"/>
+    </w:rPr>
   </w:style>
   <w:style w:type="paragraph" w:styleId="Heading1">
     <w:name w:val="heading 1"/>
@@ -1748,7 +1869,7 @@
       <w:outlineLvl w:val="0"/>
     </w:pPr>
     <w:rPr>
-      <w:rFonts w:asciiTheme="majorHAnsi" w:eastAsiaTheme="majorEastAsia" w:hAnsiTheme="majorHAnsi" w:cstheme="majorBidi" w:ascii="Times New Roman" w:hAnsi="Times New Roman"/>
+      <w:rFonts w:asciiTheme="majorHAnsi" w:eastAsiaTheme="majorEastAsia" w:hAnsiTheme="majorHAnsi" w:cstheme="majorBidi" w:ascii="Arial" w:hAnsi="Arial"/>
       <w:b/>
       <w:bCs/>
       <w:color w:val="8E6F32"/>
@@ -1772,7 +1893,7 @@
       <w:outlineLvl w:val="1"/>
     </w:pPr>
     <w:rPr>
-      <w:rFonts w:asciiTheme="majorHAnsi" w:eastAsiaTheme="majorEastAsia" w:hAnsiTheme="majorHAnsi" w:cstheme="majorBidi"/>
+      <w:rFonts w:asciiTheme="majorHAnsi" w:eastAsiaTheme="majorEastAsia" w:hAnsiTheme="majorHAnsi" w:cstheme="majorBidi" w:ascii="Arial" w:hAnsi="Arial"/>
       <w:b/>
       <w:bCs/>
       <w:color w:val="4F81BD" w:themeColor="accent1"/>
@@ -1796,7 +1917,7 @@
       <w:outlineLvl w:val="2"/>
     </w:pPr>
     <w:rPr>
-      <w:rFonts w:asciiTheme="majorHAnsi" w:eastAsiaTheme="majorEastAsia" w:hAnsiTheme="majorHAnsi" w:cstheme="majorBidi"/>
+      <w:rFonts w:asciiTheme="majorHAnsi" w:eastAsiaTheme="majorEastAsia" w:hAnsiTheme="majorHAnsi" w:cstheme="majorBidi" w:ascii="Arial" w:hAnsi="Arial"/>
       <w:b/>
       <w:bCs/>
       <w:color w:val="4F81BD" w:themeColor="accent1"/>
@@ -1819,7 +1940,7 @@
       <w:outlineLvl w:val="3"/>
     </w:pPr>
     <w:rPr>
-      <w:rFonts w:asciiTheme="majorHAnsi" w:eastAsiaTheme="majorEastAsia" w:hAnsiTheme="majorHAnsi" w:cstheme="majorBidi"/>
+      <w:rFonts w:asciiTheme="majorHAnsi" w:eastAsiaTheme="majorEastAsia" w:hAnsiTheme="majorHAnsi" w:cstheme="majorBidi" w:ascii="Arial" w:hAnsi="Arial"/>
       <w:b/>
       <w:bCs/>
       <w:i/>
@@ -1844,7 +1965,7 @@
       <w:outlineLvl w:val="4"/>
     </w:pPr>
     <w:rPr>
-      <w:rFonts w:asciiTheme="majorHAnsi" w:eastAsiaTheme="majorEastAsia" w:hAnsiTheme="majorHAnsi" w:cstheme="majorBidi"/>
+      <w:rFonts w:asciiTheme="majorHAnsi" w:eastAsiaTheme="majorEastAsia" w:hAnsiTheme="majorHAnsi" w:cstheme="majorBidi" w:ascii="Arial" w:hAnsi="Arial"/>
       <w:color w:val="243F60" w:themeColor="accent1" w:themeShade="7F"/>
     </w:rPr>
   </w:style>
@@ -1865,7 +1986,7 @@
       <w:outlineLvl w:val="5"/>
     </w:pPr>
     <w:rPr>
-      <w:rFonts w:asciiTheme="majorHAnsi" w:eastAsiaTheme="majorEastAsia" w:hAnsiTheme="majorHAnsi" w:cstheme="majorBidi"/>
+      <w:rFonts w:asciiTheme="majorHAnsi" w:eastAsiaTheme="majorEastAsia" w:hAnsiTheme="majorHAnsi" w:cstheme="majorBidi" w:ascii="Arial" w:hAnsi="Arial"/>
       <w:i/>
       <w:iCs/>
       <w:color w:val="243F60" w:themeColor="accent1" w:themeShade="7F"/>
@@ -1888,7 +2009,7 @@
       <w:outlineLvl w:val="6"/>
     </w:pPr>
     <w:rPr>
-      <w:rFonts w:asciiTheme="majorHAnsi" w:eastAsiaTheme="majorEastAsia" w:hAnsiTheme="majorHAnsi" w:cstheme="majorBidi"/>
+      <w:rFonts w:asciiTheme="majorHAnsi" w:eastAsiaTheme="majorEastAsia" w:hAnsiTheme="majorHAnsi" w:cstheme="majorBidi" w:ascii="Arial" w:hAnsi="Arial"/>
       <w:i/>
       <w:iCs/>
       <w:color w:val="404040" w:themeColor="text1" w:themeTint="BF"/>
@@ -1911,7 +2032,7 @@
       <w:outlineLvl w:val="7"/>
     </w:pPr>
     <w:rPr>
-      <w:rFonts w:asciiTheme="majorHAnsi" w:eastAsiaTheme="majorEastAsia" w:hAnsiTheme="majorHAnsi" w:cstheme="majorBidi"/>
+      <w:rFonts w:asciiTheme="majorHAnsi" w:eastAsiaTheme="majorEastAsia" w:hAnsiTheme="majorHAnsi" w:cstheme="majorBidi" w:ascii="Arial" w:hAnsi="Arial"/>
       <w:color w:val="4F81BD" w:themeColor="accent1"/>
       <w:sz w:val="20"/>
       <w:szCs w:val="20"/>
@@ -1934,7 +2055,7 @@
       <w:outlineLvl w:val="8"/>
     </w:pPr>
     <w:rPr>
-      <w:rFonts w:asciiTheme="majorHAnsi" w:eastAsiaTheme="majorEastAsia" w:hAnsiTheme="majorHAnsi" w:cstheme="majorBidi"/>
+      <w:rFonts w:asciiTheme="majorHAnsi" w:eastAsiaTheme="majorEastAsia" w:hAnsiTheme="majorHAnsi" w:cstheme="majorBidi" w:ascii="Arial" w:hAnsi="Arial"/>
       <w:i/>
       <w:iCs/>
       <w:color w:val="404040" w:themeColor="text1" w:themeTint="BF"/>
@@ -1947,12 +2068,18 @@
     <w:uiPriority w:val="1"/>
     <w:semiHidden/>
     <w:unhideWhenUsed/>
+    <w:rPr>
+      <w:rFonts w:ascii="Arial" w:hAnsi="Arial"/>
+    </w:rPr>
   </w:style>
   <w:style w:type="table" w:default="1" w:styleId="TableNormal">
     <w:name w:val="Normal Table"/>
     <w:uiPriority w:val="99"/>
     <w:semiHidden/>
     <w:unhideWhenUsed/>
+    <w:rPr>
+      <w:rFonts w:ascii="Arial" w:hAnsi="Arial"/>
+    </w:rPr>
     <w:tblPr>
       <w:tblInd w:w="0" w:type="dxa"/>
       <w:tblCellMar>
@@ -1977,6 +2104,9 @@
     <w:pPr>
       <w:spacing w:after="0" w:line="240" w:lineRule="auto"/>
     </w:pPr>
+    <w:rPr>
+      <w:rFonts w:ascii="Arial" w:hAnsi="Arial"/>
+    </w:rPr>
   </w:style>
   <w:style w:type="character" w:customStyle="1" w:styleId="Heading1Char">
     <w:name w:val="Heading 1 Char"/>
@@ -1985,7 +2115,7 @@
     <w:uiPriority w:val="9"/>
     <w:rsid w:val="00FC693F"/>
     <w:rPr>
-      <w:rFonts w:asciiTheme="majorHAnsi" w:eastAsiaTheme="majorEastAsia" w:hAnsiTheme="majorHAnsi" w:cstheme="majorBidi"/>
+      <w:rFonts w:asciiTheme="majorHAnsi" w:eastAsiaTheme="majorEastAsia" w:hAnsiTheme="majorHAnsi" w:cstheme="majorBidi" w:ascii="Arial" w:hAnsi="Arial"/>
       <w:b/>
       <w:bCs/>
       <w:color w:val="365F91" w:themeColor="accent1" w:themeShade="BF"/>
@@ -2000,7 +2130,7 @@
     <w:uiPriority w:val="9"/>
     <w:rsid w:val="00FC693F"/>
     <w:rPr>
-      <w:rFonts w:asciiTheme="majorHAnsi" w:eastAsiaTheme="majorEastAsia" w:hAnsiTheme="majorHAnsi" w:cstheme="majorBidi"/>
+      <w:rFonts w:asciiTheme="majorHAnsi" w:eastAsiaTheme="majorEastAsia" w:hAnsiTheme="majorHAnsi" w:cstheme="majorBidi" w:ascii="Arial" w:hAnsi="Arial"/>
       <w:b/>
       <w:bCs/>
       <w:color w:val="4F81BD" w:themeColor="accent1"/>
@@ -2015,7 +2145,7 @@
     <w:uiPriority w:val="9"/>
     <w:rsid w:val="00FC693F"/>
     <w:rPr>
-      <w:rFonts w:asciiTheme="majorHAnsi" w:eastAsiaTheme="majorEastAsia" w:hAnsiTheme="majorHAnsi" w:cstheme="majorBidi"/>
+      <w:rFonts w:asciiTheme="majorHAnsi" w:eastAsiaTheme="majorEastAsia" w:hAnsiTheme="majorHAnsi" w:cstheme="majorBidi" w:ascii="Arial" w:hAnsi="Arial"/>
       <w:b/>
       <w:bCs/>
       <w:color w:val="4F81BD" w:themeColor="accent1"/>
@@ -2034,7 +2164,7 @@
       <w:contextualSpacing/>
     </w:pPr>
     <w:rPr>
-      <w:rFonts w:asciiTheme="majorHAnsi" w:eastAsiaTheme="majorEastAsia" w:hAnsiTheme="majorHAnsi" w:cstheme="majorBidi" w:ascii="Times New Roman" w:hAnsi="Times New Roman"/>
+      <w:rFonts w:asciiTheme="majorHAnsi" w:eastAsiaTheme="majorEastAsia" w:hAnsiTheme="majorHAnsi" w:cstheme="majorBidi" w:ascii="Arial" w:hAnsi="Arial"/>
       <w:b/>
       <w:color w:val="000000"/>
       <w:spacing w:val="5"/>
@@ -2050,7 +2180,7 @@
     <w:uiPriority w:val="10"/>
     <w:rsid w:val="00FC693F"/>
     <w:rPr>
-      <w:rFonts w:asciiTheme="majorHAnsi" w:eastAsiaTheme="majorEastAsia" w:hAnsiTheme="majorHAnsi" w:cstheme="majorBidi"/>
+      <w:rFonts w:asciiTheme="majorHAnsi" w:eastAsiaTheme="majorEastAsia" w:hAnsiTheme="majorHAnsi" w:cstheme="majorBidi" w:ascii="Arial" w:hAnsi="Arial"/>
       <w:color w:val="17365D" w:themeColor="text2" w:themeShade="BF"/>
       <w:spacing w:val="5"/>
       <w:kern w:val="28"/>
@@ -2072,7 +2202,7 @@
       </w:numPr>
     </w:pPr>
     <w:rPr>
-      <w:rFonts w:asciiTheme="majorHAnsi" w:eastAsiaTheme="majorEastAsia" w:hAnsiTheme="majorHAnsi" w:cstheme="majorBidi"/>
+      <w:rFonts w:asciiTheme="majorHAnsi" w:eastAsiaTheme="majorEastAsia" w:hAnsiTheme="majorHAnsi" w:cstheme="majorBidi" w:ascii="Arial" w:hAnsi="Arial"/>
       <w:i/>
       <w:iCs/>
       <w:color w:val="4F81BD" w:themeColor="accent1"/>
@@ -2088,7 +2218,7 @@
     <w:uiPriority w:val="11"/>
     <w:rsid w:val="00FC693F"/>
     <w:rPr>
-      <w:rFonts w:asciiTheme="majorHAnsi" w:eastAsiaTheme="majorEastAsia" w:hAnsiTheme="majorHAnsi" w:cstheme="majorBidi"/>
+      <w:rFonts w:asciiTheme="majorHAnsi" w:eastAsiaTheme="majorEastAsia" w:hAnsiTheme="majorHAnsi" w:cstheme="majorBidi" w:ascii="Arial" w:hAnsi="Arial"/>
       <w:i/>
       <w:iCs/>
       <w:color w:val="4F81BD" w:themeColor="accent1"/>
@@ -2107,6 +2237,9 @@
       <w:ind w:left="720"/>
       <w:contextualSpacing/>
     </w:pPr>
+    <w:rPr>
+      <w:rFonts w:ascii="Arial" w:hAnsi="Arial"/>
+    </w:rPr>
   </w:style>
   <w:style w:type="paragraph" w:styleId="BodyText">
     <w:name w:val="Body Text"/>
@@ -2118,6 +2251,9 @@
     <w:pPr>
       <w:spacing w:after="120"/>
     </w:pPr>
+    <w:rPr>
+      <w:rFonts w:ascii="Arial" w:hAnsi="Arial"/>
+    </w:rPr>
   </w:style>
   <w:style w:type="character" w:customStyle="1" w:styleId="BodyTextChar">
     <w:name w:val="Body Text Char"/>
@@ -2125,6 +2261,9 @@
     <w:link w:val="BodyText"/>
     <w:uiPriority w:val="99"/>
     <w:rsid w:val="00AA1D8D"/>
+    <w:rPr>
+      <w:rFonts w:ascii="Arial" w:hAnsi="Arial"/>
+    </w:rPr>
   </w:style>
   <w:style w:type="paragraph" w:styleId="BodyText2">
     <w:name w:val="Body Text 2"/>
@@ -2136,6 +2275,9 @@
     <w:pPr>
       <w:spacing w:after="120" w:line="480" w:lineRule="auto"/>
     </w:pPr>
+    <w:rPr>
+      <w:rFonts w:ascii="Arial" w:hAnsi="Arial"/>
+    </w:rPr>
   </w:style>
   <w:style w:type="character" w:customStyle="1" w:styleId="BodyText2Char">
     <w:name w:val="Body Text 2 Char"/>
@@ -2143,6 +2285,9 @@
     <w:link w:val="BodyText2"/>
     <w:uiPriority w:val="99"/>
     <w:rsid w:val="00AA1D8D"/>
+    <w:rPr>
+      <w:rFonts w:ascii="Arial" w:hAnsi="Arial"/>
+    </w:rPr>
   </w:style>
   <w:style w:type="paragraph" w:styleId="BodyText3">
     <w:name w:val="Body Text 3"/>
@@ -2155,6 +2300,7 @@
       <w:spacing w:after="120"/>
     </w:pPr>
     <w:rPr>
+      <w:rFonts w:ascii="Arial" w:hAnsi="Arial"/>
       <w:sz w:val="16"/>
       <w:szCs w:val="16"/>
     </w:rPr>
@@ -2166,6 +2312,7 @@
     <w:uiPriority w:val="99"/>
     <w:rsid w:val="00AA1D8D"/>
     <w:rPr>
+      <w:rFonts w:ascii="Arial" w:hAnsi="Arial"/>
       <w:sz w:val="16"/>
       <w:szCs w:val="16"/>
     </w:rPr>
@@ -2180,6 +2327,9 @@
       <w:ind w:left="360" w:hanging="360"/>
       <w:contextualSpacing/>
     </w:pPr>
+    <w:rPr>
+      <w:rFonts w:ascii="Arial" w:hAnsi="Arial"/>
+    </w:rPr>
   </w:style>
   <w:style w:type="paragraph" w:styleId="List2">
     <w:name w:val="List 2"/>
@@ -2191,6 +2341,9 @@
       <w:ind w:left="720" w:hanging="360"/>
       <w:contextualSpacing/>
     </w:pPr>
+    <w:rPr>
+      <w:rFonts w:ascii="Arial" w:hAnsi="Arial"/>
+    </w:rPr>
   </w:style>
   <w:style w:type="paragraph" w:styleId="List3">
     <w:name w:val="List 3"/>
@@ -2202,6 +2355,9 @@
       <w:ind w:left="1080" w:hanging="360"/>
       <w:contextualSpacing/>
     </w:pPr>
+    <w:rPr>
+      <w:rFonts w:ascii="Arial" w:hAnsi="Arial"/>
+    </w:rPr>
   </w:style>
   <w:style w:type="paragraph" w:styleId="ListBullet">
     <w:name w:val="List Bullet"/>
@@ -2215,6 +2371,9 @@
       </w:numPr>
       <w:contextualSpacing/>
     </w:pPr>
+    <w:rPr>
+      <w:rFonts w:ascii="Arial" w:hAnsi="Arial"/>
+    </w:rPr>
   </w:style>
   <w:style w:type="paragraph" w:styleId="ListBullet2">
     <w:name w:val="List Bullet 2"/>
@@ -2228,6 +2387,9 @@
       </w:numPr>
       <w:contextualSpacing/>
     </w:pPr>
+    <w:rPr>
+      <w:rFonts w:ascii="Arial" w:hAnsi="Arial"/>
+    </w:rPr>
   </w:style>
   <w:style w:type="paragraph" w:styleId="ListBullet3">
     <w:name w:val="List Bullet 3"/>
@@ -2241,6 +2403,9 @@
       </w:numPr>
       <w:contextualSpacing/>
     </w:pPr>
+    <w:rPr>
+      <w:rFonts w:ascii="Arial" w:hAnsi="Arial"/>
+    </w:rPr>
   </w:style>
   <w:style w:type="paragraph" w:styleId="ListNumber">
     <w:name w:val="List Number"/>
@@ -2254,6 +2419,9 @@
       </w:numPr>
       <w:contextualSpacing/>
     </w:pPr>
+    <w:rPr>
+      <w:rFonts w:ascii="Arial" w:hAnsi="Arial"/>
+    </w:rPr>
   </w:style>
   <w:style w:type="paragraph" w:styleId="ListNumber2">
     <w:name w:val="List Number 2"/>
@@ -2267,6 +2435,9 @@
       </w:numPr>
       <w:contextualSpacing/>
     </w:pPr>
+    <w:rPr>
+      <w:rFonts w:ascii="Arial" w:hAnsi="Arial"/>
+    </w:rPr>
   </w:style>
   <w:style w:type="paragraph" w:styleId="ListNumber3">
     <w:name w:val="List Number 3"/>
@@ -2280,6 +2451,9 @@
       </w:numPr>
       <w:contextualSpacing/>
     </w:pPr>
+    <w:rPr>
+      <w:rFonts w:ascii="Arial" w:hAnsi="Arial"/>
+    </w:rPr>
   </w:style>
   <w:style w:type="paragraph" w:styleId="ListContinue">
     <w:name w:val="List Continue"/>
@@ -2292,6 +2466,9 @@
       <w:ind w:left="360"/>
       <w:contextualSpacing/>
     </w:pPr>
+    <w:rPr>
+      <w:rFonts w:ascii="Arial" w:hAnsi="Arial"/>
+    </w:rPr>
   </w:style>
   <w:style w:type="paragraph" w:styleId="ListContinue2">
     <w:name w:val="List Continue 2"/>
@@ -2304,6 +2481,9 @@
       <w:ind w:left="720"/>
       <w:contextualSpacing/>
     </w:pPr>
+    <w:rPr>
+      <w:rFonts w:ascii="Arial" w:hAnsi="Arial"/>
+    </w:rPr>
   </w:style>
   <w:style w:type="paragraph" w:styleId="ListContinue3">
     <w:name w:val="List Continue 3"/>
@@ -2316,6 +2496,9 @@
       <w:ind w:left="1080"/>
       <w:contextualSpacing/>
     </w:pPr>
+    <w:rPr>
+      <w:rFonts w:ascii="Arial" w:hAnsi="Arial"/>
+    </w:rPr>
   </w:style>
   <w:style w:type="paragraph" w:styleId="MacroText">
     <w:name w:val="macro"/>
@@ -2335,7 +2518,7 @@
       </w:tabs>
     </w:pPr>
     <w:rPr>
-      <w:rFonts w:ascii="Courier" w:hAnsi="Courier"/>
+      <w:rFonts w:ascii="Arial" w:hAnsi="Arial"/>
       <w:sz w:val="20"/>
       <w:szCs w:val="20"/>
     </w:rPr>
@@ -2347,7 +2530,7 @@
     <w:uiPriority w:val="99"/>
     <w:rsid w:val="0029639D"/>
     <w:rPr>
-      <w:rFonts w:ascii="Courier" w:hAnsi="Courier"/>
+      <w:rFonts w:ascii="Arial" w:hAnsi="Arial"/>
       <w:sz w:val="20"/>
       <w:szCs w:val="20"/>
     </w:rPr>
@@ -2361,6 +2544,7 @@
     <w:qFormat/>
     <w:rsid w:val="00FC693F"/>
     <w:rPr>
+      <w:rFonts w:ascii="Arial" w:hAnsi="Arial"/>
       <w:i/>
       <w:iCs/>
       <w:color w:val="000000" w:themeColor="text1"/>
@@ -2373,6 +2557,7 @@
     <w:uiPriority w:val="29"/>
     <w:rsid w:val="00FC693F"/>
     <w:rPr>
+      <w:rFonts w:ascii="Arial" w:hAnsi="Arial"/>
       <w:i/>
       <w:iCs/>
       <w:color w:val="000000" w:themeColor="text1"/>
@@ -2386,7 +2571,7 @@
     <w:semiHidden/>
     <w:rsid w:val="00FC693F"/>
     <w:rPr>
-      <w:rFonts w:asciiTheme="majorHAnsi" w:eastAsiaTheme="majorEastAsia" w:hAnsiTheme="majorHAnsi" w:cstheme="majorBidi"/>
+      <w:rFonts w:asciiTheme="majorHAnsi" w:eastAsiaTheme="majorEastAsia" w:hAnsiTheme="majorHAnsi" w:cstheme="majorBidi" w:ascii="Arial" w:hAnsi="Arial"/>
       <w:b/>
       <w:bCs/>
       <w:i/>
@@ -2402,7 +2587,7 @@
     <w:semiHidden/>
     <w:rsid w:val="00FC693F"/>
     <w:rPr>
-      <w:rFonts w:asciiTheme="majorHAnsi" w:eastAsiaTheme="majorEastAsia" w:hAnsiTheme="majorHAnsi" w:cstheme="majorBidi"/>
+      <w:rFonts w:asciiTheme="majorHAnsi" w:eastAsiaTheme="majorEastAsia" w:hAnsiTheme="majorHAnsi" w:cstheme="majorBidi" w:ascii="Arial" w:hAnsi="Arial"/>
       <w:color w:val="243F60" w:themeColor="accent1" w:themeShade="7F"/>
     </w:rPr>
   </w:style>
@@ -2414,7 +2599,7 @@
     <w:semiHidden/>
     <w:rsid w:val="00FC693F"/>
     <w:rPr>
-      <w:rFonts w:asciiTheme="majorHAnsi" w:eastAsiaTheme="majorEastAsia" w:hAnsiTheme="majorHAnsi" w:cstheme="majorBidi"/>
+      <w:rFonts w:asciiTheme="majorHAnsi" w:eastAsiaTheme="majorEastAsia" w:hAnsiTheme="majorHAnsi" w:cstheme="majorBidi" w:ascii="Arial" w:hAnsi="Arial"/>
       <w:i/>
       <w:iCs/>
       <w:color w:val="243F60" w:themeColor="accent1" w:themeShade="7F"/>
@@ -2428,7 +2613,7 @@
     <w:semiHidden/>
     <w:rsid w:val="00FC693F"/>
     <w:rPr>
-      <w:rFonts w:asciiTheme="majorHAnsi" w:eastAsiaTheme="majorEastAsia" w:hAnsiTheme="majorHAnsi" w:cstheme="majorBidi"/>
+      <w:rFonts w:asciiTheme="majorHAnsi" w:eastAsiaTheme="majorEastAsia" w:hAnsiTheme="majorHAnsi" w:cstheme="majorBidi" w:ascii="Arial" w:hAnsi="Arial"/>
       <w:i/>
       <w:iCs/>
       <w:color w:val="404040" w:themeColor="text1" w:themeTint="BF"/>
@@ -2442,7 +2627,7 @@
     <w:semiHidden/>
     <w:rsid w:val="00FC693F"/>
     <w:rPr>
-      <w:rFonts w:asciiTheme="majorHAnsi" w:eastAsiaTheme="majorEastAsia" w:hAnsiTheme="majorHAnsi" w:cstheme="majorBidi"/>
+      <w:rFonts w:asciiTheme="majorHAnsi" w:eastAsiaTheme="majorEastAsia" w:hAnsiTheme="majorHAnsi" w:cstheme="majorBidi" w:ascii="Arial" w:hAnsi="Arial"/>
       <w:color w:val="4F81BD" w:themeColor="accent1"/>
       <w:sz w:val="20"/>
       <w:szCs w:val="20"/>
@@ -2456,7 +2641,7 @@
     <w:semiHidden/>
     <w:rsid w:val="00FC693F"/>
     <w:rPr>
-      <w:rFonts w:asciiTheme="majorHAnsi" w:eastAsiaTheme="majorEastAsia" w:hAnsiTheme="majorHAnsi" w:cstheme="majorBidi"/>
+      <w:rFonts w:asciiTheme="majorHAnsi" w:eastAsiaTheme="majorEastAsia" w:hAnsiTheme="majorHAnsi" w:cstheme="majorBidi" w:ascii="Arial" w:hAnsi="Arial"/>
       <w:i/>
       <w:iCs/>
       <w:color w:val="404040" w:themeColor="text1" w:themeTint="BF"/>
@@ -2477,6 +2662,7 @@
       <w:spacing w:line="240" w:lineRule="auto"/>
     </w:pPr>
     <w:rPr>
+      <w:rFonts w:ascii="Arial" w:hAnsi="Arial"/>
       <w:b/>
       <w:bCs/>
       <w:color w:val="4F81BD" w:themeColor="accent1"/>
@@ -2491,6 +2677,7 @@
     <w:qFormat/>
     <w:rsid w:val="00FC693F"/>
     <w:rPr>
+      <w:rFonts w:ascii="Arial" w:hAnsi="Arial"/>
       <w:b/>
       <w:bCs/>
     </w:rPr>
@@ -2502,6 +2689,7 @@
     <w:qFormat/>
     <w:rsid w:val="00FC693F"/>
     <w:rPr>
+      <w:rFonts w:ascii="Arial" w:hAnsi="Arial"/>
       <w:i/>
       <w:iCs/>
     </w:rPr>
@@ -2522,6 +2710,7 @@
       <w:ind w:left="936" w:right="936"/>
     </w:pPr>
     <w:rPr>
+      <w:rFonts w:ascii="Arial" w:hAnsi="Arial"/>
       <w:b/>
       <w:bCs/>
       <w:i/>
@@ -2536,6 +2725,7 @@
     <w:uiPriority w:val="30"/>
     <w:rsid w:val="00FC693F"/>
     <w:rPr>
+      <w:rFonts w:ascii="Arial" w:hAnsi="Arial"/>
       <w:b/>
       <w:bCs/>
       <w:i/>
@@ -2550,6 +2740,7 @@
     <w:qFormat/>
     <w:rsid w:val="00FC693F"/>
     <w:rPr>
+      <w:rFonts w:ascii="Arial" w:hAnsi="Arial"/>
       <w:i/>
       <w:iCs/>
       <w:color w:val="808080" w:themeColor="text1" w:themeTint="7F"/>
@@ -2562,6 +2753,7 @@
     <w:qFormat/>
     <w:rsid w:val="00FC693F"/>
     <w:rPr>
+      <w:rFonts w:ascii="Arial" w:hAnsi="Arial"/>
       <w:b/>
       <w:bCs/>
       <w:i/>
@@ -2576,6 +2768,7 @@
     <w:qFormat/>
     <w:rsid w:val="00FC693F"/>
     <w:rPr>
+      <w:rFonts w:ascii="Arial" w:hAnsi="Arial"/>
       <w:smallCaps/>
       <w:color w:val="C0504D" w:themeColor="accent2"/>
       <w:u w:val="single"/>
@@ -2588,6 +2781,7 @@
     <w:qFormat/>
     <w:rsid w:val="00FC693F"/>
     <w:rPr>
+      <w:rFonts w:ascii="Arial" w:hAnsi="Arial"/>
       <w:b/>
       <w:bCs/>
       <w:smallCaps/>
@@ -2603,6 +2797,7 @@
     <w:qFormat/>
     <w:rsid w:val="00FC693F"/>
     <w:rPr>
+      <w:rFonts w:ascii="Arial" w:hAnsi="Arial"/>
       <w:b/>
       <w:bCs/>
       <w:smallCaps/>
@@ -2621,6 +2816,9 @@
     <w:pPr>
       <w:outlineLvl w:val="9"/>
     </w:pPr>
+    <w:rPr>
+      <w:rFonts w:ascii="Arial" w:hAnsi="Arial"/>
+    </w:rPr>
   </w:style>
   <w:style w:type="table" w:styleId="TableGrid">
     <w:name w:val="Table Grid"/>
@@ -2630,6 +2828,9 @@
     <w:pPr>
       <w:spacing w:after="0" w:line="240" w:lineRule="auto"/>
     </w:pPr>
+    <w:rPr>
+      <w:rFonts w:ascii="Arial" w:hAnsi="Arial"/>
+    </w:rPr>
     <w:tblPr>
       <w:tblInd w:w="0" w:type="dxa"/>
       <w:tblBorders>
@@ -2657,6 +2858,7 @@
       <w:spacing w:after="0" w:line="240" w:lineRule="auto"/>
     </w:pPr>
     <w:rPr>
+      <w:rFonts w:ascii="Arial" w:hAnsi="Arial"/>
       <w:color w:val="000000" w:themeColor="text1" w:themeShade="BF"/>
     </w:rPr>
     <w:tblPr>
@@ -2760,6 +2962,7 @@
       <w:spacing w:after="0" w:line="240" w:lineRule="auto"/>
     </w:pPr>
     <w:rPr>
+      <w:rFonts w:ascii="Arial" w:hAnsi="Arial"/>
       <w:color w:val="365F91" w:themeColor="accent1" w:themeShade="BF"/>
     </w:rPr>
     <w:tblPr>
@@ -2863,6 +3066,7 @@
       <w:spacing w:after="0" w:line="240" w:lineRule="auto"/>
     </w:pPr>
     <w:rPr>
+      <w:rFonts w:ascii="Arial" w:hAnsi="Arial"/>
       <w:color w:val="943634" w:themeColor="accent2" w:themeShade="BF"/>
     </w:rPr>
     <w:tblPr>
@@ -2966,6 +3170,7 @@
       <w:spacing w:after="0" w:line="240" w:lineRule="auto"/>
     </w:pPr>
     <w:rPr>
+      <w:rFonts w:ascii="Arial" w:hAnsi="Arial"/>
       <w:color w:val="76923C" w:themeColor="accent3" w:themeShade="BF"/>
     </w:rPr>
     <w:tblPr>
@@ -3069,6 +3274,7 @@
       <w:spacing w:after="0" w:line="240" w:lineRule="auto"/>
     </w:pPr>
     <w:rPr>
+      <w:rFonts w:ascii="Arial" w:hAnsi="Arial"/>
       <w:color w:val="5F497A" w:themeColor="accent4" w:themeShade="BF"/>
     </w:rPr>
     <w:tblPr>
@@ -3172,6 +3378,7 @@
       <w:spacing w:after="0" w:line="240" w:lineRule="auto"/>
     </w:pPr>
     <w:rPr>
+      <w:rFonts w:ascii="Arial" w:hAnsi="Arial"/>
       <w:color w:val="31849B" w:themeColor="accent5" w:themeShade="BF"/>
     </w:rPr>
     <w:tblPr>
@@ -3275,6 +3482,7 @@
       <w:spacing w:after="0" w:line="240" w:lineRule="auto"/>
     </w:pPr>
     <w:rPr>
+      <w:rFonts w:ascii="Arial" w:hAnsi="Arial"/>
       <w:color w:val="E36C0A" w:themeColor="accent6" w:themeShade="BF"/>
     </w:rPr>
     <w:tblPr>
@@ -3377,6 +3585,9 @@
     <w:pPr>
       <w:spacing w:after="0" w:line="240" w:lineRule="auto"/>
     </w:pPr>
+    <w:rPr>
+      <w:rFonts w:ascii="Arial" w:hAnsi="Arial"/>
+    </w:rPr>
     <w:tblPr>
       <w:tblStyleRowBandSize w:val="1"/>
       <w:tblStyleColBandSize w:val="1"/>
@@ -3469,6 +3680,9 @@
     <w:pPr>
       <w:spacing w:after="0" w:line="240" w:lineRule="auto"/>
     </w:pPr>
+    <w:rPr>
+      <w:rFonts w:ascii="Arial" w:hAnsi="Arial"/>
+    </w:rPr>
     <w:tblPr>
       <w:tblStyleRowBandSize w:val="1"/>
       <w:tblStyleColBandSize w:val="1"/>
@@ -3561,6 +3775,9 @@
     <w:pPr>
       <w:spacing w:after="0" w:line="240" w:lineRule="auto"/>
     </w:pPr>
+    <w:rPr>
+      <w:rFonts w:ascii="Arial" w:hAnsi="Arial"/>
+    </w:rPr>
     <w:tblPr>
       <w:tblStyleRowBandSize w:val="1"/>
       <w:tblStyleColBandSize w:val="1"/>
@@ -3653,6 +3870,9 @@
     <w:pPr>
       <w:spacing w:after="0" w:line="240" w:lineRule="auto"/>
     </w:pPr>
+    <w:rPr>
+      <w:rFonts w:ascii="Arial" w:hAnsi="Arial"/>
+    </w:rPr>
     <w:tblPr>
       <w:tblStyleRowBandSize w:val="1"/>
       <w:tblStyleColBandSize w:val="1"/>
@@ -3745,6 +3965,9 @@
     <w:pPr>
       <w:spacing w:after="0" w:line="240" w:lineRule="auto"/>
     </w:pPr>
+    <w:rPr>
+      <w:rFonts w:ascii="Arial" w:hAnsi="Arial"/>
+    </w:rPr>
     <w:tblPr>
       <w:tblStyleRowBandSize w:val="1"/>
       <w:tblStyleColBandSize w:val="1"/>
@@ -3837,6 +4060,9 @@
     <w:pPr>
       <w:spacing w:after="0" w:line="240" w:lineRule="auto"/>
     </w:pPr>
+    <w:rPr>
+      <w:rFonts w:ascii="Arial" w:hAnsi="Arial"/>
+    </w:rPr>
     <w:tblPr>
       <w:tblStyleRowBandSize w:val="1"/>
       <w:tblStyleColBandSize w:val="1"/>
@@ -3929,6 +4155,9 @@
     <w:pPr>
       <w:spacing w:after="0" w:line="240" w:lineRule="auto"/>
     </w:pPr>
+    <w:rPr>
+      <w:rFonts w:ascii="Arial" w:hAnsi="Arial"/>
+    </w:rPr>
     <w:tblPr>
       <w:tblStyleRowBandSize w:val="1"/>
       <w:tblStyleColBandSize w:val="1"/>
@@ -4021,6 +4250,9 @@
     <w:pPr>
       <w:spacing w:after="0" w:line="240" w:lineRule="auto"/>
     </w:pPr>
+    <w:rPr>
+      <w:rFonts w:ascii="Arial" w:hAnsi="Arial"/>
+    </w:rPr>
     <w:tblPr>
       <w:tblStyleRowBandSize w:val="1"/>
       <w:tblStyleColBandSize w:val="1"/>
@@ -4151,6 +4383,9 @@
     <w:pPr>
       <w:spacing w:after="0" w:line="240" w:lineRule="auto"/>
     </w:pPr>
+    <w:rPr>
+      <w:rFonts w:ascii="Arial" w:hAnsi="Arial"/>
+    </w:rPr>
     <w:tblPr>
       <w:tblStyleRowBandSize w:val="1"/>
       <w:tblStyleColBandSize w:val="1"/>
@@ -4281,6 +4516,9 @@
     <w:pPr>
       <w:spacing w:after="0" w:line="240" w:lineRule="auto"/>
     </w:pPr>
+    <w:rPr>
+      <w:rFonts w:ascii="Arial" w:hAnsi="Arial"/>
+    </w:rPr>
     <w:tblPr>
       <w:tblStyleRowBandSize w:val="1"/>
       <w:tblStyleColBandSize w:val="1"/>
@@ -4411,6 +4649,9 @@
     <w:pPr>
       <w:spacing w:after="0" w:line="240" w:lineRule="auto"/>
     </w:pPr>
+    <w:rPr>
+      <w:rFonts w:ascii="Arial" w:hAnsi="Arial"/>
+    </w:rPr>
     <w:tblPr>
       <w:tblStyleRowBandSize w:val="1"/>
       <w:tblStyleColBandSize w:val="1"/>
@@ -4541,6 +4782,9 @@
     <w:pPr>
       <w:spacing w:after="0" w:line="240" w:lineRule="auto"/>
     </w:pPr>
+    <w:rPr>
+      <w:rFonts w:ascii="Arial" w:hAnsi="Arial"/>
+    </w:rPr>
     <w:tblPr>
       <w:tblStyleRowBandSize w:val="1"/>
       <w:tblStyleColBandSize w:val="1"/>
@@ -4671,6 +4915,9 @@
     <w:pPr>
       <w:spacing w:after="0" w:line="240" w:lineRule="auto"/>
     </w:pPr>
+    <w:rPr>
+      <w:rFonts w:ascii="Arial" w:hAnsi="Arial"/>
+    </w:rPr>
     <w:tblPr>
       <w:tblStyleRowBandSize w:val="1"/>
       <w:tblStyleColBandSize w:val="1"/>
@@ -4801,6 +5048,9 @@
     <w:pPr>
       <w:spacing w:after="0" w:line="240" w:lineRule="auto"/>
     </w:pPr>
+    <w:rPr>
+      <w:rFonts w:ascii="Arial" w:hAnsi="Arial"/>
+    </w:rPr>
     <w:tblPr>
       <w:tblStyleRowBandSize w:val="1"/>
       <w:tblStyleColBandSize w:val="1"/>
@@ -4931,6 +5181,9 @@
     <w:pPr>
       <w:spacing w:after="0" w:line="240" w:lineRule="auto"/>
     </w:pPr>
+    <w:rPr>
+      <w:rFonts w:ascii="Arial" w:hAnsi="Arial"/>
+    </w:rPr>
     <w:tblPr>
       <w:tblStyleRowBandSize w:val="1"/>
       <w:tblStyleColBandSize w:val="1"/>
@@ -5037,6 +5290,9 @@
     <w:pPr>
       <w:spacing w:after="0" w:line="240" w:lineRule="auto"/>
     </w:pPr>
+    <w:rPr>
+      <w:rFonts w:ascii="Arial" w:hAnsi="Arial"/>
+    </w:rPr>
     <w:tblPr>
       <w:tblStyleRowBandSize w:val="1"/>
       <w:tblStyleColBandSize w:val="1"/>
@@ -5143,6 +5399,9 @@
     <w:pPr>
       <w:spacing w:after="0" w:line="240" w:lineRule="auto"/>
     </w:pPr>
+    <w:rPr>
+      <w:rFonts w:ascii="Arial" w:hAnsi="Arial"/>
+    </w:rPr>
     <w:tblPr>
       <w:tblStyleRowBandSize w:val="1"/>
       <w:tblStyleColBandSize w:val="1"/>
@@ -5249,6 +5508,9 @@
     <w:pPr>
       <w:spacing w:after="0" w:line="240" w:lineRule="auto"/>
     </w:pPr>
+    <w:rPr>
+      <w:rFonts w:ascii="Arial" w:hAnsi="Arial"/>
+    </w:rPr>
     <w:tblPr>
       <w:tblStyleRowBandSize w:val="1"/>
       <w:tblStyleColBandSize w:val="1"/>
@@ -5355,6 +5617,9 @@
     <w:pPr>
       <w:spacing w:after="0" w:line="240" w:lineRule="auto"/>
     </w:pPr>
+    <w:rPr>
+      <w:rFonts w:ascii="Arial" w:hAnsi="Arial"/>
+    </w:rPr>
     <w:tblPr>
       <w:tblStyleRowBandSize w:val="1"/>
       <w:tblStyleColBandSize w:val="1"/>
@@ -5461,6 +5726,9 @@
     <w:pPr>
       <w:spacing w:after="0" w:line="240" w:lineRule="auto"/>
     </w:pPr>
+    <w:rPr>
+      <w:rFonts w:ascii="Arial" w:hAnsi="Arial"/>
+    </w:rPr>
     <w:tblPr>
       <w:tblStyleRowBandSize w:val="1"/>
       <w:tblStyleColBandSize w:val="1"/>
@@ -5567,6 +5835,9 @@
     <w:pPr>
       <w:spacing w:after="0" w:line="240" w:lineRule="auto"/>
     </w:pPr>
+    <w:rPr>
+      <w:rFonts w:ascii="Arial" w:hAnsi="Arial"/>
+    </w:rPr>
     <w:tblPr>
       <w:tblStyleRowBandSize w:val="1"/>
       <w:tblStyleColBandSize w:val="1"/>
@@ -5673,6 +5944,9 @@
     <w:pPr>
       <w:spacing w:after="0" w:line="240" w:lineRule="auto"/>
     </w:pPr>
+    <w:rPr>
+      <w:rFonts w:ascii="Arial" w:hAnsi="Arial"/>
+    </w:rPr>
     <w:tblPr>
       <w:tblStyleRowBandSize w:val="1"/>
       <w:tblStyleColBandSize w:val="1"/>
@@ -5822,6 +6096,9 @@
     <w:pPr>
       <w:spacing w:after="0" w:line="240" w:lineRule="auto"/>
     </w:pPr>
+    <w:rPr>
+      <w:rFonts w:ascii="Arial" w:hAnsi="Arial"/>
+    </w:rPr>
     <w:tblPr>
       <w:tblStyleRowBandSize w:val="1"/>
       <w:tblStyleColBandSize w:val="1"/>
@@ -5971,6 +6248,9 @@
     <w:pPr>
       <w:spacing w:after="0" w:line="240" w:lineRule="auto"/>
     </w:pPr>
+    <w:rPr>
+      <w:rFonts w:ascii="Arial" w:hAnsi="Arial"/>
+    </w:rPr>
     <w:tblPr>
       <w:tblStyleRowBandSize w:val="1"/>
       <w:tblStyleColBandSize w:val="1"/>
@@ -6120,6 +6400,9 @@
     <w:pPr>
       <w:spacing w:after="0" w:line="240" w:lineRule="auto"/>
     </w:pPr>
+    <w:rPr>
+      <w:rFonts w:ascii="Arial" w:hAnsi="Arial"/>
+    </w:rPr>
     <w:tblPr>
       <w:tblStyleRowBandSize w:val="1"/>
       <w:tblStyleColBandSize w:val="1"/>
@@ -6269,6 +6552,9 @@
     <w:pPr>
       <w:spacing w:after="0" w:line="240" w:lineRule="auto"/>
     </w:pPr>
+    <w:rPr>
+      <w:rFonts w:ascii="Arial" w:hAnsi="Arial"/>
+    </w:rPr>
     <w:tblPr>
       <w:tblStyleRowBandSize w:val="1"/>
       <w:tblStyleColBandSize w:val="1"/>
@@ -6418,6 +6704,9 @@
     <w:pPr>
       <w:spacing w:after="0" w:line="240" w:lineRule="auto"/>
     </w:pPr>
+    <w:rPr>
+      <w:rFonts w:ascii="Arial" w:hAnsi="Arial"/>
+    </w:rPr>
     <w:tblPr>
       <w:tblStyleRowBandSize w:val="1"/>
       <w:tblStyleColBandSize w:val="1"/>
@@ -6567,6 +6856,9 @@
     <w:pPr>
       <w:spacing w:after="0" w:line="240" w:lineRule="auto"/>
     </w:pPr>
+    <w:rPr>
+      <w:rFonts w:ascii="Arial" w:hAnsi="Arial"/>
+    </w:rPr>
     <w:tblPr>
       <w:tblStyleRowBandSize w:val="1"/>
       <w:tblStyleColBandSize w:val="1"/>
@@ -6717,6 +7009,7 @@
       <w:spacing w:after="0" w:line="240" w:lineRule="auto"/>
     </w:pPr>
     <w:rPr>
+      <w:rFonts w:ascii="Arial" w:hAnsi="Arial"/>
       <w:color w:val="000000" w:themeColor="text1"/>
     </w:rPr>
     <w:tblPr>
@@ -6801,6 +7094,7 @@
       <w:spacing w:after="0" w:line="240" w:lineRule="auto"/>
     </w:pPr>
     <w:rPr>
+      <w:rFonts w:ascii="Arial" w:hAnsi="Arial"/>
       <w:color w:val="000000" w:themeColor="text1"/>
     </w:rPr>
     <w:tblPr>
@@ -6885,6 +7179,7 @@
       <w:spacing w:after="0" w:line="240" w:lineRule="auto"/>
     </w:pPr>
     <w:rPr>
+      <w:rFonts w:ascii="Arial" w:hAnsi="Arial"/>
       <w:color w:val="000000" w:themeColor="text1"/>
     </w:rPr>
     <w:tblPr>
@@ -6969,6 +7264,7 @@
       <w:spacing w:after="0" w:line="240" w:lineRule="auto"/>
     </w:pPr>
     <w:rPr>
+      <w:rFonts w:ascii="Arial" w:hAnsi="Arial"/>
       <w:color w:val="000000" w:themeColor="text1"/>
     </w:rPr>
     <w:tblPr>
@@ -7053,6 +7349,7 @@
       <w:spacing w:after="0" w:line="240" w:lineRule="auto"/>
     </w:pPr>
     <w:rPr>
+      <w:rFonts w:ascii="Arial" w:hAnsi="Arial"/>
       <w:color w:val="000000" w:themeColor="text1"/>
     </w:rPr>
     <w:tblPr>
@@ -7137,6 +7434,7 @@
       <w:spacing w:after="0" w:line="240" w:lineRule="auto"/>
     </w:pPr>
     <w:rPr>
+      <w:rFonts w:ascii="Arial" w:hAnsi="Arial"/>
       <w:color w:val="000000" w:themeColor="text1"/>
     </w:rPr>
     <w:tblPr>
@@ -7221,6 +7519,7 @@
       <w:spacing w:after="0" w:line="240" w:lineRule="auto"/>
     </w:pPr>
     <w:rPr>
+      <w:rFonts w:ascii="Arial" w:hAnsi="Arial"/>
       <w:color w:val="000000" w:themeColor="text1"/>
     </w:rPr>
     <w:tblPr>
@@ -7305,7 +7604,7 @@
       <w:spacing w:after="0" w:line="240" w:lineRule="auto"/>
     </w:pPr>
     <w:rPr>
-      <w:rFonts w:asciiTheme="majorHAnsi" w:eastAsiaTheme="majorEastAsia" w:hAnsiTheme="majorHAnsi" w:cstheme="majorBidi"/>
+      <w:rFonts w:asciiTheme="majorHAnsi" w:eastAsiaTheme="majorEastAsia" w:hAnsiTheme="majorHAnsi" w:cstheme="majorBidi" w:ascii="Arial" w:hAnsi="Arial"/>
       <w:color w:val="000000" w:themeColor="text1"/>
     </w:rPr>
     <w:tblPr>
@@ -7433,7 +7732,7 @@
       <w:spacing w:after="0" w:line="240" w:lineRule="auto"/>
     </w:pPr>
     <w:rPr>
-      <w:rFonts w:asciiTheme="majorHAnsi" w:eastAsiaTheme="majorEastAsia" w:hAnsiTheme="majorHAnsi" w:cstheme="majorBidi"/>
+      <w:rFonts w:asciiTheme="majorHAnsi" w:eastAsiaTheme="majorEastAsia" w:hAnsiTheme="majorHAnsi" w:cstheme="majorBidi" w:ascii="Arial" w:hAnsi="Arial"/>
       <w:color w:val="000000" w:themeColor="text1"/>
     </w:rPr>
     <w:tblPr>
@@ -7561,7 +7860,7 @@
       <w:spacing w:after="0" w:line="240" w:lineRule="auto"/>
     </w:pPr>
     <w:rPr>
-      <w:rFonts w:asciiTheme="majorHAnsi" w:eastAsiaTheme="majorEastAsia" w:hAnsiTheme="majorHAnsi" w:cstheme="majorBidi"/>
+      <w:rFonts w:asciiTheme="majorHAnsi" w:eastAsiaTheme="majorEastAsia" w:hAnsiTheme="majorHAnsi" w:cstheme="majorBidi" w:ascii="Arial" w:hAnsi="Arial"/>
       <w:color w:val="000000" w:themeColor="text1"/>
     </w:rPr>
     <w:tblPr>
@@ -7689,7 +7988,7 @@
       <w:spacing w:after="0" w:line="240" w:lineRule="auto"/>
     </w:pPr>
     <w:rPr>
-      <w:rFonts w:asciiTheme="majorHAnsi" w:eastAsiaTheme="majorEastAsia" w:hAnsiTheme="majorHAnsi" w:cstheme="majorBidi"/>
+      <w:rFonts w:asciiTheme="majorHAnsi" w:eastAsiaTheme="majorEastAsia" w:hAnsiTheme="majorHAnsi" w:cstheme="majorBidi" w:ascii="Arial" w:hAnsi="Arial"/>
       <w:color w:val="000000" w:themeColor="text1"/>
     </w:rPr>
     <w:tblPr>
@@ -7817,7 +8116,7 @@
       <w:spacing w:after="0" w:line="240" w:lineRule="auto"/>
     </w:pPr>
     <w:rPr>
-      <w:rFonts w:asciiTheme="majorHAnsi" w:eastAsiaTheme="majorEastAsia" w:hAnsiTheme="majorHAnsi" w:cstheme="majorBidi"/>
+      <w:rFonts w:asciiTheme="majorHAnsi" w:eastAsiaTheme="majorEastAsia" w:hAnsiTheme="majorHAnsi" w:cstheme="majorBidi" w:ascii="Arial" w:hAnsi="Arial"/>
       <w:color w:val="000000" w:themeColor="text1"/>
     </w:rPr>
     <w:tblPr>
@@ -7945,7 +8244,7 @@
       <w:spacing w:after="0" w:line="240" w:lineRule="auto"/>
     </w:pPr>
     <w:rPr>
-      <w:rFonts w:asciiTheme="majorHAnsi" w:eastAsiaTheme="majorEastAsia" w:hAnsiTheme="majorHAnsi" w:cstheme="majorBidi"/>
+      <w:rFonts w:asciiTheme="majorHAnsi" w:eastAsiaTheme="majorEastAsia" w:hAnsiTheme="majorHAnsi" w:cstheme="majorBidi" w:ascii="Arial" w:hAnsi="Arial"/>
       <w:color w:val="000000" w:themeColor="text1"/>
     </w:rPr>
     <w:tblPr>
@@ -8073,7 +8372,7 @@
       <w:spacing w:after="0" w:line="240" w:lineRule="auto"/>
     </w:pPr>
     <w:rPr>
-      <w:rFonts w:asciiTheme="majorHAnsi" w:eastAsiaTheme="majorEastAsia" w:hAnsiTheme="majorHAnsi" w:cstheme="majorBidi"/>
+      <w:rFonts w:asciiTheme="majorHAnsi" w:eastAsiaTheme="majorEastAsia" w:hAnsiTheme="majorHAnsi" w:cstheme="majorBidi" w:ascii="Arial" w:hAnsi="Arial"/>
       <w:color w:val="000000" w:themeColor="text1"/>
     </w:rPr>
     <w:tblPr>
@@ -8200,6 +8499,9 @@
     <w:pPr>
       <w:spacing w:after="0" w:line="240" w:lineRule="auto"/>
     </w:pPr>
+    <w:rPr>
+      <w:rFonts w:ascii="Arial" w:hAnsi="Arial"/>
+    </w:rPr>
     <w:tblPr>
       <w:tblStyleRowBandSize w:val="1"/>
       <w:tblStyleColBandSize w:val="1"/>
@@ -8273,6 +8575,9 @@
     <w:pPr>
       <w:spacing w:after="0" w:line="240" w:lineRule="auto"/>
     </w:pPr>
+    <w:rPr>
+      <w:rFonts w:ascii="Arial" w:hAnsi="Arial"/>
+    </w:rPr>
     <w:tblPr>
       <w:tblStyleRowBandSize w:val="1"/>
       <w:tblStyleColBandSize w:val="1"/>
@@ -8346,6 +8651,9 @@
     <w:pPr>
       <w:spacing w:after="0" w:line="240" w:lineRule="auto"/>
     </w:pPr>
+    <w:rPr>
+      <w:rFonts w:ascii="Arial" w:hAnsi="Arial"/>
+    </w:rPr>
     <w:tblPr>
       <w:tblStyleRowBandSize w:val="1"/>
       <w:tblStyleColBandSize w:val="1"/>
@@ -8419,6 +8727,9 @@
     <w:pPr>
       <w:spacing w:after="0" w:line="240" w:lineRule="auto"/>
     </w:pPr>
+    <w:rPr>
+      <w:rFonts w:ascii="Arial" w:hAnsi="Arial"/>
+    </w:rPr>
     <w:tblPr>
       <w:tblStyleRowBandSize w:val="1"/>
       <w:tblStyleColBandSize w:val="1"/>
@@ -8492,6 +8803,9 @@
     <w:pPr>
       <w:spacing w:after="0" w:line="240" w:lineRule="auto"/>
     </w:pPr>
+    <w:rPr>
+      <w:rFonts w:ascii="Arial" w:hAnsi="Arial"/>
+    </w:rPr>
     <w:tblPr>
       <w:tblStyleRowBandSize w:val="1"/>
       <w:tblStyleColBandSize w:val="1"/>
@@ -8565,6 +8879,9 @@
     <w:pPr>
       <w:spacing w:after="0" w:line="240" w:lineRule="auto"/>
     </w:pPr>
+    <w:rPr>
+      <w:rFonts w:ascii="Arial" w:hAnsi="Arial"/>
+    </w:rPr>
     <w:tblPr>
       <w:tblStyleRowBandSize w:val="1"/>
       <w:tblStyleColBandSize w:val="1"/>
@@ -8638,6 +8955,9 @@
     <w:pPr>
       <w:spacing w:after="0" w:line="240" w:lineRule="auto"/>
     </w:pPr>
+    <w:rPr>
+      <w:rFonts w:ascii="Arial" w:hAnsi="Arial"/>
+    </w:rPr>
     <w:tblPr>
       <w:tblStyleRowBandSize w:val="1"/>
       <w:tblStyleColBandSize w:val="1"/>
@@ -8712,7 +9032,7 @@
       <w:spacing w:after="0" w:line="240" w:lineRule="auto"/>
     </w:pPr>
     <w:rPr>
-      <w:rFonts w:asciiTheme="majorHAnsi" w:eastAsiaTheme="majorEastAsia" w:hAnsiTheme="majorHAnsi" w:cstheme="majorBidi"/>
+      <w:rFonts w:asciiTheme="majorHAnsi" w:eastAsiaTheme="majorEastAsia" w:hAnsiTheme="majorHAnsi" w:cstheme="majorBidi" w:ascii="Arial" w:hAnsi="Arial"/>
       <w:color w:val="000000" w:themeColor="text1"/>
     </w:rPr>
     <w:tblPr>
@@ -8837,7 +9157,7 @@
       <w:spacing w:after="0" w:line="240" w:lineRule="auto"/>
     </w:pPr>
     <w:rPr>
-      <w:rFonts w:asciiTheme="majorHAnsi" w:eastAsiaTheme="majorEastAsia" w:hAnsiTheme="majorHAnsi" w:cstheme="majorBidi"/>
+      <w:rFonts w:asciiTheme="majorHAnsi" w:eastAsiaTheme="majorEastAsia" w:hAnsiTheme="majorHAnsi" w:cstheme="majorBidi" w:ascii="Arial" w:hAnsi="Arial"/>
       <w:color w:val="000000" w:themeColor="text1"/>
     </w:rPr>
     <w:tblPr>
@@ -8962,7 +9282,7 @@
       <w:spacing w:after="0" w:line="240" w:lineRule="auto"/>
     </w:pPr>
     <w:rPr>
-      <w:rFonts w:asciiTheme="majorHAnsi" w:eastAsiaTheme="majorEastAsia" w:hAnsiTheme="majorHAnsi" w:cstheme="majorBidi"/>
+      <w:rFonts w:asciiTheme="majorHAnsi" w:eastAsiaTheme="majorEastAsia" w:hAnsiTheme="majorHAnsi" w:cstheme="majorBidi" w:ascii="Arial" w:hAnsi="Arial"/>
       <w:color w:val="000000" w:themeColor="text1"/>
     </w:rPr>
     <w:tblPr>
@@ -9087,7 +9407,7 @@
       <w:spacing w:after="0" w:line="240" w:lineRule="auto"/>
     </w:pPr>
     <w:rPr>
-      <w:rFonts w:asciiTheme="majorHAnsi" w:eastAsiaTheme="majorEastAsia" w:hAnsiTheme="majorHAnsi" w:cstheme="majorBidi"/>
+      <w:rFonts w:asciiTheme="majorHAnsi" w:eastAsiaTheme="majorEastAsia" w:hAnsiTheme="majorHAnsi" w:cstheme="majorBidi" w:ascii="Arial" w:hAnsi="Arial"/>
       <w:color w:val="000000" w:themeColor="text1"/>
     </w:rPr>
     <w:tblPr>
@@ -9212,7 +9532,7 @@
       <w:spacing w:after="0" w:line="240" w:lineRule="auto"/>
     </w:pPr>
     <w:rPr>
-      <w:rFonts w:asciiTheme="majorHAnsi" w:eastAsiaTheme="majorEastAsia" w:hAnsiTheme="majorHAnsi" w:cstheme="majorBidi"/>
+      <w:rFonts w:asciiTheme="majorHAnsi" w:eastAsiaTheme="majorEastAsia" w:hAnsiTheme="majorHAnsi" w:cstheme="majorBidi" w:ascii="Arial" w:hAnsi="Arial"/>
       <w:color w:val="000000" w:themeColor="text1"/>
     </w:rPr>
     <w:tblPr>
@@ -9337,7 +9657,7 @@
       <w:spacing w:after="0" w:line="240" w:lineRule="auto"/>
     </w:pPr>
     <w:rPr>
-      <w:rFonts w:asciiTheme="majorHAnsi" w:eastAsiaTheme="majorEastAsia" w:hAnsiTheme="majorHAnsi" w:cstheme="majorBidi"/>
+      <w:rFonts w:asciiTheme="majorHAnsi" w:eastAsiaTheme="majorEastAsia" w:hAnsiTheme="majorHAnsi" w:cstheme="majorBidi" w:ascii="Arial" w:hAnsi="Arial"/>
       <w:color w:val="000000" w:themeColor="text1"/>
     </w:rPr>
     <w:tblPr>
@@ -9462,7 +9782,7 @@
       <w:spacing w:after="0" w:line="240" w:lineRule="auto"/>
     </w:pPr>
     <w:rPr>
-      <w:rFonts w:asciiTheme="majorHAnsi" w:eastAsiaTheme="majorEastAsia" w:hAnsiTheme="majorHAnsi" w:cstheme="majorBidi"/>
+      <w:rFonts w:asciiTheme="majorHAnsi" w:eastAsiaTheme="majorEastAsia" w:hAnsiTheme="majorHAnsi" w:cstheme="majorBidi" w:ascii="Arial" w:hAnsi="Arial"/>
       <w:color w:val="000000" w:themeColor="text1"/>
     </w:rPr>
     <w:tblPr>
@@ -9586,6 +9906,9 @@
     <w:pPr>
       <w:spacing w:after="0" w:line="240" w:lineRule="auto"/>
     </w:pPr>
+    <w:rPr>
+      <w:rFonts w:ascii="Arial" w:hAnsi="Arial"/>
+    </w:rPr>
     <w:tblPr>
       <w:tblStyleRowBandSize w:val="1"/>
       <w:tblStyleColBandSize w:val="1"/>
@@ -9727,6 +10050,9 @@
     <w:pPr>
       <w:spacing w:after="0" w:line="240" w:lineRule="auto"/>
     </w:pPr>
+    <w:rPr>
+      <w:rFonts w:ascii="Arial" w:hAnsi="Arial"/>
+    </w:rPr>
     <w:tblPr>
       <w:tblStyleRowBandSize w:val="1"/>
       <w:tblStyleColBandSize w:val="1"/>
@@ -9868,6 +10194,9 @@
     <w:pPr>
       <w:spacing w:after="0" w:line="240" w:lineRule="auto"/>
     </w:pPr>
+    <w:rPr>
+      <w:rFonts w:ascii="Arial" w:hAnsi="Arial"/>
+    </w:rPr>
     <w:tblPr>
       <w:tblStyleRowBandSize w:val="1"/>
       <w:tblStyleColBandSize w:val="1"/>
@@ -10009,6 +10338,9 @@
     <w:pPr>
       <w:spacing w:after="0" w:line="240" w:lineRule="auto"/>
     </w:pPr>
+    <w:rPr>
+      <w:rFonts w:ascii="Arial" w:hAnsi="Arial"/>
+    </w:rPr>
     <w:tblPr>
       <w:tblStyleRowBandSize w:val="1"/>
       <w:tblStyleColBandSize w:val="1"/>
@@ -10150,6 +10482,9 @@
     <w:pPr>
       <w:spacing w:after="0" w:line="240" w:lineRule="auto"/>
     </w:pPr>
+    <w:rPr>
+      <w:rFonts w:ascii="Arial" w:hAnsi="Arial"/>
+    </w:rPr>
     <w:tblPr>
       <w:tblStyleRowBandSize w:val="1"/>
       <w:tblStyleColBandSize w:val="1"/>
@@ -10291,6 +10626,9 @@
     <w:pPr>
       <w:spacing w:after="0" w:line="240" w:lineRule="auto"/>
     </w:pPr>
+    <w:rPr>
+      <w:rFonts w:ascii="Arial" w:hAnsi="Arial"/>
+    </w:rPr>
     <w:tblPr>
       <w:tblStyleRowBandSize w:val="1"/>
       <w:tblStyleColBandSize w:val="1"/>
@@ -10432,6 +10770,9 @@
     <w:pPr>
       <w:spacing w:after="0" w:line="240" w:lineRule="auto"/>
     </w:pPr>
+    <w:rPr>
+      <w:rFonts w:ascii="Arial" w:hAnsi="Arial"/>
+    </w:rPr>
     <w:tblPr>
       <w:tblStyleRowBandSize w:val="1"/>
       <w:tblStyleColBandSize w:val="1"/>
@@ -10574,6 +10915,7 @@
       <w:spacing w:after="0" w:line="240" w:lineRule="auto"/>
     </w:pPr>
     <w:rPr>
+      <w:rFonts w:ascii="Arial" w:hAnsi="Arial"/>
       <w:color w:val="FFFFFF" w:themeColor="background1"/>
     </w:rPr>
     <w:tblPr>
@@ -10688,6 +11030,7 @@
       <w:spacing w:after="0" w:line="240" w:lineRule="auto"/>
     </w:pPr>
     <w:rPr>
+      <w:rFonts w:ascii="Arial" w:hAnsi="Arial"/>
       <w:color w:val="FFFFFF" w:themeColor="background1"/>
     </w:rPr>
     <w:tblPr>
@@ -10802,6 +11145,7 @@
       <w:spacing w:after="0" w:line="240" w:lineRule="auto"/>
     </w:pPr>
     <w:rPr>
+      <w:rFonts w:ascii="Arial" w:hAnsi="Arial"/>
       <w:color w:val="FFFFFF" w:themeColor="background1"/>
     </w:rPr>
     <w:tblPr>
@@ -10916,6 +11260,7 @@
       <w:spacing w:after="0" w:line="240" w:lineRule="auto"/>
     </w:pPr>
     <w:rPr>
+      <w:rFonts w:ascii="Arial" w:hAnsi="Arial"/>
       <w:color w:val="FFFFFF" w:themeColor="background1"/>
     </w:rPr>
     <w:tblPr>
@@ -11030,6 +11375,7 @@
       <w:spacing w:after="0" w:line="240" w:lineRule="auto"/>
     </w:pPr>
     <w:rPr>
+      <w:rFonts w:ascii="Arial" w:hAnsi="Arial"/>
       <w:color w:val="FFFFFF" w:themeColor="background1"/>
     </w:rPr>
     <w:tblPr>
@@ -11144,6 +11490,7 @@
       <w:spacing w:after="0" w:line="240" w:lineRule="auto"/>
     </w:pPr>
     <w:rPr>
+      <w:rFonts w:ascii="Arial" w:hAnsi="Arial"/>
       <w:color w:val="FFFFFF" w:themeColor="background1"/>
     </w:rPr>
     <w:tblPr>
@@ -11258,6 +11605,7 @@
       <w:spacing w:after="0" w:line="240" w:lineRule="auto"/>
     </w:pPr>
     <w:rPr>
+      <w:rFonts w:ascii="Arial" w:hAnsi="Arial"/>
       <w:color w:val="FFFFFF" w:themeColor="background1"/>
     </w:rPr>
     <w:tblPr>
@@ -11372,6 +11720,7 @@
       <w:spacing w:after="0" w:line="240" w:lineRule="auto"/>
     </w:pPr>
     <w:rPr>
+      <w:rFonts w:ascii="Arial" w:hAnsi="Arial"/>
       <w:color w:val="000000" w:themeColor="text1"/>
     </w:rPr>
     <w:tblPr>
@@ -11494,6 +11843,7 @@
       <w:spacing w:after="0" w:line="240" w:lineRule="auto"/>
     </w:pPr>
     <w:rPr>
+      <w:rFonts w:ascii="Arial" w:hAnsi="Arial"/>
       <w:color w:val="000000" w:themeColor="text1"/>
     </w:rPr>
     <w:tblPr>
@@ -11616,6 +11966,7 @@
       <w:spacing w:after="0" w:line="240" w:lineRule="auto"/>
     </w:pPr>
     <w:rPr>
+      <w:rFonts w:ascii="Arial" w:hAnsi="Arial"/>
       <w:color w:val="000000" w:themeColor="text1"/>
     </w:rPr>
     <w:tblPr>
@@ -11738,6 +12089,7 @@
       <w:spacing w:after="0" w:line="240" w:lineRule="auto"/>
     </w:pPr>
     <w:rPr>
+      <w:rFonts w:ascii="Arial" w:hAnsi="Arial"/>
       <w:color w:val="000000" w:themeColor="text1"/>
     </w:rPr>
     <w:tblPr>
@@ -11850,6 +12202,7 @@
       <w:spacing w:after="0" w:line="240" w:lineRule="auto"/>
     </w:pPr>
     <w:rPr>
+      <w:rFonts w:ascii="Arial" w:hAnsi="Arial"/>
       <w:color w:val="000000" w:themeColor="text1"/>
     </w:rPr>
     <w:tblPr>
@@ -11972,6 +12325,7 @@
       <w:spacing w:after="0" w:line="240" w:lineRule="auto"/>
     </w:pPr>
     <w:rPr>
+      <w:rFonts w:ascii="Arial" w:hAnsi="Arial"/>
       <w:color w:val="000000" w:themeColor="text1"/>
     </w:rPr>
     <w:tblPr>
@@ -12094,6 +12448,7 @@
       <w:spacing w:after="0" w:line="240" w:lineRule="auto"/>
     </w:pPr>
     <w:rPr>
+      <w:rFonts w:ascii="Arial" w:hAnsi="Arial"/>
       <w:color w:val="000000" w:themeColor="text1"/>
     </w:rPr>
     <w:tblPr>
@@ -12216,6 +12571,7 @@
       <w:spacing w:after="0" w:line="240" w:lineRule="auto"/>
     </w:pPr>
     <w:rPr>
+      <w:rFonts w:ascii="Arial" w:hAnsi="Arial"/>
       <w:color w:val="000000" w:themeColor="text1"/>
     </w:rPr>
     <w:tblPr>
@@ -12302,6 +12658,7 @@
       <w:spacing w:after="0" w:line="240" w:lineRule="auto"/>
     </w:pPr>
     <w:rPr>
+      <w:rFonts w:ascii="Arial" w:hAnsi="Arial"/>
       <w:color w:val="000000" w:themeColor="text1"/>
     </w:rPr>
     <w:tblPr>
@@ -12388,6 +12745,7 @@
       <w:spacing w:after="0" w:line="240" w:lineRule="auto"/>
     </w:pPr>
     <w:rPr>
+      <w:rFonts w:ascii="Arial" w:hAnsi="Arial"/>
       <w:color w:val="000000" w:themeColor="text1"/>
     </w:rPr>
     <w:tblPr>
@@ -12474,6 +12832,7 @@
       <w:spacing w:after="0" w:line="240" w:lineRule="auto"/>
     </w:pPr>
     <w:rPr>
+      <w:rFonts w:ascii="Arial" w:hAnsi="Arial"/>
       <w:color w:val="000000" w:themeColor="text1"/>
     </w:rPr>
     <w:tblPr>
@@ -12560,6 +12919,7 @@
       <w:spacing w:after="0" w:line="240" w:lineRule="auto"/>
     </w:pPr>
     <w:rPr>
+      <w:rFonts w:ascii="Arial" w:hAnsi="Arial"/>
       <w:color w:val="000000" w:themeColor="text1"/>
     </w:rPr>
     <w:tblPr>
@@ -12646,6 +13006,7 @@
       <w:spacing w:after="0" w:line="240" w:lineRule="auto"/>
     </w:pPr>
     <w:rPr>
+      <w:rFonts w:ascii="Arial" w:hAnsi="Arial"/>
       <w:color w:val="000000" w:themeColor="text1"/>
     </w:rPr>
     <w:tblPr>
@@ -12732,6 +13093,7 @@
       <w:spacing w:after="0" w:line="240" w:lineRule="auto"/>
     </w:pPr>
     <w:rPr>
+      <w:rFonts w:ascii="Arial" w:hAnsi="Arial"/>
       <w:color w:val="000000" w:themeColor="text1"/>
     </w:rPr>
     <w:tblPr>
@@ -12818,6 +13180,7 @@
       <w:spacing w:after="0" w:line="240" w:lineRule="auto"/>
     </w:pPr>
     <w:rPr>
+      <w:rFonts w:ascii="Arial" w:hAnsi="Arial"/>
       <w:color w:val="000000" w:themeColor="text1"/>
     </w:rPr>
     <w:tblPr>
@@ -12898,6 +13261,7 @@
       <w:spacing w:after="0" w:line="240" w:lineRule="auto"/>
     </w:pPr>
     <w:rPr>
+      <w:rFonts w:ascii="Arial" w:hAnsi="Arial"/>
       <w:color w:val="000000" w:themeColor="text1"/>
     </w:rPr>
     <w:tblPr>
@@ -12978,6 +13342,7 @@
       <w:spacing w:after="0" w:line="240" w:lineRule="auto"/>
     </w:pPr>
     <w:rPr>
+      <w:rFonts w:ascii="Arial" w:hAnsi="Arial"/>
       <w:color w:val="000000" w:themeColor="text1"/>
     </w:rPr>
     <w:tblPr>
@@ -13058,6 +13423,7 @@
       <w:spacing w:after="0" w:line="240" w:lineRule="auto"/>
     </w:pPr>
     <w:rPr>
+      <w:rFonts w:ascii="Arial" w:hAnsi="Arial"/>
       <w:color w:val="000000" w:themeColor="text1"/>
     </w:rPr>
     <w:tblPr>
@@ -13138,6 +13504,7 @@
       <w:spacing w:after="0" w:line="240" w:lineRule="auto"/>
     </w:pPr>
     <w:rPr>
+      <w:rFonts w:ascii="Arial" w:hAnsi="Arial"/>
       <w:color w:val="000000" w:themeColor="text1"/>
     </w:rPr>
     <w:tblPr>
@@ -13218,6 +13585,7 @@
       <w:spacing w:after="0" w:line="240" w:lineRule="auto"/>
     </w:pPr>
     <w:rPr>
+      <w:rFonts w:ascii="Arial" w:hAnsi="Arial"/>
       <w:color w:val="000000" w:themeColor="text1"/>
     </w:rPr>
     <w:tblPr>
@@ -13298,6 +13666,7 @@
       <w:spacing w:after="0" w:line="240" w:lineRule="auto"/>
     </w:pPr>
     <w:rPr>
+      <w:rFonts w:ascii="Arial" w:hAnsi="Arial"/>
       <w:color w:val="000000" w:themeColor="text1"/>
     </w:rPr>
     <w:tblPr>
